--- a/shell_company_fraud_in_lineOfCredit/CapstoneProject-ShellCompanyFraud.docx
+++ b/shell_company_fraud_in_lineOfCredit/CapstoneProject-ShellCompanyFraud.docx
@@ -39,7 +39,6 @@
         </w:rPr>
         <w:t xml:space="preserve">tone </w:t>
       </w:r>
-      <w:proofErr w:type="gramStart"/>
       <w:r>
         <w:rPr>
           <w:b/>
@@ -47,9 +46,8 @@
           <w:sz w:val="32"/>
           <w:szCs w:val="32"/>
         </w:rPr>
-        <w:t>Project :</w:t>
-      </w:r>
-      <w:proofErr w:type="gramEnd"/>
+        <w:t>Project:</w:t>
+      </w:r>
     </w:p>
     <w:p>
       <w:pPr>
@@ -78,7 +76,7 @@
           <w:sz w:val="32"/>
           <w:szCs w:val="32"/>
         </w:rPr>
-        <w:t>### Project Title</w:t>
+        <w:t>Fraud Detection for Shell Companies in Line of Credit Applications</w:t>
       </w:r>
     </w:p>
     <w:p>
@@ -88,7 +86,6 @@
           <w:bCs/>
           <w:sz w:val="32"/>
           <w:szCs w:val="32"/>
-          <w:u w:val="single"/>
         </w:rPr>
       </w:pPr>
       <w:r>
@@ -97,10 +94,67 @@
           <w:bCs/>
           <w:sz w:val="32"/>
           <w:szCs w:val="32"/>
-          <w:highlight w:val="yellow"/>
-          <w:u w:val="single"/>
-        </w:rPr>
-        <w:t>Fraud Detection for Shell Companies in Line of Credit Applications</w:t>
+        </w:rPr>
+        <w:t>Executive summary</w:t>
+      </w:r>
+    </w:p>
+    <w:p>
+      <w:pPr>
+        <w:rPr>
+          <w:sz w:val="24"/>
+          <w:szCs w:val="24"/>
+        </w:rPr>
+      </w:pPr>
+      <w:r>
+        <w:rPr>
+          <w:b/>
+          <w:bCs/>
+          <w:sz w:val="24"/>
+          <w:szCs w:val="24"/>
+        </w:rPr>
+        <w:t>Project o</w:t>
+      </w:r>
+      <w:r>
+        <w:rPr>
+          <w:b/>
+          <w:bCs/>
+          <w:sz w:val="24"/>
+          <w:szCs w:val="24"/>
+        </w:rPr>
+        <w:t>verview</w:t>
+      </w:r>
+      <w:r>
+        <w:rPr>
+          <w:b/>
+          <w:bCs/>
+          <w:sz w:val="24"/>
+          <w:szCs w:val="24"/>
+        </w:rPr>
+        <w:t xml:space="preserve"> and </w:t>
+      </w:r>
+      <w:r>
+        <w:rPr>
+          <w:b/>
+          <w:bCs/>
+          <w:sz w:val="24"/>
+          <w:szCs w:val="24"/>
+        </w:rPr>
+        <w:t xml:space="preserve">goals: </w:t>
+      </w:r>
+    </w:p>
+    <w:p>
+      <w:r>
+        <w:t>Our company provides credit programs aimed at assisting small and medium-sized businesses (SMBs) in managing their cash flow through lines of credit. This service enables businesses to pay their bills even when immediate funds are unavailable, offering them flexibility and convenience.</w:t>
+      </w:r>
+    </w:p>
+    <w:p>
+      <w:r>
+        <w:t>Typically, businesses are assessed based on their financial health, cash flow, and payment history to determine eligibility and credit limits. Once approved, they can use this credit to pay vendors directly through our platform, with repayment terms that are usually flexible. Through our line of credit offerings, we help SMBs streamline their financial operations.</w:t>
+      </w:r>
+    </w:p>
+    <w:p>
+      <w:r>
+        <w:t>However, lines of credit can be vulnerable to various types of fraud, particularly "Shell Company Fraud." This fraudulent scheme involves creating fictitious businesses or utilizing real businesses with minimal operations to secure credit or loans without any intention of repayment. We aim to implement a scoring mechanism to detect potential shell company fraud in these applications.</w:t>
       </w:r>
     </w:p>
     <w:p>
@@ -119,7 +173,78 @@
           <w:sz w:val="32"/>
           <w:szCs w:val="32"/>
         </w:rPr>
-        <w:t>#### Executive summary</w:t>
+        <w:t>Rationale</w:t>
+      </w:r>
+    </w:p>
+    <w:p>
+      <w:r>
+        <w:rPr>
+          <w:b/>
+          <w:bCs/>
+        </w:rPr>
+        <w:t>Brand Impact:</w:t>
+      </w:r>
+      <w:r>
+        <w:br/>
+        <w:t>If we fail to address shell company fraud, it could lead to significant financial losses, </w:t>
+      </w:r>
+      <w:r>
+        <w:br/>
+        <w:t>damaged relationships with legitimate SMB clients, and reputational harm. </w:t>
+      </w:r>
+      <w:r>
+        <w:br/>
+        <w:t>Fraudulent entities not only drain resources but also erode the trust that legitimate businesses place in our credit services.</w:t>
+      </w:r>
+    </w:p>
+    <w:p>
+      <w:r>
+        <w:rPr>
+          <w:b/>
+          <w:bCs/>
+        </w:rPr>
+        <w:t>Business Impact:</w:t>
+      </w:r>
+      <w:r>
+        <w:br/>
+        <w:t>This analysis provides actionable intelligence to strengthen fraud prevention mechanisms. By accurately identifying potential shell companies, </w:t>
+      </w:r>
+      <w:r>
+        <w:br/>
+        <w:t>we can:</w:t>
+      </w:r>
+      <w:r>
+        <w:br/>
+        <w:t>1. Protect the company’s financial health by minimizing defaulted loans.</w:t>
+      </w:r>
+      <w:r>
+        <w:br/>
+        <w:t>2. Enhance customer trust and retention by focusing resources on serving legitimate SMBs.</w:t>
+      </w:r>
+      <w:r>
+        <w:br/>
+        <w:t>3. Optimize manual review efforts by automating initial risk assessments, saving time and reducing operational costs.</w:t>
+      </w:r>
+    </w:p>
+    <w:p>
+      <w:r>
+        <w:rPr>
+          <w:b/>
+          <w:bCs/>
+        </w:rPr>
+        <w:t>Overall Importance:</w:t>
+      </w:r>
+      <w:r>
+        <w:br/>
+        <w:t>Shell company fraud undermines the integrity of financial systems. </w:t>
+      </w:r>
+      <w:r>
+        <w:br/>
+        <w:t>Detecting and preventing it contributes to a fairer and more sustainable credit market for SMBs, allowing genuine businesses to thrive. </w:t>
+      </w:r>
+      <w:r>
+        <w:br/>
+        <w:t>This aligns with our mission to empower SMBs while safeguarding the company and the broader economy from fraudulent activities.</w:t>
       </w:r>
     </w:p>
     <w:p>
@@ -131,16 +256,23 @@
           <w:szCs w:val="32"/>
         </w:rPr>
       </w:pPr>
-    </w:p>
-    <w:p>
-      <w:pPr>
+      <w:r>
         <w:rPr>
           <w:b/>
           <w:bCs/>
           <w:sz w:val="32"/>
           <w:szCs w:val="32"/>
         </w:rPr>
-      </w:pPr>
+        <w:lastRenderedPageBreak/>
+        <w:t>Research Question</w:t>
+      </w:r>
+    </w:p>
+    <w:p>
+      <w:r>
+        <w:t>How can we create a predictive model to identify and prevent shell company fraud in SMB line-of-credit applications, reducing credit losses and mitigating fraud-related risks</w:t>
+      </w:r>
+    </w:p>
+    <w:p>
       <w:r>
         <w:rPr>
           <w:b/>
@@ -148,103 +280,97 @@
           <w:sz w:val="32"/>
           <w:szCs w:val="32"/>
         </w:rPr>
-        <w:t>#### Rationale</w:t>
-      </w:r>
-    </w:p>
-    <w:p>
-      <w:r>
-        <w:rPr>
-          <w:b/>
-          <w:bCs/>
-        </w:rPr>
-        <w:t>Brand Impact:</w:t>
-      </w:r>
-      <w:r>
-        <w:br/>
-        <w:t>If we fail to address shell company fraud, it could lead to significant financial losses, </w:t>
-      </w:r>
-      <w:r>
-        <w:br/>
-        <w:t>damaged relationships with legitimate SMB clients, and reputational harm. </w:t>
-      </w:r>
-      <w:r>
-        <w:br/>
-        <w:t>Fraudulent entities not only drain resources but also erode the trust that legitimate businesses place in our credit services.</w:t>
-      </w:r>
-    </w:p>
-    <w:p>
-      <w:r>
-        <w:rPr>
-          <w:b/>
-          <w:bCs/>
-        </w:rPr>
-        <w:t>Business Impact:</w:t>
-      </w:r>
-      <w:r>
-        <w:br/>
-        <w:t>This analysis provides actionable intelligence to strengthen fraud prevention mechanisms. By accurately identifying potential shell companies, </w:t>
-      </w:r>
-      <w:r>
-        <w:br/>
-        <w:t>we can:</w:t>
-      </w:r>
-      <w:r>
-        <w:br/>
-        <w:t>1. Protect the company’s financial health by minimizing defaulted loans.</w:t>
-      </w:r>
-      <w:r>
-        <w:br/>
-        <w:t>2. Enhance customer trust and retention by focusing resources on serving legitimate SMBs.</w:t>
-      </w:r>
-      <w:r>
-        <w:br/>
-        <w:t>3. Optimize manual review efforts by automating initial risk assessments, saving time and reducing operational costs.</w:t>
-      </w:r>
-    </w:p>
-    <w:p>
-      <w:r>
-        <w:rPr>
-          <w:b/>
-          <w:bCs/>
-        </w:rPr>
-        <w:t>Overall Importance:</w:t>
-      </w:r>
-      <w:r>
-        <w:br/>
-        <w:t>Shell company fraud undermines the integrity of financial systems. </w:t>
-      </w:r>
-      <w:r>
-        <w:br/>
-        <w:t>Detecting and preventing it contributes to a fairer and more sustainable credit market for SMBs, allowing genuine businesses to thrive. </w:t>
-      </w:r>
-      <w:r>
-        <w:br/>
-        <w:t>This aligns with our mission to empower SMBs while safeguarding the company and the broader economy from fraudulent activities.</w:t>
-      </w:r>
-    </w:p>
-    <w:p>
-      <w:pPr>
+        <w:t xml:space="preserve">High Level </w:t>
+      </w:r>
+      <w:r>
         <w:rPr>
           <w:b/>
           <w:bCs/>
           <w:sz w:val="32"/>
           <w:szCs w:val="32"/>
         </w:rPr>
-      </w:pPr>
-      <w:r>
+        <w:t>Methodology</w:t>
+      </w:r>
+    </w:p>
+    <w:p>
+      <w:pPr>
+        <w:numPr>
+          <w:ilvl w:val="0"/>
+          <w:numId w:val="7"/>
+        </w:numPr>
+      </w:pPr>
+      <w:r>
+        <w:rPr>
+          <w:b/>
+          <w:bCs/>
+        </w:rPr>
+        <w:t>Unsupervised Learning techniques</w:t>
+      </w:r>
+      <w:r>
+        <w:t> like Clustering can be used for identifying patterns and anomalies and uncover potential fraudulent behavior in data related to shell company fraud. We can group similar applications or companies together in a cluster using </w:t>
+      </w:r>
+      <w:r>
+        <w:rPr>
+          <w:b/>
+          <w:bCs/>
+        </w:rPr>
+        <w:t>K-mean or DBSCAN t</w:t>
+      </w:r>
+      <w:r>
+        <w:t>o segment companies on characteristics such as revenue, credit amount requested, or age. Outliers can be flagged for further investigation. We can also create cluster for legitimate businesses while flagging shell companies as outliers.</w:t>
+      </w:r>
+    </w:p>
+    <w:p>
+      <w:pPr>
+        <w:numPr>
+          <w:ilvl w:val="0"/>
+          <w:numId w:val="7"/>
+        </w:numPr>
+      </w:pPr>
+      <w:r>
+        <w:t>We can use </w:t>
+      </w:r>
+      <w:r>
+        <w:rPr>
+          <w:b/>
+          <w:bCs/>
+        </w:rPr>
+        <w:t>PCA technique for dimensionality reduction</w:t>
+      </w:r>
+      <w:r>
+        <w:t> considering various data aspect we have identified. This makes it easier to visualize patterns, identify clusters of potential shell companies, and enhance the performance of subsequent predictive models. PCA acts as a preprocessing step that can significantly improve the detection of fraudulent activities in credit applications. We can use PCA results as input feature for predictive models below.</w:t>
+      </w:r>
+    </w:p>
+    <w:p>
+      <w:pPr>
+        <w:numPr>
+          <w:ilvl w:val="0"/>
+          <w:numId w:val="7"/>
+        </w:numPr>
+      </w:pPr>
+      <w:r>
+        <w:t xml:space="preserve">We can use </w:t>
+      </w:r>
+      <w:r>
+        <w:rPr>
+          <w:b/>
+          <w:bCs/>
+        </w:rPr>
+        <w:t>Classification model like Logistic Regression, Decision Tree, SVM, K-Nearest Neighbor</w:t>
+      </w:r>
+      <w:r>
+        <w:t xml:space="preserve">. </w:t>
+      </w:r>
+    </w:p>
+    <w:p>
+      <w:pPr>
         <w:rPr>
           <w:b/>
           <w:bCs/>
           <w:sz w:val="32"/>
           <w:szCs w:val="32"/>
         </w:rPr>
-        <w:t>#### Research Question</w:t>
-      </w:r>
-    </w:p>
-    <w:p>
-      <w:r>
-        <w:t>How can we create a predictive model to identify and prevent shell company fraud in SMB line-of-credit applications, reducing credit losses and mitigating fraud-related risks</w:t>
-      </w:r>
+      </w:pPr>
     </w:p>
     <w:p>
       <w:pPr>
@@ -262,12 +388,28 @@
           <w:sz w:val="32"/>
           <w:szCs w:val="32"/>
         </w:rPr>
-        <w:t>#### Data Sources</w:t>
-      </w:r>
-    </w:p>
-    <w:p>
-      <w:r>
-        <w:t>Data sources: </w:t>
+        <w:t>Data</w:t>
+      </w:r>
+      <w:r>
+        <w:rPr>
+          <w:b/>
+          <w:bCs/>
+          <w:sz w:val="32"/>
+          <w:szCs w:val="32"/>
+        </w:rPr>
+        <w:t> Set details:</w:t>
+      </w:r>
+    </w:p>
+    <w:p>
+      <w:r>
+        <w:rPr>
+          <w:b/>
+          <w:bCs/>
+        </w:rPr>
+        <w:t xml:space="preserve">Data Set details: </w:t>
+      </w:r>
+      <w:r>
+        <w:t> </w:t>
       </w:r>
       <w:hyperlink r:id="rId6" w:anchor="Data-Exploration" w:tgtFrame="_blank" w:history="1">
         <w:r>
@@ -278,488 +420,56 @@
         </w:r>
       </w:hyperlink>
       <w:r>
-        <w:t>,</w:t>
-      </w:r>
-      <w:r>
-        <w:rPr>
-          <w:b/>
-          <w:bCs/>
-          <w:sz w:val="32"/>
-          <w:szCs w:val="32"/>
-        </w:rPr>
+        <w:t xml:space="preserve"> And generated some of the columns utilizing the existing from the table. We have renamed some of the columns for better readability.</w:t>
+      </w:r>
+      <w:r>
+        <w:t xml:space="preserve"> Like </w:t>
+      </w:r>
+      <w:proofErr w:type="spellStart"/>
+      <w:r>
+        <w:t>MIS_Status</w:t>
+      </w:r>
+      <w:proofErr w:type="spellEnd"/>
+      <w:r>
+        <w:t xml:space="preserve"> was changed </w:t>
+      </w:r>
+      <w:proofErr w:type="gramStart"/>
+      <w:r>
+        <w:t xml:space="preserve">to  </w:t>
+      </w:r>
+      <w:r>
+        <w:t>Fraud</w:t>
+      </w:r>
+      <w:proofErr w:type="gramEnd"/>
+      <w:r>
+        <w:t>/Shell company Fraud</w:t>
+      </w:r>
+      <w:r>
+        <w:t> </w:t>
+      </w:r>
+      <w:r>
+        <w:t>.</w:t>
+      </w:r>
+      <w:r>
         <w:t xml:space="preserve"> </w:t>
       </w:r>
-      <w:r>
-        <w:t>some of the data need to synthetically generate as well as pulled from my organizations test environment.</w:t>
-      </w:r>
-    </w:p>
-    <w:p>
-      <w:pPr>
-        <w:rPr>
-          <w:b/>
-          <w:bCs/>
-          <w:sz w:val="32"/>
-          <w:szCs w:val="32"/>
-        </w:rPr>
-      </w:pPr>
-      <w:r>
-        <w:rPr>
-          <w:b/>
-          <w:bCs/>
-          <w:sz w:val="32"/>
-          <w:szCs w:val="32"/>
-        </w:rPr>
-        <w:lastRenderedPageBreak/>
-        <w:t>#### Methodology</w:t>
-      </w:r>
-    </w:p>
-    <w:p>
-      <w:pPr>
-        <w:numPr>
-          <w:ilvl w:val="0"/>
-          <w:numId w:val="7"/>
-        </w:numPr>
-      </w:pPr>
-      <w:r>
-        <w:rPr>
-          <w:b/>
-          <w:bCs/>
-        </w:rPr>
-        <w:t>Unsupervised Learning techniques</w:t>
-      </w:r>
-      <w:r>
-        <w:t> like Clustering can be used for identifying patterns and anomalies and uncover potential fraudulent behavior in data related to shell company fraud. We can group similar applications or companies together in a cluster using </w:t>
-      </w:r>
-      <w:r>
-        <w:rPr>
-          <w:b/>
-          <w:bCs/>
-        </w:rPr>
-        <w:t>K-mean or DBSCAN t</w:t>
-      </w:r>
-      <w:r>
-        <w:t>o segment companies on characteristics such as revenue, credit amount requested, or age. Outliers can be flagged for further investigation. We can also create cluster for legitimate businesses while flagging shell companies as outliers.</w:t>
-      </w:r>
-    </w:p>
-    <w:p>
-      <w:pPr>
-        <w:numPr>
-          <w:ilvl w:val="0"/>
-          <w:numId w:val="7"/>
-        </w:numPr>
-      </w:pPr>
-      <w:r>
-        <w:t>We can use </w:t>
-      </w:r>
-      <w:r>
-        <w:rPr>
-          <w:b/>
-          <w:bCs/>
-        </w:rPr>
-        <w:t>PCA technique for dimensionality reduction</w:t>
-      </w:r>
-      <w:r>
-        <w:t> considering various data aspect we have identified. This makes it easier to visualize patterns, identify clusters of potential shell companies, and enhance the performance of subsequent predictive models. PCA acts as a preprocessing step that can significantly improve the detection of fraudulent activities in credit applications. We can use PCA results as input feature for predictive models below.</w:t>
-      </w:r>
-    </w:p>
-    <w:p>
-      <w:pPr>
-        <w:numPr>
-          <w:ilvl w:val="0"/>
-          <w:numId w:val="7"/>
-        </w:numPr>
-      </w:pPr>
-      <w:r>
-        <w:t xml:space="preserve">We can use </w:t>
-      </w:r>
-      <w:r>
-        <w:rPr>
-          <w:b/>
-          <w:bCs/>
-        </w:rPr>
-        <w:t>Classification model like Logistic Regression, Decision Tree, SVM, K-Nearest Neighbor</w:t>
-      </w:r>
-      <w:r>
-        <w:t xml:space="preserve">. </w:t>
-      </w:r>
-    </w:p>
-    <w:p>
-      <w:pPr>
-        <w:rPr>
-          <w:b/>
-          <w:bCs/>
-          <w:sz w:val="32"/>
-          <w:szCs w:val="32"/>
-        </w:rPr>
-      </w:pPr>
-    </w:p>
-    <w:p>
-      <w:pPr>
-        <w:rPr>
-          <w:b/>
-          <w:bCs/>
-          <w:sz w:val="32"/>
-          <w:szCs w:val="32"/>
-        </w:rPr>
-      </w:pPr>
-      <w:r>
-        <w:rPr>
-          <w:b/>
-          <w:bCs/>
-          <w:sz w:val="32"/>
-          <w:szCs w:val="32"/>
-        </w:rPr>
-        <w:t>#### Results</w:t>
-      </w:r>
-    </w:p>
-    <w:p>
-      <w:pPr>
-        <w:rPr>
-          <w:b/>
-          <w:bCs/>
-          <w:sz w:val="32"/>
-          <w:szCs w:val="32"/>
-        </w:rPr>
-      </w:pPr>
-      <w:r>
-        <w:rPr>
-          <w:b/>
-          <w:bCs/>
-          <w:sz w:val="32"/>
-          <w:szCs w:val="32"/>
-        </w:rPr>
-        <w:t>What did your research find?</w:t>
-      </w:r>
-    </w:p>
-    <w:p>
-      <w:pPr>
-        <w:rPr>
-          <w:b/>
-          <w:bCs/>
-          <w:sz w:val="32"/>
-          <w:szCs w:val="32"/>
-        </w:rPr>
-      </w:pPr>
-    </w:p>
-    <w:p>
-      <w:pPr>
-        <w:rPr>
-          <w:b/>
-          <w:bCs/>
-          <w:sz w:val="32"/>
-          <w:szCs w:val="32"/>
-        </w:rPr>
-      </w:pPr>
-      <w:r>
-        <w:rPr>
-          <w:b/>
-          <w:bCs/>
-          <w:sz w:val="32"/>
-          <w:szCs w:val="32"/>
-        </w:rPr>
-        <w:t>#### Next steps</w:t>
-      </w:r>
-    </w:p>
-    <w:p>
-      <w:pPr>
-        <w:rPr>
-          <w:b/>
-          <w:bCs/>
-          <w:sz w:val="32"/>
-          <w:szCs w:val="32"/>
-        </w:rPr>
-      </w:pPr>
-      <w:r>
-        <w:rPr>
-          <w:b/>
-          <w:bCs/>
-          <w:sz w:val="32"/>
-          <w:szCs w:val="32"/>
-        </w:rPr>
-        <w:t>What suggestions do you have for next steps?</w:t>
-      </w:r>
-    </w:p>
-    <w:p>
-      <w:pPr>
-        <w:rPr>
-          <w:b/>
-          <w:bCs/>
-          <w:sz w:val="32"/>
-          <w:szCs w:val="32"/>
-        </w:rPr>
-      </w:pPr>
-    </w:p>
-    <w:p>
-      <w:pPr>
-        <w:rPr>
-          <w:b/>
-          <w:bCs/>
-          <w:sz w:val="32"/>
-          <w:szCs w:val="32"/>
-        </w:rPr>
-      </w:pPr>
-      <w:r>
-        <w:rPr>
-          <w:b/>
-          <w:bCs/>
-          <w:sz w:val="32"/>
-          <w:szCs w:val="32"/>
-        </w:rPr>
-        <w:t>#### Outline of project</w:t>
-      </w:r>
-    </w:p>
-    <w:p>
-      <w:pPr>
-        <w:rPr>
-          <w:b/>
-          <w:bCs/>
-          <w:sz w:val="32"/>
-          <w:szCs w:val="32"/>
-        </w:rPr>
-      </w:pPr>
-    </w:p>
-    <w:p>
-      <w:pPr>
-        <w:rPr>
-          <w:b/>
-          <w:bCs/>
-          <w:sz w:val="32"/>
-          <w:szCs w:val="32"/>
-        </w:rPr>
-      </w:pPr>
-      <w:r>
-        <w:rPr>
-          <w:b/>
-          <w:bCs/>
-          <w:sz w:val="32"/>
-          <w:szCs w:val="32"/>
-        </w:rPr>
-        <w:t xml:space="preserve">- [Link to notebook </w:t>
-      </w:r>
-      <w:proofErr w:type="gramStart"/>
-      <w:r>
-        <w:rPr>
-          <w:b/>
-          <w:bCs/>
-          <w:sz w:val="32"/>
-          <w:szCs w:val="32"/>
-        </w:rPr>
-        <w:t>1](</w:t>
-      </w:r>
-      <w:proofErr w:type="gramEnd"/>
-      <w:r>
-        <w:rPr>
-          <w:b/>
-          <w:bCs/>
-          <w:sz w:val="32"/>
-          <w:szCs w:val="32"/>
-        </w:rPr>
-        <w:t>)</w:t>
-      </w:r>
-    </w:p>
-    <w:p>
-      <w:pPr>
-        <w:rPr>
-          <w:b/>
-          <w:bCs/>
-          <w:sz w:val="32"/>
-          <w:szCs w:val="32"/>
-        </w:rPr>
-      </w:pPr>
-      <w:r>
-        <w:rPr>
-          <w:b/>
-          <w:bCs/>
-          <w:sz w:val="32"/>
-          <w:szCs w:val="32"/>
-        </w:rPr>
-        <w:t xml:space="preserve">- [Link to notebook </w:t>
-      </w:r>
-      <w:proofErr w:type="gramStart"/>
-      <w:r>
-        <w:rPr>
-          <w:b/>
-          <w:bCs/>
-          <w:sz w:val="32"/>
-          <w:szCs w:val="32"/>
-        </w:rPr>
-        <w:t>2](</w:t>
-      </w:r>
-      <w:proofErr w:type="gramEnd"/>
-      <w:r>
-        <w:rPr>
-          <w:b/>
-          <w:bCs/>
-          <w:sz w:val="32"/>
-          <w:szCs w:val="32"/>
-        </w:rPr>
-        <w:t>)</w:t>
-      </w:r>
-    </w:p>
-    <w:p>
-      <w:pPr>
-        <w:rPr>
-          <w:b/>
-          <w:bCs/>
-          <w:sz w:val="32"/>
-          <w:szCs w:val="32"/>
-        </w:rPr>
-      </w:pPr>
-      <w:r>
-        <w:rPr>
-          <w:b/>
-          <w:bCs/>
-          <w:sz w:val="32"/>
-          <w:szCs w:val="32"/>
-        </w:rPr>
-        <w:t xml:space="preserve">- [Link to notebook </w:t>
-      </w:r>
-      <w:proofErr w:type="gramStart"/>
-      <w:r>
-        <w:rPr>
-          <w:b/>
-          <w:bCs/>
-          <w:sz w:val="32"/>
-          <w:szCs w:val="32"/>
-        </w:rPr>
-        <w:t>3](</w:t>
-      </w:r>
-      <w:proofErr w:type="gramEnd"/>
-      <w:r>
-        <w:rPr>
-          <w:b/>
-          <w:bCs/>
-          <w:sz w:val="32"/>
-          <w:szCs w:val="32"/>
-        </w:rPr>
-        <w:t>)</w:t>
-      </w:r>
-    </w:p>
-    <w:p>
-      <w:pPr>
-        <w:rPr>
-          <w:b/>
-          <w:bCs/>
-          <w:sz w:val="32"/>
-          <w:szCs w:val="32"/>
-        </w:rPr>
-      </w:pPr>
-    </w:p>
-    <w:p>
-      <w:pPr>
-        <w:rPr>
-          <w:b/>
-          <w:bCs/>
-          <w:sz w:val="32"/>
-          <w:szCs w:val="32"/>
-        </w:rPr>
-      </w:pPr>
-      <w:r>
-        <w:rPr>
-          <w:b/>
-          <w:bCs/>
-          <w:sz w:val="32"/>
-          <w:szCs w:val="32"/>
-        </w:rPr>
-        <w:t>##### Contact and Further Information</w:t>
-      </w:r>
-    </w:p>
-    <w:p>
-      <w:pPr>
-        <w:jc w:val="center"/>
-        <w:rPr>
-          <w:b/>
-          <w:bCs/>
-          <w:sz w:val="32"/>
-          <w:szCs w:val="32"/>
-        </w:rPr>
-      </w:pPr>
-      <w:r>
-        <w:rPr>
-          <w:b/>
-          <w:bCs/>
-          <w:sz w:val="32"/>
-          <w:szCs w:val="32"/>
-        </w:rPr>
-        <w:lastRenderedPageBreak/>
-        <w:t xml:space="preserve">Project Summary </w:t>
-      </w:r>
-    </w:p>
-    <w:p>
-      <w:pPr>
-        <w:rPr>
-          <w:b/>
-          <w:bCs/>
-          <w:sz w:val="32"/>
-          <w:szCs w:val="32"/>
-          <w:u w:val="single"/>
-        </w:rPr>
-      </w:pPr>
-      <w:r>
-        <w:rPr>
-          <w:b/>
-          <w:bCs/>
-          <w:sz w:val="32"/>
-          <w:szCs w:val="32"/>
-          <w:highlight w:val="yellow"/>
-          <w:u w:val="single"/>
-        </w:rPr>
-        <w:t>Fraud Detection for Shell Companies in Line of Credit Applications</w:t>
-      </w:r>
-    </w:p>
-    <w:p>
-      <w:pPr>
-        <w:rPr>
-          <w:sz w:val="24"/>
-          <w:szCs w:val="24"/>
-        </w:rPr>
-      </w:pPr>
-      <w:r>
-        <w:rPr>
-          <w:b/>
-          <w:bCs/>
-          <w:sz w:val="24"/>
-          <w:szCs w:val="24"/>
-        </w:rPr>
-        <w:t>Overview:</w:t>
-      </w:r>
-    </w:p>
-    <w:p>
-      <w:r>
-        <w:t>Our company provides credit programs aimed at assisting small and medium-sized businesses (SMBs) in managing their cash flow through lines of credit. This service enables businesses to pay their bills even when immediate funds are unavailable, offering them flexibility and convenience.</w:t>
-      </w:r>
-    </w:p>
-    <w:p>
-      <w:r>
-        <w:t>Typically, businesses are assessed based on their financial health, cash flow, and payment history to determine eligibility and credit limits. Once approved, they can use this credit to pay vendors directly through our platform, with repayment terms that are usually flexible. Through our line of credit offerings, we help SMBs streamline their financial operations.</w:t>
-      </w:r>
-    </w:p>
-    <w:p>
-      <w:r>
-        <w:t>However, lines of credit can be vulnerable to various types of fraud, particularly "Shell Company Fraud." This fraudulent scheme involves creating fictitious businesses or utilizing real businesses with minimal operations to secure credit or loans without any intention of repayment. We aim to implement a scoring mechanism to detect potential shell company fraud in these applications.</w:t>
-      </w:r>
-    </w:p>
-    <w:p>
-      <w:r>
-        <w:rPr>
-          <w:b/>
-          <w:bCs/>
-        </w:rPr>
-        <w:t xml:space="preserve">Data Set details: </w:t>
-      </w:r>
-      <w:r>
-        <w:t> </w:t>
-      </w:r>
-      <w:hyperlink r:id="rId7" w:anchor="Data-Exploration" w:tgtFrame="_blank" w:history="1">
-        <w:r>
-          <w:rPr>
-            <w:rStyle w:val="Hyperlink"/>
-          </w:rPr>
-          <w:t>https://www.kaggle.com/code/kevinm6720/sba-loan-approval-analysis#Data-Exploration Links to an external site.</w:t>
-        </w:r>
-      </w:hyperlink>
-      <w:r>
-        <w:t xml:space="preserve"> And generated some of the columns utilizing the existing from the table. We have renamed some of the columns for better readability.</w:t>
+      <w:proofErr w:type="spellStart"/>
+      <w:r>
+        <w:t>DisbursementGross</w:t>
+      </w:r>
+      <w:proofErr w:type="spellEnd"/>
+      <w:r>
+        <w:t xml:space="preserve"> (referred as Credit Requested).</w:t>
+      </w:r>
+      <w:r>
+        <w:rPr>
+          <w:b/>
+          <w:bCs/>
+        </w:rPr>
+        <w:t xml:space="preserve"> </w:t>
+      </w:r>
+      <w:r>
+        <w:t>I have also use synthetic way to generate certain other columns which are normally used for decisioning in Credit line business. The notebook for generating these synthetic columns is also added.  Ideal way is to integrate with vendors like Experian/TransUnion as well as LexisNexis who can provide this information.</w:t>
       </w:r>
     </w:p>
     <w:p>
@@ -901,10 +611,7 @@
         <w:t xml:space="preserve">: </w:t>
       </w:r>
       <w:r>
-        <w:t xml:space="preserve">Borrower </w:t>
-      </w:r>
-      <w:r>
-        <w:t>State</w:t>
+        <w:t>Borrower State</w:t>
       </w:r>
     </w:p>
     <w:p>
@@ -1020,14 +727,7 @@
           <w:b/>
           <w:bCs/>
         </w:rPr>
-        <w:t xml:space="preserve"> </w:t>
-      </w:r>
-      <w:r>
-        <w:rPr>
-          <w:b/>
-          <w:bCs/>
-        </w:rPr>
-        <w:t>(Categorial)</w:t>
+        <w:t xml:space="preserve"> (Categorial)</w:t>
       </w:r>
       <w:r>
         <w:rPr>
@@ -1067,10 +767,7 @@
         <w:t>ApprovalDate</w:t>
       </w:r>
       <w:r>
-        <w:t xml:space="preserve">: </w:t>
-      </w:r>
-      <w:r>
-        <w:t>Date SBA commitment issued</w:t>
+        <w:t>: Date SBA commitment issued</w:t>
       </w:r>
       <w:r>
         <w:t xml:space="preserve"> - INT</w:t>
@@ -1159,6 +856,7 @@
           <w:b/>
           <w:bCs/>
         </w:rPr>
+        <w:lastRenderedPageBreak/>
         <w:t>NoEmp</w:t>
       </w:r>
       <w:r>
@@ -1216,19 +914,7 @@
         <w:t xml:space="preserve"> </w:t>
       </w:r>
       <w:r>
-        <w:t xml:space="preserve">1 </w:t>
-      </w:r>
-      <w:r>
-        <w:t>=</w:t>
-      </w:r>
-      <w:r>
-        <w:t xml:space="preserve"> Existing business, 2 </w:t>
-      </w:r>
-      <w:r>
-        <w:t xml:space="preserve">= </w:t>
-      </w:r>
-      <w:r>
-        <w:t>New business</w:t>
+        <w:t>1 = Existing business, 2 = New business</w:t>
       </w:r>
       <w:r>
         <w:t xml:space="preserve"> - INT</w:t>
@@ -1344,13 +1030,7 @@
         <w:t xml:space="preserve"> </w:t>
       </w:r>
       <w:r>
-        <w:t xml:space="preserve">Franchise code, (00000 or 00001) </w:t>
-      </w:r>
-      <w:r>
-        <w:t>=</w:t>
-      </w:r>
-      <w:r>
-        <w:t xml:space="preserve"> No franchise</w:t>
+        <w:t>Franchise code, (00000 or 00001) = No franchise</w:t>
       </w:r>
       <w:r>
         <w:t>- INT</w:t>
@@ -1376,14 +1056,7 @@
           <w:b/>
           <w:bCs/>
         </w:rPr>
-        <w:t xml:space="preserve"> </w:t>
-      </w:r>
-      <w:r>
-        <w:rPr>
-          <w:b/>
-          <w:bCs/>
-        </w:rPr>
-        <w:t>(Categorial)</w:t>
+        <w:t xml:space="preserve"> (Categorial)</w:t>
       </w:r>
       <w:r>
         <w:rPr>
@@ -1393,25 +1066,7 @@
         <w:t xml:space="preserve">: </w:t>
       </w:r>
       <w:r>
-        <w:t xml:space="preserve">1 </w:t>
-      </w:r>
-      <w:r>
-        <w:t>=</w:t>
-      </w:r>
-      <w:r>
-        <w:t xml:space="preserve"> Urban, 2 </w:t>
-      </w:r>
-      <w:r>
-        <w:t>=</w:t>
-      </w:r>
-      <w:r>
-        <w:t xml:space="preserve"> rural, 0 </w:t>
-      </w:r>
-      <w:r>
-        <w:t>=</w:t>
-      </w:r>
-      <w:r>
-        <w:t xml:space="preserve"> undefined</w:t>
+        <w:t>1 = Urban, 2 = rural, 0 = undefined</w:t>
       </w:r>
       <w:r>
         <w:t xml:space="preserve"> -</w:t>
@@ -1532,10 +1187,7 @@
         <w:t xml:space="preserve">s: </w:t>
       </w:r>
       <w:r>
-        <w:t>Amount disbursed</w:t>
-      </w:r>
-      <w:r>
-        <w:t>/Requested</w:t>
+        <w:t>Amount disbursed/Requested</w:t>
       </w:r>
       <w:r>
         <w:t xml:space="preserve"> - FLOAT</w:t>
@@ -1561,10 +1213,7 @@
         <w:t>BalanceGross</w:t>
       </w:r>
       <w:r>
-        <w:t xml:space="preserve">: </w:t>
-      </w:r>
-      <w:r>
-        <w:t>Gross amount outstanding</w:t>
+        <w:t>: Gross amount outstanding</w:t>
       </w:r>
       <w:r>
         <w:t xml:space="preserve"> - FLOAT</w:t>
@@ -1587,7 +1236,6 @@
           <w:b/>
           <w:bCs/>
         </w:rPr>
-        <w:lastRenderedPageBreak/>
         <w:t>RevLineCr</w:t>
       </w:r>
       <w:r>
@@ -1595,14 +1243,7 @@
           <w:b/>
           <w:bCs/>
         </w:rPr>
-        <w:t xml:space="preserve"> </w:t>
-      </w:r>
-      <w:r>
-        <w:rPr>
-          <w:b/>
-          <w:bCs/>
-        </w:rPr>
-        <w:t>(Categorial)</w:t>
+        <w:t xml:space="preserve"> (Categorial)</w:t>
       </w:r>
       <w:r>
         <w:rPr>
@@ -1639,20 +1280,10 @@
           <w:b/>
           <w:bCs/>
         </w:rPr>
-        <w:t xml:space="preserve"> </w:t>
-      </w:r>
-      <w:r>
-        <w:rPr>
-          <w:b/>
-          <w:bCs/>
-        </w:rPr>
-        <w:t>(Categorial)</w:t>
-      </w:r>
-      <w:r>
-        <w:t xml:space="preserve">: </w:t>
-      </w:r>
-      <w:r>
-        <w:t>LowDoc Loan Program: Y D Yes, N D No</w:t>
+        <w:t xml:space="preserve"> (Categorial)</w:t>
+      </w:r>
+      <w:r>
+        <w:t>: LowDoc Loan Program: Y D Yes, N D No</w:t>
       </w:r>
     </w:p>
     <w:p>
@@ -1679,32 +1310,16 @@
           <w:b/>
           <w:bCs/>
         </w:rPr>
-        <w:t xml:space="preserve"> </w:t>
-      </w:r>
-      <w:r>
-        <w:rPr>
-          <w:b/>
-          <w:bCs/>
-        </w:rPr>
-        <w:t>(Categorial)</w:t>
-      </w:r>
-      <w:r>
-        <w:t xml:space="preserve">: = </w:t>
-      </w:r>
-      <w:r>
-        <w:t xml:space="preserve">1 if loan is </w:t>
+        <w:t xml:space="preserve"> (Categorial)</w:t>
+      </w:r>
+      <w:r>
+        <w:t xml:space="preserve">: = 1 if loan is </w:t>
       </w:r>
       <w:r>
         <w:t>BACKED</w:t>
       </w:r>
       <w:r>
-        <w:t xml:space="preserve"> by real estate, </w:t>
-      </w:r>
-      <w:r>
-        <w:t xml:space="preserve">= </w:t>
-      </w:r>
-      <w:r>
-        <w:t xml:space="preserve">0 </w:t>
+        <w:t xml:space="preserve"> by real estate, = 0 </w:t>
       </w:r>
       <w:r>
         <w:t>NOT BACKED</w:t>
@@ -1730,14 +1345,7 @@
           <w:b/>
           <w:bCs/>
         </w:rPr>
-        <w:t xml:space="preserve"> </w:t>
-      </w:r>
-      <w:r>
-        <w:rPr>
-          <w:b/>
-          <w:bCs/>
-        </w:rPr>
-        <w:t>(Categorial)</w:t>
+        <w:t xml:space="preserve"> (Categorial)</w:t>
       </w:r>
       <w:r>
         <w:rPr>
@@ -1770,14 +1378,7 @@
           <w:b/>
           <w:bCs/>
         </w:rPr>
-        <w:t xml:space="preserve"> </w:t>
-      </w:r>
-      <w:r>
-        <w:rPr>
-          <w:b/>
-          <w:bCs/>
-        </w:rPr>
-        <w:t>(Categorial)</w:t>
+        <w:t xml:space="preserve"> (Categorial)</w:t>
       </w:r>
       <w:r>
         <w:rPr>
@@ -2015,14 +1616,7 @@
           <w:b/>
           <w:bCs/>
         </w:rPr>
-        <w:t xml:space="preserve"> </w:t>
-      </w:r>
-      <w:r>
-        <w:rPr>
-          <w:b/>
-          <w:bCs/>
-        </w:rPr>
-        <w:t>(Categorial)</w:t>
+        <w:t xml:space="preserve"> (Categorial)</w:t>
       </w:r>
       <w:r>
         <w:rPr>
@@ -2053,10 +1647,7 @@
         <w:t>,</w:t>
       </w:r>
       <w:r>
-        <w:t xml:space="preserve"> </w:t>
-      </w:r>
-      <w:r>
-        <w:t>Sporadic</w:t>
+        <w:t xml:space="preserve"> Sporadic</w:t>
       </w:r>
       <w:r>
         <w:t>, NONE</w:t>
@@ -2146,14 +1737,7 @@
           <w:b/>
           <w:bCs/>
         </w:rPr>
-        <w:t xml:space="preserve"> </w:t>
-      </w:r>
-      <w:r>
-        <w:rPr>
-          <w:b/>
-          <w:bCs/>
-        </w:rPr>
-        <w:t>(Categorial)</w:t>
+        <w:t xml:space="preserve"> (Categorial)</w:t>
       </w:r>
       <w:r>
         <w:rPr>
@@ -2196,14 +1780,7 @@
           <w:b/>
           <w:bCs/>
         </w:rPr>
-        <w:t xml:space="preserve"> </w:t>
-      </w:r>
-      <w:r>
-        <w:rPr>
-          <w:b/>
-          <w:bCs/>
-        </w:rPr>
-        <w:t>(Categorial)</w:t>
+        <w:t xml:space="preserve"> (Categorial)</w:t>
       </w:r>
       <w:r>
         <w:rPr>
@@ -2249,14 +1826,7 @@
           <w:b/>
           <w:bCs/>
         </w:rPr>
-        <w:t>State (</w:t>
-      </w:r>
-      <w:r>
-        <w:rPr>
-          <w:b/>
-          <w:bCs/>
-        </w:rPr>
-        <w:t>Categorial)</w:t>
+        <w:t>State (Categorial)</w:t>
       </w:r>
       <w:r>
         <w:rPr>
@@ -2371,21 +1941,7 @@
           <w:b/>
           <w:bCs/>
         </w:rPr>
-        <w:t xml:space="preserve"> </w:t>
-      </w:r>
-      <w:r>
-        <w:rPr>
-          <w:b/>
-          <w:bCs/>
-        </w:rPr>
-        <w:t>(Categorial)</w:t>
-      </w:r>
-      <w:r>
-        <w:rPr>
-          <w:b/>
-          <w:bCs/>
-        </w:rPr>
-        <w:t xml:space="preserve"> – STABLE, UNSTABLE</w:t>
+        <w:t xml:space="preserve"> (Categorial) – STABLE, UNSTABLE</w:t>
       </w:r>
     </w:p>
     <w:p>
@@ -2408,14 +1964,7 @@
           <w:b/>
           <w:bCs/>
         </w:rPr>
-        <w:t>(Categorial)</w:t>
-      </w:r>
-      <w:r>
-        <w:rPr>
-          <w:b/>
-          <w:bCs/>
-        </w:rPr>
-        <w:t xml:space="preserve"> – YES or NO</w:t>
+        <w:t>(Categorial) – YES or NO</w:t>
       </w:r>
     </w:p>
     <w:p>
@@ -2462,14 +2011,7 @@
           <w:b/>
           <w:bCs/>
         </w:rPr>
-        <w:t>(Categorial)</w:t>
-      </w:r>
-      <w:r>
-        <w:rPr>
-          <w:b/>
-          <w:bCs/>
-        </w:rPr>
-        <w:t xml:space="preserve"> – PIF (PAID IN FULL) or CHGOFF (CHARGED OFF) </w:t>
+        <w:t xml:space="preserve">(Categorial) – PIF (PAID IN FULL) or CHGOFF (CHARGED OFF) </w:t>
       </w:r>
     </w:p>
     <w:p>
@@ -2535,6 +2077,7 @@
         </w:numPr>
       </w:pPr>
       <w:r>
+        <w:lastRenderedPageBreak/>
         <w:t xml:space="preserve">Check for </w:t>
       </w:r>
       <w:proofErr w:type="spellStart"/>
@@ -2696,16 +2239,21 @@
         <w:t xml:space="preserve"> </w:t>
       </w:r>
       <w:r>
-        <w:t>LoanNr_ChkDgt','ChgOffDate','ApprovalDate','ApprovalFY','DisbursementDate', 'Fraud Trend Ove</w:t>
-      </w:r>
-      <w:r>
-        <w:t>r</w:t>
-      </w:r>
-      <w:r>
-        <w:t xml:space="preserve"> Time, Name, City, Bank, BalanceGross, </w:t>
+        <w:t>LoanNr_ChkDgt','ChgOffDate','ApprovalDate','ApprovalFY','DisbursementDate', 'Fraud Trend Over</w:t>
+      </w:r>
+      <w:r>
+        <w:t xml:space="preserve"> Time, Name, City, Bank, </w:t>
       </w:r>
       <w:proofErr w:type="spellStart"/>
       <w:r>
+        <w:t>BalanceGross</w:t>
+      </w:r>
+      <w:proofErr w:type="spellEnd"/>
+      <w:r>
+        <w:t xml:space="preserve">, </w:t>
+      </w:r>
+      <w:proofErr w:type="spellStart"/>
+      <w:r>
         <w:t>ChgOffPrinGr</w:t>
       </w:r>
       <w:proofErr w:type="spellEnd"/>
@@ -2726,13 +2274,21 @@
       </w:r>
       <w:proofErr w:type="spellEnd"/>
       <w:r>
-        <w:t>, Frequence_of_apps</w:t>
-      </w:r>
+        <w:t xml:space="preserve">, </w:t>
+      </w:r>
+      <w:proofErr w:type="spellStart"/>
+      <w:r>
+        <w:t>Frequence_of_apps</w:t>
+      </w:r>
+      <w:proofErr w:type="spellEnd"/>
       <w:r>
         <w:t xml:space="preserve"> </w:t>
       </w:r>
       <w:r>
-        <w:t>due to same value for all record, post application values, duplicate column</w:t>
+        <w:t>due to same value for all record, post application values, duplicate colum</w:t>
+      </w:r>
+      <w:r>
+        <w:t xml:space="preserve">n, not very relevant for model buildout. We can also use RFE/PCA to do elimination unwanted features. </w:t>
       </w:r>
     </w:p>
     <w:p>
@@ -2776,7 +2332,6 @@
         </w:numPr>
       </w:pPr>
       <w:r>
-        <w:lastRenderedPageBreak/>
         <w:t xml:space="preserve">Histogram </w:t>
       </w:r>
       <w:r>
@@ -2852,19 +2407,7 @@
         </w:numPr>
       </w:pPr>
       <w:r>
-        <w:t>Scatter plot (To understand distribution and relationship with target variable) – DisbursementGross (Credit Request) vs Annual Revenue, DisbursementGross (Credit Requested) vs NAICS, DisbursementGross</w:t>
-      </w:r>
-      <w:r>
-        <w:t xml:space="preserve"> (Credit Request)</w:t>
-      </w:r>
-      <w:r>
-        <w:t xml:space="preserve"> vs NoEmp, </w:t>
-      </w:r>
-      <w:r>
-        <w:t>DisbursementGross (Credit Request)</w:t>
-      </w:r>
-      <w:r>
-        <w:t xml:space="preserve"> vs Term along with Shell Company fraud</w:t>
+        <w:t>Scatter plot (To understand distribution and relationship with target variable) – DisbursementGross (Credit Request) vs Annual Revenue, DisbursementGross (Credit Requested) vs NAICS, DisbursementGross (Credit Request) vs NoEmp, DisbursementGross (Credit Request) vs Term along with Shell Company fraud</w:t>
       </w:r>
     </w:p>
     <w:p>
@@ -2889,8 +2432,8 @@
         </w:rPr>
         <w:drawing>
           <wp:inline distT="0" distB="0" distL="0" distR="0" wp14:anchorId="40FBB68D" wp14:editId="13970A87">
-            <wp:extent cx="3857625" cy="2136245"/>
-            <wp:effectExtent l="0" t="0" r="0" b="0"/>
+            <wp:extent cx="5676900" cy="2755265"/>
+            <wp:effectExtent l="0" t="0" r="0" b="6985"/>
             <wp:docPr id="679817012" name="Picture 2"/>
             <wp:cNvGraphicFramePr>
               <a:graphicFrameLocks xmlns:a="http://schemas.openxmlformats.org/drawingml/2006/main" noChangeAspect="1"/>
@@ -2905,7 +2448,7 @@
                     </pic:cNvPicPr>
                   </pic:nvPicPr>
                   <pic:blipFill>
-                    <a:blip r:embed="rId8" cstate="print">
+                    <a:blip r:embed="rId7" cstate="print">
                       <a:extLst>
                         <a:ext uri="{28A0092B-C50C-407E-A947-70E740481C1C}">
                           <a14:useLocalDpi xmlns:a14="http://schemas.microsoft.com/office/drawing/2010/main" val="0"/>
@@ -2920,7 +2463,7 @@
                   <pic:spPr bwMode="auto">
                     <a:xfrm>
                       <a:off x="0" y="0"/>
-                      <a:ext cx="3871628" cy="2143999"/>
+                      <a:ext cx="5697786" cy="2765402"/>
                     </a:xfrm>
                     <a:prstGeom prst="rect">
                       <a:avLst/>
@@ -2940,21 +2483,49 @@
     <w:p>
       <w:pPr>
         <w:pStyle w:val="ListParagraph"/>
+        <w:rPr>
+          <w:b/>
+          <w:bCs/>
+        </w:rPr>
       </w:pPr>
     </w:p>
     <w:p>
       <w:pPr>
         <w:pStyle w:val="ListParagraph"/>
       </w:pPr>
+      <w:r>
+        <w:rPr>
+          <w:b/>
+          <w:bCs/>
+        </w:rPr>
+        <w:t>Interpretation:</w:t>
+      </w:r>
+      <w:r>
+        <w:t xml:space="preserve"> This graph indicated which fields has most missing value. </w:t>
+      </w:r>
+      <w:proofErr w:type="spellStart"/>
+      <w:r>
+        <w:t>ChgOffDate</w:t>
+      </w:r>
+      <w:proofErr w:type="spellEnd"/>
+      <w:r>
+        <w:t xml:space="preserve"> has most missing percentage about ~89%. </w:t>
+      </w:r>
     </w:p>
     <w:p>
       <w:pPr>
         <w:pStyle w:val="ListParagraph"/>
       </w:pPr>
+    </w:p>
+    <w:p>
+      <w:pPr>
+        <w:pStyle w:val="ListParagraph"/>
+      </w:pPr>
       <w:r>
         <w:rPr>
           <w:noProof/>
         </w:rPr>
+        <w:lastRenderedPageBreak/>
         <w:drawing>
           <wp:inline distT="0" distB="0" distL="0" distR="0">
             <wp:extent cx="5943600" cy="2524125"/>
@@ -2973,7 +2544,7 @@
                     </pic:cNvPicPr>
                   </pic:nvPicPr>
                   <pic:blipFill>
-                    <a:blip r:embed="rId9">
+                    <a:blip r:embed="rId8">
                       <a:extLst>
                         <a:ext uri="{28A0092B-C50C-407E-A947-70E740481C1C}">
                           <a14:useLocalDpi xmlns:a14="http://schemas.microsoft.com/office/drawing/2010/main" val="0"/>
@@ -3013,12 +2584,212 @@
     <w:p>
       <w:pPr>
         <w:pStyle w:val="ListParagraph"/>
+        <w:rPr>
+          <w:b/>
+          <w:bCs/>
+        </w:rPr>
+      </w:pPr>
+      <w:r>
+        <w:rPr>
+          <w:b/>
+          <w:bCs/>
+        </w:rPr>
+        <w:t>Interpretation:</w:t>
+      </w:r>
+      <w:r>
+        <w:rPr>
+          <w:b/>
+          <w:bCs/>
+        </w:rPr>
+        <w:t xml:space="preserve"> </w:t>
+      </w:r>
+    </w:p>
+    <w:p>
+      <w:pPr>
+        <w:pStyle w:val="ListParagraph"/>
+        <w:numPr>
+          <w:ilvl w:val="1"/>
+          <w:numId w:val="6"/>
+        </w:numPr>
+      </w:pPr>
+      <w:r>
+        <w:rPr>
+          <w:b/>
+          <w:bCs/>
+        </w:rPr>
+        <w:t xml:space="preserve">Annual Revenue </w:t>
+      </w:r>
+      <w:r>
+        <w:t xml:space="preserve">- </w:t>
+      </w:r>
+      <w:r>
+        <w:t xml:space="preserve">Highly right-skewed distribution → Most businesses have low revenue, with a few having very high revenue. </w:t>
+      </w:r>
+      <w:r>
+        <w:t xml:space="preserve"> </w:t>
+      </w:r>
+      <w:r>
+        <w:t>Large values could be outliers or belong to a small number of high-revenue firms.</w:t>
+      </w:r>
+    </w:p>
+    <w:p>
+      <w:pPr>
+        <w:pStyle w:val="ListParagraph"/>
+        <w:numPr>
+          <w:ilvl w:val="1"/>
+          <w:numId w:val="6"/>
+        </w:numPr>
+        <w:rPr>
+          <w:b/>
+          <w:bCs/>
+        </w:rPr>
+      </w:pPr>
+      <w:r>
+        <w:t xml:space="preserve">Loan Term: </w:t>
+      </w:r>
+      <w:r>
+        <w:t xml:space="preserve">The distribution has multiple peaks, indicating </w:t>
+      </w:r>
+      <w:r>
+        <w:rPr>
+          <w:b/>
+          <w:bCs/>
+        </w:rPr>
+        <w:t>common loan durations</w:t>
+      </w:r>
+      <w:r>
+        <w:t xml:space="preserve"> (e.g., </w:t>
+      </w:r>
+      <w:r>
+        <w:rPr>
+          <w:b/>
+          <w:bCs/>
+        </w:rPr>
+        <w:t>100, 200, 300 months</w:t>
+      </w:r>
+      <w:r>
+        <w:t>)</w:t>
+      </w:r>
+      <w:r>
+        <w:t xml:space="preserve">. </w:t>
+      </w:r>
+      <w:r>
+        <w:t xml:space="preserve">Suggests loan term policies might be </w:t>
+      </w:r>
+      <w:r>
+        <w:rPr>
+          <w:b/>
+          <w:bCs/>
+        </w:rPr>
+        <w:t>standardized into specific ranges</w:t>
+      </w:r>
+      <w:r>
+        <w:t>.</w:t>
+      </w:r>
+    </w:p>
+    <w:p>
+      <w:pPr>
+        <w:pStyle w:val="ListParagraph"/>
+        <w:numPr>
+          <w:ilvl w:val="1"/>
+          <w:numId w:val="6"/>
+        </w:numPr>
+      </w:pPr>
+      <w:r>
+        <w:rPr>
+          <w:b/>
+          <w:bCs/>
+        </w:rPr>
+        <w:t xml:space="preserve">Credit Request: </w:t>
+      </w:r>
+      <w:r>
+        <w:t>Also</w:t>
+      </w:r>
+      <w:r>
+        <w:t>,</w:t>
+      </w:r>
+      <w:r>
+        <w:t xml:space="preserve"> </w:t>
+      </w:r>
+      <w:r>
+        <w:rPr>
+          <w:b/>
+          <w:bCs/>
+        </w:rPr>
+        <w:t>right-skewed</w:t>
+      </w:r>
+      <w:r>
+        <w:t xml:space="preserve">, indicating most credit requests are </w:t>
+      </w:r>
+      <w:r>
+        <w:rPr>
+          <w:b/>
+          <w:bCs/>
+        </w:rPr>
+        <w:t>small</w:t>
+      </w:r>
+      <w:r>
+        <w:t>, with a few extremely large requests</w:t>
+      </w:r>
+      <w:r>
+        <w:t xml:space="preserve">. </w:t>
+      </w:r>
+      <w:r>
+        <w:t xml:space="preserve">Suggests </w:t>
+      </w:r>
+      <w:r>
+        <w:rPr>
+          <w:b/>
+          <w:bCs/>
+        </w:rPr>
+        <w:t>a small number of businesses request very high loans</w:t>
+      </w:r>
+      <w:r>
+        <w:t>.</w:t>
+      </w:r>
+    </w:p>
+    <w:p>
+      <w:pPr>
+        <w:pStyle w:val="ListParagraph"/>
+      </w:pPr>
+      <w:r>
+        <w:t xml:space="preserve">We can remove the extremely high value outlier ones using </w:t>
+      </w:r>
+      <w:proofErr w:type="spellStart"/>
+      <w:r>
+        <w:t>Zscore</w:t>
+      </w:r>
+      <w:proofErr w:type="spellEnd"/>
+    </w:p>
+    <w:p>
+      <w:pPr>
+        <w:pStyle w:val="ListParagraph"/>
+      </w:pPr>
+      <w:r>
+        <w:t>Use log transformation to normalize the values</w:t>
+      </w:r>
+    </w:p>
+    <w:p>
+      <w:pPr>
+        <w:rPr>
+          <w:b/>
+          <w:bCs/>
+        </w:rPr>
+      </w:pPr>
+    </w:p>
+    <w:p>
+      <w:pPr>
+        <w:pStyle w:val="ListParagraph"/>
+      </w:pPr>
+    </w:p>
+    <w:p>
+      <w:pPr>
+        <w:pStyle w:val="ListParagraph"/>
       </w:pPr>
       <w:r>
         <w:rPr>
           <w:noProof/>
         </w:rPr>
-        <w:lastRenderedPageBreak/>
         <w:drawing>
           <wp:inline distT="0" distB="0" distL="0" distR="0">
             <wp:extent cx="5934075" cy="1704975"/>
@@ -3037,7 +2808,7 @@
                     </pic:cNvPicPr>
                   </pic:nvPicPr>
                   <pic:blipFill>
-                    <a:blip r:embed="rId10" cstate="print">
+                    <a:blip r:embed="rId9" cstate="print">
                       <a:extLst>
                         <a:ext uri="{28A0092B-C50C-407E-A947-70E740481C1C}">
                           <a14:useLocalDpi xmlns:a14="http://schemas.microsoft.com/office/drawing/2010/main" val="0"/>
@@ -3077,6 +2848,121 @@
     <w:p>
       <w:pPr>
         <w:pStyle w:val="ListParagraph"/>
+        <w:rPr>
+          <w:b/>
+          <w:bCs/>
+        </w:rPr>
+      </w:pPr>
+      <w:r>
+        <w:rPr>
+          <w:b/>
+          <w:bCs/>
+        </w:rPr>
+        <w:t>Interpret</w:t>
+      </w:r>
+      <w:r>
+        <w:rPr>
+          <w:b/>
+          <w:bCs/>
+        </w:rPr>
+        <w:t>at</w:t>
+      </w:r>
+      <w:r>
+        <w:rPr>
+          <w:b/>
+          <w:bCs/>
+        </w:rPr>
+        <w:t>ion:</w:t>
+      </w:r>
+    </w:p>
+    <w:p>
+      <w:pPr>
+        <w:pStyle w:val="ListParagraph"/>
+        <w:numPr>
+          <w:ilvl w:val="1"/>
+          <w:numId w:val="6"/>
+        </w:numPr>
+      </w:pPr>
+      <w:r>
+        <w:t xml:space="preserve">Credit Score &amp; </w:t>
+      </w:r>
+      <w:proofErr w:type="spellStart"/>
+      <w:r>
+        <w:t>NoEmp</w:t>
+      </w:r>
+      <w:proofErr w:type="spellEnd"/>
+      <w:r>
+        <w:t xml:space="preserve"> → Distribution is normal, but some outliers exist. </w:t>
+      </w:r>
+    </w:p>
+    <w:p>
+      <w:pPr>
+        <w:pStyle w:val="ListParagraph"/>
+        <w:numPr>
+          <w:ilvl w:val="1"/>
+          <w:numId w:val="6"/>
+        </w:numPr>
+      </w:pPr>
+      <w:proofErr w:type="spellStart"/>
+      <w:r>
+        <w:t>DisbursementGross</w:t>
+      </w:r>
+      <w:proofErr w:type="spellEnd"/>
+      <w:r>
+        <w:t xml:space="preserve">, Annual Revenue, Net Income → Show significant outliers, indicating potential data errors or genuine business anomalies. </w:t>
+      </w:r>
+    </w:p>
+    <w:p>
+      <w:pPr>
+        <w:pStyle w:val="ListParagraph"/>
+        <w:numPr>
+          <w:ilvl w:val="1"/>
+          <w:numId w:val="6"/>
+        </w:numPr>
+      </w:pPr>
+      <w:r>
+        <w:lastRenderedPageBreak/>
+        <w:t xml:space="preserve">Number of Applications, </w:t>
+      </w:r>
+      <w:proofErr w:type="spellStart"/>
+      <w:r>
+        <w:t>CreateJob</w:t>
+      </w:r>
+      <w:proofErr w:type="spellEnd"/>
+      <w:r>
+        <w:t xml:space="preserve">, </w:t>
+      </w:r>
+      <w:proofErr w:type="spellStart"/>
+      <w:r>
+        <w:t>RetainedJob</w:t>
+      </w:r>
+      <w:proofErr w:type="spellEnd"/>
+      <w:r>
+        <w:t xml:space="preserve"> → Also have extreme values, which might indicate policy-related constraints or errors.</w:t>
+      </w:r>
+    </w:p>
+    <w:p>
+      <w:pPr>
+        <w:ind w:left="720"/>
+      </w:pPr>
+      <w:r>
+        <w:t xml:space="preserve">We can use IQR </w:t>
+      </w:r>
+      <w:r>
+        <w:t>or log transformation to</w:t>
+      </w:r>
+      <w:r>
+        <w:t xml:space="preserve"> remove outlier </w:t>
+      </w:r>
+    </w:p>
+    <w:p>
+      <w:pPr>
+        <w:pStyle w:val="ListParagraph"/>
+      </w:pPr>
+    </w:p>
+    <w:p>
+      <w:pPr>
+        <w:pStyle w:val="ListParagraph"/>
       </w:pPr>
       <w:r>
         <w:rPr>
@@ -3100,7 +2986,7 @@
                     </pic:cNvPicPr>
                   </pic:nvPicPr>
                   <pic:blipFill>
-                    <a:blip r:embed="rId11">
+                    <a:blip r:embed="rId10">
                       <a:extLst>
                         <a:ext uri="{28A0092B-C50C-407E-A947-70E740481C1C}">
                           <a14:useLocalDpi xmlns:a14="http://schemas.microsoft.com/office/drawing/2010/main" val="0"/>
@@ -3140,12 +3026,292 @@
     <w:p>
       <w:pPr>
         <w:pStyle w:val="ListParagraph"/>
+        <w:rPr>
+          <w:b/>
+          <w:bCs/>
+        </w:rPr>
+      </w:pPr>
+      <w:r>
+        <w:rPr>
+          <w:b/>
+          <w:bCs/>
+        </w:rPr>
+        <w:t>Interpretation:</w:t>
+      </w:r>
+    </w:p>
+    <w:p>
+      <w:pPr>
+        <w:pStyle w:val="ListParagraph"/>
+        <w:numPr>
+          <w:ilvl w:val="0"/>
+          <w:numId w:val="18"/>
+        </w:numPr>
+      </w:pPr>
+      <w:r>
+        <w:t>Payment Consistency:</w:t>
+      </w:r>
+    </w:p>
+    <w:p>
+      <w:pPr>
+        <w:pStyle w:val="ListParagraph"/>
+        <w:numPr>
+          <w:ilvl w:val="1"/>
+          <w:numId w:val="18"/>
+        </w:numPr>
+      </w:pPr>
+      <w:r>
+        <w:rPr>
+          <w:b/>
+          <w:bCs/>
+        </w:rPr>
+        <w:t>Most businesses have "Regular" payment consistency</w:t>
+      </w:r>
+      <w:r>
+        <w:t xml:space="preserve">, while only a small portion are </w:t>
+      </w:r>
+      <w:r>
+        <w:rPr>
+          <w:b/>
+          <w:bCs/>
+        </w:rPr>
+        <w:t>"Sporadic" or "Periodic"</w:t>
+      </w:r>
+      <w:r>
+        <w:t>.</w:t>
+      </w:r>
+    </w:p>
+    <w:p>
+      <w:pPr>
+        <w:pStyle w:val="ListParagraph"/>
+        <w:numPr>
+          <w:ilvl w:val="1"/>
+          <w:numId w:val="18"/>
+        </w:numPr>
+      </w:pPr>
+      <w:r>
+        <w:t xml:space="preserve">The imbalanced distribution suggests </w:t>
+      </w:r>
+      <w:r>
+        <w:rPr>
+          <w:b/>
+          <w:bCs/>
+        </w:rPr>
+        <w:t>that delayed payments might be rare</w:t>
+      </w:r>
+      <w:r>
+        <w:t>, or reporting may be biased.</w:t>
+      </w:r>
+    </w:p>
+    <w:p>
+      <w:pPr>
+        <w:pStyle w:val="ListParagraph"/>
+        <w:numPr>
+          <w:ilvl w:val="0"/>
+          <w:numId w:val="18"/>
+        </w:numPr>
+      </w:pPr>
+      <w:r>
+        <w:t>Purpose of Credit:</w:t>
+      </w:r>
+    </w:p>
+    <w:p>
+      <w:pPr>
+        <w:pStyle w:val="ListParagraph"/>
+        <w:numPr>
+          <w:ilvl w:val="1"/>
+          <w:numId w:val="18"/>
+        </w:numPr>
+      </w:pPr>
+      <w:r>
+        <w:t xml:space="preserve">Distribution is </w:t>
+      </w:r>
+      <w:r>
+        <w:rPr>
+          <w:b/>
+          <w:bCs/>
+        </w:rPr>
+        <w:t>evenly spread</w:t>
+      </w:r>
+      <w:r>
+        <w:t>, suggesting different businesses apply for credit for various purposes.</w:t>
+      </w:r>
+    </w:p>
+    <w:p>
+      <w:pPr>
+        <w:pStyle w:val="ListParagraph"/>
+        <w:numPr>
+          <w:ilvl w:val="1"/>
+          <w:numId w:val="18"/>
+        </w:numPr>
+      </w:pPr>
+      <w:r>
+        <w:t xml:space="preserve">However, some categories might be </w:t>
+      </w:r>
+      <w:r>
+        <w:rPr>
+          <w:b/>
+          <w:bCs/>
+        </w:rPr>
+        <w:t>more critical for risk assessment</w:t>
+      </w:r>
+      <w:r>
+        <w:t>.</w:t>
+      </w:r>
+    </w:p>
+    <w:p>
+      <w:pPr>
+        <w:pStyle w:val="ListParagraph"/>
+        <w:numPr>
+          <w:ilvl w:val="0"/>
+          <w:numId w:val="18"/>
+        </w:numPr>
+      </w:pPr>
+      <w:r>
+        <w:t>NAICS (Industry) Classification:</w:t>
+      </w:r>
+    </w:p>
+    <w:p>
+      <w:pPr>
+        <w:pStyle w:val="ListParagraph"/>
+        <w:numPr>
+          <w:ilvl w:val="1"/>
+          <w:numId w:val="18"/>
+        </w:numPr>
+      </w:pPr>
+      <w:r>
+        <w:rPr>
+          <w:b/>
+          <w:bCs/>
+        </w:rPr>
+        <w:t>Manufacturing, Retail, and Construction dominate</w:t>
+      </w:r>
+      <w:r>
+        <w:t xml:space="preserve"> the dataset.</w:t>
+      </w:r>
+    </w:p>
+    <w:p>
+      <w:pPr>
+        <w:pStyle w:val="ListParagraph"/>
+        <w:numPr>
+          <w:ilvl w:val="1"/>
+          <w:numId w:val="18"/>
+        </w:numPr>
+      </w:pPr>
+      <w:r>
+        <w:lastRenderedPageBreak/>
+        <w:t xml:space="preserve">Less representation from </w:t>
+      </w:r>
+      <w:r>
+        <w:rPr>
+          <w:b/>
+          <w:bCs/>
+        </w:rPr>
+        <w:t>Utilities, Public Administration, and Military</w:t>
+      </w:r>
+      <w:r>
+        <w:t xml:space="preserve"> suggests that </w:t>
+      </w:r>
+      <w:r>
+        <w:rPr>
+          <w:b/>
+          <w:bCs/>
+        </w:rPr>
+        <w:t>certain industries may have lower credit needs</w:t>
+      </w:r>
+      <w:r>
+        <w:t>.</w:t>
+      </w:r>
+    </w:p>
+    <w:p>
+      <w:pPr>
+        <w:pStyle w:val="ListParagraph"/>
+        <w:numPr>
+          <w:ilvl w:val="0"/>
+          <w:numId w:val="18"/>
+        </w:numPr>
+      </w:pPr>
+      <w:r>
+        <w:t>State-wise Distribution:</w:t>
+      </w:r>
+    </w:p>
+    <w:p>
+      <w:pPr>
+        <w:pStyle w:val="ListParagraph"/>
+        <w:numPr>
+          <w:ilvl w:val="1"/>
+          <w:numId w:val="18"/>
+        </w:numPr>
+      </w:pPr>
+      <w:r>
+        <w:rPr>
+          <w:b/>
+          <w:bCs/>
+        </w:rPr>
+        <w:t>California has the highest count</w:t>
+      </w:r>
+      <w:r>
+        <w:t xml:space="preserve"> → This could indicate </w:t>
+      </w:r>
+      <w:r>
+        <w:rPr>
+          <w:b/>
+          <w:bCs/>
+        </w:rPr>
+        <w:t>a high number of businesses applying for credit in CA</w:t>
+      </w:r>
+      <w:r>
+        <w:t>.</w:t>
+      </w:r>
+    </w:p>
+    <w:p>
+      <w:pPr>
+        <w:pStyle w:val="ListParagraph"/>
+        <w:numPr>
+          <w:ilvl w:val="1"/>
+          <w:numId w:val="18"/>
+        </w:numPr>
+      </w:pPr>
+      <w:r>
+        <w:t xml:space="preserve">Some states have </w:t>
+      </w:r>
+      <w:r>
+        <w:rPr>
+          <w:b/>
+          <w:bCs/>
+        </w:rPr>
+        <w:t>very low representation</w:t>
+      </w:r>
+      <w:r>
+        <w:t>, which may affect generalization for models.</w:t>
+      </w:r>
+    </w:p>
+    <w:p>
+      <w:pPr>
+        <w:ind w:firstLine="720"/>
+      </w:pPr>
+      <w:r>
+        <w:t>Using Target/Frequency or one hot encoding for improved model performance</w:t>
+      </w:r>
+    </w:p>
+    <w:p>
+      <w:pPr>
+        <w:ind w:left="1440"/>
+      </w:pPr>
+    </w:p>
+    <w:p>
+      <w:pPr>
+        <w:pStyle w:val="ListParagraph"/>
+        <w:ind w:left="1080"/>
+      </w:pPr>
+    </w:p>
+    <w:p>
+      <w:pPr>
+        <w:pStyle w:val="ListParagraph"/>
       </w:pPr>
       <w:r>
         <w:rPr>
           <w:noProof/>
         </w:rPr>
-        <w:lastRenderedPageBreak/>
         <w:drawing>
           <wp:inline distT="0" distB="0" distL="0" distR="0">
             <wp:extent cx="5943600" cy="4438650"/>
@@ -3164,7 +3330,7 @@
                     </pic:cNvPicPr>
                   </pic:nvPicPr>
                   <pic:blipFill>
-                    <a:blip r:embed="rId12" cstate="print">
+                    <a:blip r:embed="rId11" cstate="print">
                       <a:extLst>
                         <a:ext uri="{28A0092B-C50C-407E-A947-70E740481C1C}">
                           <a14:useLocalDpi xmlns:a14="http://schemas.microsoft.com/office/drawing/2010/main" val="0"/>
@@ -3204,6 +3370,230 @@
     <w:p>
       <w:pPr>
         <w:pStyle w:val="ListParagraph"/>
+        <w:rPr>
+          <w:b/>
+          <w:bCs/>
+        </w:rPr>
+      </w:pPr>
+      <w:r>
+        <w:rPr>
+          <w:b/>
+          <w:bCs/>
+        </w:rPr>
+        <w:t>Interpretation:</w:t>
+      </w:r>
+    </w:p>
+    <w:p>
+      <w:pPr>
+        <w:pStyle w:val="ListParagraph"/>
+        <w:numPr>
+          <w:ilvl w:val="0"/>
+          <w:numId w:val="22"/>
+        </w:numPr>
+        <w:rPr>
+          <w:b/>
+          <w:bCs/>
+        </w:rPr>
+      </w:pPr>
+      <w:r>
+        <w:rPr>
+          <w:b/>
+          <w:bCs/>
+        </w:rPr>
+        <w:t xml:space="preserve">Clear positive correlation between </w:t>
+      </w:r>
+      <w:proofErr w:type="spellStart"/>
+      <w:proofErr w:type="gramStart"/>
+      <w:r>
+        <w:rPr>
+          <w:b/>
+          <w:bCs/>
+        </w:rPr>
+        <w:t>DisbursementGross</w:t>
+      </w:r>
+      <w:proofErr w:type="spellEnd"/>
+      <w:r>
+        <w:rPr>
+          <w:b/>
+          <w:bCs/>
+        </w:rPr>
+        <w:t>( Credit</w:t>
+      </w:r>
+      <w:proofErr w:type="gramEnd"/>
+      <w:r>
+        <w:rPr>
+          <w:b/>
+          <w:bCs/>
+        </w:rPr>
+        <w:t xml:space="preserve"> Requested vs Annual Revenue</w:t>
+      </w:r>
+      <w:r>
+        <w:rPr>
+          <w:b/>
+          <w:bCs/>
+        </w:rPr>
+        <w:t xml:space="preserve">. </w:t>
+      </w:r>
+      <w:r>
+        <w:rPr>
+          <w:b/>
+          <w:bCs/>
+        </w:rPr>
+        <w:t>A few fraudulent cases (orange dots) appear at different revenue levels, indicating that fraud is not restricted to low-income businesses.</w:t>
+      </w:r>
+    </w:p>
+    <w:p>
+      <w:pPr>
+        <w:pStyle w:val="ListParagraph"/>
+        <w:numPr>
+          <w:ilvl w:val="0"/>
+          <w:numId w:val="22"/>
+        </w:numPr>
+        <w:spacing w:after="0" w:line="240" w:lineRule="auto"/>
+        <w:rPr>
+          <w:rFonts w:ascii="Times New Roman" w:eastAsia="Times New Roman" w:hAnsi="Times New Roman" w:cs="Times New Roman"/>
+          <w:kern w:val="0"/>
+          <w:sz w:val="24"/>
+          <w:szCs w:val="24"/>
+          <w14:ligatures w14:val="none"/>
+        </w:rPr>
+      </w:pPr>
+      <w:r>
+        <w:rPr>
+          <w:rFonts w:ascii="Times New Roman" w:eastAsia="Times New Roman" w:hAnsi="Times New Roman" w:cs="Times New Roman"/>
+          <w:kern w:val="0"/>
+          <w:sz w:val="24"/>
+          <w:szCs w:val="24"/>
+          <w14:ligatures w14:val="none"/>
+        </w:rPr>
+        <w:t xml:space="preserve"> Different industries show </w:t>
+      </w:r>
+      <w:r>
+        <w:rPr>
+          <w:rFonts w:ascii="Times New Roman" w:eastAsia="Times New Roman" w:hAnsi="Times New Roman" w:cs="Times New Roman"/>
+          <w:b/>
+          <w:bCs/>
+          <w:kern w:val="0"/>
+          <w:sz w:val="24"/>
+          <w:szCs w:val="24"/>
+          <w14:ligatures w14:val="none"/>
+        </w:rPr>
+        <w:t>varying levels of credit requests</w:t>
+      </w:r>
+      <w:r>
+        <w:rPr>
+          <w:rFonts w:ascii="Times New Roman" w:eastAsia="Times New Roman" w:hAnsi="Times New Roman" w:cs="Times New Roman"/>
+          <w:kern w:val="0"/>
+          <w:sz w:val="24"/>
+          <w:szCs w:val="24"/>
+          <w14:ligatures w14:val="none"/>
+        </w:rPr>
+        <w:t xml:space="preserve">, but fraud cases (orange dots) are scattered across industries. </w:t>
+      </w:r>
+      <w:r>
+        <w:rPr>
+          <w:rFonts w:ascii="Times New Roman" w:eastAsia="Times New Roman" w:hAnsi="Times New Roman" w:cs="Times New Roman"/>
+          <w:kern w:val="0"/>
+          <w:sz w:val="24"/>
+          <w:szCs w:val="24"/>
+          <w14:ligatures w14:val="none"/>
+        </w:rPr>
+        <w:t xml:space="preserve"> </w:t>
+      </w:r>
+      <w:r>
+        <w:rPr>
+          <w:rFonts w:ascii="Times New Roman" w:eastAsia="Times New Roman" w:hAnsi="Times New Roman" w:cs="Times New Roman"/>
+          <w:b/>
+          <w:bCs/>
+          <w:kern w:val="0"/>
+          <w:sz w:val="24"/>
+          <w:szCs w:val="24"/>
+          <w14:ligatures w14:val="none"/>
+        </w:rPr>
+        <w:t>Manufacturing, Construction, and Retail Trade dominate loan requests</w:t>
+      </w:r>
+      <w:r>
+        <w:rPr>
+          <w:rFonts w:ascii="Times New Roman" w:eastAsia="Times New Roman" w:hAnsi="Times New Roman" w:cs="Times New Roman"/>
+          <w:kern w:val="0"/>
+          <w:sz w:val="24"/>
+          <w:szCs w:val="24"/>
+          <w14:ligatures w14:val="none"/>
+        </w:rPr>
+        <w:t>, suggesting industry-specific lending patterns.</w:t>
+      </w:r>
+    </w:p>
+    <w:p>
+      <w:pPr>
+        <w:pStyle w:val="ListParagraph"/>
+        <w:numPr>
+          <w:ilvl w:val="0"/>
+          <w:numId w:val="22"/>
+        </w:numPr>
+      </w:pPr>
+      <w:r>
+        <w:lastRenderedPageBreak/>
+        <w:t>Most businesses have fewer employees (below 2000), even for high loan requests.</w:t>
+      </w:r>
+      <w:r>
+        <w:t xml:space="preserve"> </w:t>
+      </w:r>
+      <w:r>
+        <w:t>Fraudulent cases appear mostly in lower employee count businesses, suggesting that fraud is more common in smaller companies</w:t>
+      </w:r>
+    </w:p>
+    <w:p>
+      <w:pPr>
+        <w:pStyle w:val="ListParagraph"/>
+        <w:numPr>
+          <w:ilvl w:val="0"/>
+          <w:numId w:val="22"/>
+        </w:numPr>
+      </w:pPr>
+      <w:r>
+        <w:t xml:space="preserve">Loan terms </w:t>
+      </w:r>
+      <w:r>
+        <w:rPr>
+          <w:b/>
+          <w:bCs/>
+        </w:rPr>
+        <w:t>range widely</w:t>
+      </w:r>
+      <w:r>
+        <w:t xml:space="preserve">, but </w:t>
+      </w:r>
+      <w:r>
+        <w:rPr>
+          <w:b/>
+          <w:bCs/>
+        </w:rPr>
+        <w:t>fraud cases exist across all loan term ranges</w:t>
+      </w:r>
+      <w:r>
+        <w:t>.</w:t>
+      </w:r>
+      <w:r>
+        <w:rPr>
+          <w:b/>
+          <w:bCs/>
+        </w:rPr>
+        <w:t xml:space="preserve"> </w:t>
+      </w:r>
+      <w:r>
+        <w:rPr>
+          <w:b/>
+          <w:bCs/>
+        </w:rPr>
+        <w:t>No clear trend linking fraud to shorter or longer loan terms</w:t>
+      </w:r>
+      <w:r>
+        <w:t>, so other factors (like revenue or industry) may be more critical</w:t>
+      </w:r>
+    </w:p>
+    <w:p>
+      <w:pPr>
+        <w:pStyle w:val="ListParagraph"/>
       </w:pPr>
       <w:r>
         <w:rPr>
@@ -3227,7 +3617,7 @@
                     </pic:cNvPicPr>
                   </pic:nvPicPr>
                   <pic:blipFill>
-                    <a:blip r:embed="rId13">
+                    <a:blip r:embed="rId12">
                       <a:extLst>
                         <a:ext uri="{28A0092B-C50C-407E-A947-70E740481C1C}">
                           <a14:useLocalDpi xmlns:a14="http://schemas.microsoft.com/office/drawing/2010/main" val="0"/>
@@ -3267,6 +3657,55 @@
     <w:p>
       <w:pPr>
         <w:pStyle w:val="ListParagraph"/>
+        <w:rPr>
+          <w:b/>
+          <w:bCs/>
+        </w:rPr>
+      </w:pPr>
+      <w:r>
+        <w:rPr>
+          <w:b/>
+          <w:bCs/>
+        </w:rPr>
+        <w:t>Interpretation:</w:t>
+      </w:r>
+    </w:p>
+    <w:p>
+      <w:pPr>
+        <w:pStyle w:val="ListParagraph"/>
+        <w:numPr>
+          <w:ilvl w:val="0"/>
+          <w:numId w:val="20"/>
+        </w:numPr>
+      </w:pPr>
+      <w:r>
+        <w:t>Revolving Line of Credit indicated – 49.8% do not have revolving credit vs 27.2 show revolving credit as yes</w:t>
+      </w:r>
+      <w:r>
+        <w:t>. Rest 27.5 are showing as 0</w:t>
+      </w:r>
+    </w:p>
+    <w:p>
+      <w:pPr>
+        <w:pStyle w:val="ListParagraph"/>
+        <w:numPr>
+          <w:ilvl w:val="0"/>
+          <w:numId w:val="20"/>
+        </w:numPr>
+      </w:pPr>
+      <w:r>
+        <w:t xml:space="preserve">76.4 % are not backed with real Estate whereas 23.6 are backed.  There is possibility that 23.6 % might have higher risk </w:t>
+      </w:r>
+      <w:r>
+        <w:t>profile leading</w:t>
+      </w:r>
+      <w:r>
+        <w:t xml:space="preserve"> to different load approval criteria.</w:t>
+      </w:r>
+    </w:p>
+    <w:p>
+      <w:pPr>
+        <w:pStyle w:val="ListParagraph"/>
       </w:pPr>
     </w:p>
     <w:p>
@@ -3296,7 +3735,7 @@
                     </pic:cNvPicPr>
                   </pic:nvPicPr>
                   <pic:blipFill>
-                    <a:blip r:embed="rId14">
+                    <a:blip r:embed="rId13">
                       <a:extLst>
                         <a:ext uri="{28A0092B-C50C-407E-A947-70E740481C1C}">
                           <a14:useLocalDpi xmlns:a14="http://schemas.microsoft.com/office/drawing/2010/main" val="0"/>
@@ -3338,27 +3777,21 @@
         <w:pStyle w:val="ListParagraph"/>
         <w:numPr>
           <w:ilvl w:val="0"/>
-          <w:numId w:val="1"/>
+          <w:numId w:val="21"/>
         </w:numPr>
       </w:pPr>
       <w:r>
-        <w:t xml:space="preserve">Imputed Missing Annual Revenue, outstanding loans with Median Value. Also imputed values for missing Fraud/Shell company Fraud, BankState, RevLineCr, payment_consistency, </w:t>
-      </w:r>
-      <w:proofErr w:type="spellStart"/>
-      <w:r>
-        <w:t>NewExist</w:t>
-      </w:r>
-      <w:proofErr w:type="spellEnd"/>
-      <w:r>
-        <w:t xml:space="preserve">, State by using Mode </w:t>
-      </w:r>
-      <w:proofErr w:type="gramStart"/>
-      <w:r>
-        <w:t>( Most</w:t>
-      </w:r>
-      <w:proofErr w:type="gramEnd"/>
-      <w:r>
-        <w:t xml:space="preserve"> frequent Values)</w:t>
+        <w:t xml:space="preserve">Strong correlation between </w:t>
+      </w:r>
+      <w:r>
+        <w:rPr>
+          <w:b/>
+          <w:bCs/>
+        </w:rPr>
+        <w:t>Annual Revenue &amp; Net Income</w:t>
+      </w:r>
+      <w:r>
+        <w:t xml:space="preserve"> (0.93) → Higher revenue is naturally associated with higher profit. </w:t>
       </w:r>
     </w:p>
     <w:p>
@@ -3366,19 +3799,37 @@
         <w:pStyle w:val="ListParagraph"/>
         <w:numPr>
           <w:ilvl w:val="0"/>
-          <w:numId w:val="1"/>
+          <w:numId w:val="21"/>
         </w:numPr>
       </w:pPr>
       <w:r>
-        <w:t xml:space="preserve">Applied Binary Encoding to – FranchiseCode, loan_backed_realestate, </w:t>
+        <w:t xml:space="preserve"> High correlation </w:t>
+      </w:r>
+      <w:r>
+        <w:rPr>
+          <w:b/>
+          <w:bCs/>
+        </w:rPr>
+        <w:t xml:space="preserve">between </w:t>
       </w:r>
       <w:proofErr w:type="spellStart"/>
       <w:r>
-        <w:t>lowDoc</w:t>
+        <w:rPr>
+          <w:b/>
+          <w:bCs/>
+        </w:rPr>
+        <w:t>DisbursementGross</w:t>
       </w:r>
       <w:proofErr w:type="spellEnd"/>
       <w:r>
-        <w:t>, Late Payment</w:t>
+        <w:rPr>
+          <w:b/>
+          <w:bCs/>
+        </w:rPr>
+        <w:t xml:space="preserve"> &amp; Annual Revenue</w:t>
+      </w:r>
+      <w:r>
+        <w:t xml:space="preserve"> (0.92) → Businesses with higher revenue tend to request larger loans. </w:t>
       </w:r>
     </w:p>
     <w:p>
@@ -3386,44 +3837,54 @@
         <w:pStyle w:val="ListParagraph"/>
         <w:numPr>
           <w:ilvl w:val="0"/>
-          <w:numId w:val="1"/>
+          <w:numId w:val="21"/>
         </w:numPr>
       </w:pPr>
       <w:r>
-        <w:t xml:space="preserve">Applied Frequency Encoding for </w:t>
+        <w:t xml:space="preserve">Fraud/Shell Company Fraud negatively correlates with Term (-0.30) &amp; </w:t>
       </w:r>
       <w:proofErr w:type="spellStart"/>
       <w:r>
-        <w:t>Zipcode</w:t>
+        <w:t>NumOfApplications</w:t>
       </w:r>
       <w:proofErr w:type="spellEnd"/>
       <w:r>
-        <w:t xml:space="preserve"> </w:t>
-      </w:r>
-      <w:proofErr w:type="spellStart"/>
-      <w:r>
-        <w:t>RevlineCr</w:t>
-      </w:r>
-      <w:proofErr w:type="spellEnd"/>
+        <w:t xml:space="preserve"> (-0.27) → Fraudulent businesses may prefer shorter loan terms and fewer applications. </w:t>
+      </w:r>
     </w:p>
     <w:p>
       <w:pPr>
         <w:pStyle w:val="ListParagraph"/>
         <w:numPr>
           <w:ilvl w:val="0"/>
-          <w:numId w:val="1"/>
+          <w:numId w:val="21"/>
         </w:numPr>
       </w:pPr>
       <w:r>
-        <w:t xml:space="preserve">Applied Ordinal Encoding for payment_consistency, Credit Utilizations, </w:t>
-      </w:r>
-      <w:proofErr w:type="spellStart"/>
-      <w:r>
-        <w:t>Tax_filed</w:t>
-      </w:r>
-      <w:proofErr w:type="spellEnd"/>
-      <w:r>
-        <w:t>, Business License Status</w:t>
+        <w:t>Weak correlation between Credit Score &amp; Fraud (-0.47) → Lower credit scores might be weakly indicative of fraud.</w:t>
+      </w:r>
+    </w:p>
+    <w:p>
+      <w:r>
+        <w:t xml:space="preserve">            </w:t>
+      </w:r>
+      <w:r>
+        <w:t>Features highly correlated with each other might not add extra value in modeling.</w:t>
+      </w:r>
+    </w:p>
+    <w:p>
+      <w:pPr>
+        <w:rPr>
+          <w:b/>
+          <w:bCs/>
+        </w:rPr>
+      </w:pPr>
+      <w:r>
+        <w:rPr>
+          <w:b/>
+          <w:bCs/>
+        </w:rPr>
+        <w:t>Feature Engineering</w:t>
       </w:r>
     </w:p>
     <w:p>
@@ -3431,11 +3892,49 @@
         <w:pStyle w:val="ListParagraph"/>
         <w:numPr>
           <w:ilvl w:val="0"/>
-          <w:numId w:val="1"/>
+          <w:numId w:val="29"/>
         </w:numPr>
       </w:pPr>
       <w:r>
-        <w:t>Applied Target Encoding for State and BankState</w:t>
+        <w:t xml:space="preserve">Imputed Missing Annual Revenue, outstanding loans with Median Value. Also imputed values for missing Fraud/Shell company Fraud, </w:t>
+      </w:r>
+      <w:proofErr w:type="spellStart"/>
+      <w:r>
+        <w:t>BankState</w:t>
+      </w:r>
+      <w:proofErr w:type="spellEnd"/>
+      <w:r>
+        <w:t xml:space="preserve">, </w:t>
+      </w:r>
+      <w:proofErr w:type="spellStart"/>
+      <w:r>
+        <w:t>RevLineCr</w:t>
+      </w:r>
+      <w:proofErr w:type="spellEnd"/>
+      <w:r>
+        <w:t xml:space="preserve">, </w:t>
+      </w:r>
+      <w:proofErr w:type="spellStart"/>
+      <w:r>
+        <w:t>payment_consistency</w:t>
+      </w:r>
+      <w:proofErr w:type="spellEnd"/>
+      <w:r>
+        <w:t xml:space="preserve">, </w:t>
+      </w:r>
+      <w:proofErr w:type="spellStart"/>
+      <w:r>
+        <w:t>NewExist</w:t>
+      </w:r>
+      <w:proofErr w:type="spellEnd"/>
+      <w:r>
+        <w:t xml:space="preserve">, State by using Mode </w:t>
+      </w:r>
+      <w:r>
+        <w:t>(Most</w:t>
+      </w:r>
+      <w:r>
+        <w:t xml:space="preserve"> frequent Values)</w:t>
       </w:r>
     </w:p>
     <w:p>
@@ -3443,24 +3942,126 @@
         <w:pStyle w:val="ListParagraph"/>
         <w:numPr>
           <w:ilvl w:val="0"/>
-          <w:numId w:val="1"/>
+          <w:numId w:val="29"/>
         </w:numPr>
       </w:pPr>
       <w:r>
-        <w:t xml:space="preserve">Applied One Hot Encoding for NAICS and </w:t>
+        <w:t xml:space="preserve">Applied Binary Encoding to – </w:t>
       </w:r>
       <w:proofErr w:type="spellStart"/>
       <w:r>
-        <w:t>Purpose_of_credit</w:t>
+        <w:t>FranchiseCode</w:t>
       </w:r>
       <w:proofErr w:type="spellEnd"/>
+      <w:r>
+        <w:t xml:space="preserve">, </w:t>
+      </w:r>
+      <w:proofErr w:type="spellStart"/>
+      <w:r>
+        <w:t>loan_backed_realestate</w:t>
+      </w:r>
+      <w:proofErr w:type="spellEnd"/>
+      <w:r>
+        <w:t xml:space="preserve">, </w:t>
+      </w:r>
+      <w:proofErr w:type="spellStart"/>
+      <w:r>
+        <w:t>lowDoc</w:t>
+      </w:r>
+      <w:proofErr w:type="spellEnd"/>
+      <w:r>
+        <w:t>, Late Payment</w:t>
+      </w:r>
     </w:p>
     <w:p>
       <w:pPr>
         <w:pStyle w:val="ListParagraph"/>
         <w:numPr>
           <w:ilvl w:val="0"/>
-          <w:numId w:val="1"/>
+          <w:numId w:val="29"/>
+        </w:numPr>
+      </w:pPr>
+      <w:r>
+        <w:t xml:space="preserve">Applied Frequency Encoding for </w:t>
+      </w:r>
+      <w:proofErr w:type="spellStart"/>
+      <w:r>
+        <w:t>Zipcode</w:t>
+      </w:r>
+      <w:proofErr w:type="spellEnd"/>
+      <w:r>
+        <w:t xml:space="preserve"> </w:t>
+      </w:r>
+      <w:proofErr w:type="spellStart"/>
+      <w:r>
+        <w:t>RevlineCr</w:t>
+      </w:r>
+      <w:proofErr w:type="spellEnd"/>
+    </w:p>
+    <w:p>
+      <w:pPr>
+        <w:pStyle w:val="ListParagraph"/>
+        <w:numPr>
+          <w:ilvl w:val="0"/>
+          <w:numId w:val="29"/>
+        </w:numPr>
+      </w:pPr>
+      <w:r>
+        <w:t xml:space="preserve">Applied Ordinal Encoding for </w:t>
+      </w:r>
+      <w:proofErr w:type="spellStart"/>
+      <w:r>
+        <w:t>payment_consistency</w:t>
+      </w:r>
+      <w:proofErr w:type="spellEnd"/>
+      <w:r>
+        <w:t xml:space="preserve">, Credit Utilizations, </w:t>
+      </w:r>
+      <w:proofErr w:type="spellStart"/>
+      <w:r>
+        <w:t>Tax_filed</w:t>
+      </w:r>
+      <w:proofErr w:type="spellEnd"/>
+      <w:r>
+        <w:t>, Business License Status</w:t>
+      </w:r>
+    </w:p>
+    <w:p>
+      <w:pPr>
+        <w:pStyle w:val="ListParagraph"/>
+        <w:numPr>
+          <w:ilvl w:val="0"/>
+          <w:numId w:val="29"/>
+        </w:numPr>
+      </w:pPr>
+      <w:r>
+        <w:lastRenderedPageBreak/>
+        <w:t>Applied Target Encoding for State and BankState</w:t>
+      </w:r>
+    </w:p>
+    <w:p>
+      <w:pPr>
+        <w:pStyle w:val="ListParagraph"/>
+        <w:numPr>
+          <w:ilvl w:val="0"/>
+          <w:numId w:val="29"/>
+        </w:numPr>
+      </w:pPr>
+      <w:r>
+        <w:t xml:space="preserve">Applied One Hot Encoding for NAICS and </w:t>
+      </w:r>
+      <w:proofErr w:type="spellStart"/>
+      <w:r>
+        <w:t>Purpose_of_credit</w:t>
+      </w:r>
+      <w:proofErr w:type="spellEnd"/>
+    </w:p>
+    <w:p>
+      <w:pPr>
+        <w:pStyle w:val="ListParagraph"/>
+        <w:numPr>
+          <w:ilvl w:val="0"/>
+          <w:numId w:val="29"/>
         </w:numPr>
       </w:pPr>
       <w:r>
@@ -3472,11 +4073,27 @@
         <w:pStyle w:val="ListParagraph"/>
         <w:numPr>
           <w:ilvl w:val="1"/>
-          <w:numId w:val="1"/>
+          <w:numId w:val="29"/>
         </w:numPr>
       </w:pPr>
       <w:r>
-        <w:t xml:space="preserve">Credit Score, NoEmp, NumOfapplications, </w:t>
+        <w:t xml:space="preserve">Credit Score, </w:t>
+      </w:r>
+      <w:proofErr w:type="spellStart"/>
+      <w:r>
+        <w:t>NoEmp</w:t>
+      </w:r>
+      <w:proofErr w:type="spellEnd"/>
+      <w:r>
+        <w:t xml:space="preserve">, </w:t>
+      </w:r>
+      <w:proofErr w:type="spellStart"/>
+      <w:r>
+        <w:t>NumOfapplications</w:t>
+      </w:r>
+      <w:proofErr w:type="spellEnd"/>
+      <w:r>
+        <w:t xml:space="preserve">, </w:t>
       </w:r>
       <w:proofErr w:type="spellStart"/>
       <w:r>
@@ -3500,7 +4117,7 @@
         <w:pStyle w:val="ListParagraph"/>
         <w:numPr>
           <w:ilvl w:val="1"/>
-          <w:numId w:val="1"/>
+          <w:numId w:val="29"/>
         </w:numPr>
       </w:pPr>
       <w:r>
@@ -3514,12 +4131,28 @@
     </w:p>
     <w:p>
       <w:pPr>
-        <w:pStyle w:val="ListParagraph"/>
-        <w:numPr>
-          <w:ilvl w:val="0"/>
-          <w:numId w:val="1"/>
-        </w:numPr>
-      </w:pPr>
+        <w:rPr>
+          <w:b/>
+          <w:bCs/>
+        </w:rPr>
+      </w:pPr>
+    </w:p>
+    <w:p>
+      <w:pPr>
+        <w:rPr>
+          <w:b/>
+          <w:bCs/>
+        </w:rPr>
+      </w:pPr>
+      <w:r>
+        <w:rPr>
+          <w:b/>
+          <w:bCs/>
+        </w:rPr>
+        <w:t>Unsupervised Model:</w:t>
+      </w:r>
+    </w:p>
+    <w:p>
       <w:r>
         <w:t xml:space="preserve">Applied Unsupervised Learning like </w:t>
       </w:r>
@@ -3528,14 +4161,7 @@
           <w:b/>
           <w:bCs/>
         </w:rPr>
-        <w:t>Clustering using K-Means</w:t>
-      </w:r>
-      <w:r>
-        <w:rPr>
-          <w:b/>
-          <w:bCs/>
-        </w:rPr>
-        <w:t>.</w:t>
+        <w:t>Clustering using K-Means.</w:t>
       </w:r>
     </w:p>
     <w:p>
@@ -3543,7 +4169,7 @@
         <w:pStyle w:val="ListParagraph"/>
         <w:numPr>
           <w:ilvl w:val="1"/>
-          <w:numId w:val="1"/>
+          <w:numId w:val="29"/>
         </w:numPr>
       </w:pPr>
       <w:r>
@@ -3554,60 +4180,22 @@
         <w:t xml:space="preserve">Fraud Distribution by Cluster: </w:t>
       </w:r>
       <w:r>
-        <w:t>Cluster</w:t>
-      </w:r>
-      <w:r>
-        <w:t xml:space="preserve"> </w:t>
-      </w:r>
-      <w:r>
-        <w:t xml:space="preserve">0 </w:t>
-      </w:r>
-      <w:r>
-        <w:t xml:space="preserve">- </w:t>
-      </w:r>
-      <w:proofErr w:type="gramStart"/>
-      <w:r>
-        <w:t>8594.0</w:t>
-      </w:r>
-      <w:r>
-        <w:t xml:space="preserve"> ,</w:t>
-      </w:r>
-      <w:proofErr w:type="gramEnd"/>
-      <w:r>
-        <w:t xml:space="preserve"> Cluster </w:t>
-      </w:r>
-      <w:r>
-        <w:t xml:space="preserve">1 </w:t>
-      </w:r>
-      <w:r>
-        <w:t xml:space="preserve">- </w:t>
-      </w:r>
-      <w:r>
-        <w:t>1871.0</w:t>
-      </w:r>
-      <w:r>
-        <w:t xml:space="preserve">, Cluster - </w:t>
-      </w:r>
-      <w:r>
-        <w:t xml:space="preserve">2 </w:t>
-      </w:r>
-      <w:r>
-        <w:t xml:space="preserve">- </w:t>
-      </w:r>
-      <w:r>
-        <w:t>303.0</w:t>
-      </w:r>
-      <w:r>
-        <w:t xml:space="preserve">,  Cluster </w:t>
-      </w:r>
-      <w:r>
-        <w:t>3</w:t>
-      </w:r>
-      <w:r>
-        <w:t>-</w:t>
-      </w:r>
-      <w:r>
-        <w:t xml:space="preserve">  2397.0</w:t>
+        <w:t xml:space="preserve">Cluster 0 - </w:t>
+      </w:r>
+      <w:r>
+        <w:t>8594.0,</w:t>
+      </w:r>
+      <w:r>
+        <w:t xml:space="preserve"> Cluster 1 - 1871.0, Cluster - 2 - 303.0</w:t>
+      </w:r>
+      <w:r>
+        <w:t>, Cluster</w:t>
+      </w:r>
+      <w:r>
+        <w:t xml:space="preserve"> 3</w:t>
+      </w:r>
+      <w:r>
+        <w:t>- 2397.0</w:t>
       </w:r>
     </w:p>
     <w:p>
@@ -3615,7 +4203,7 @@
         <w:pStyle w:val="ListParagraph"/>
         <w:numPr>
           <w:ilvl w:val="1"/>
-          <w:numId w:val="1"/>
+          <w:numId w:val="29"/>
         </w:numPr>
       </w:pPr>
       <w:r>
@@ -3726,7 +4314,6 @@
               <w:rPr>
                 <w:rStyle w:val="Strong"/>
               </w:rPr>
-              <w:lastRenderedPageBreak/>
               <w:t>Annual Revenue</w:t>
             </w:r>
           </w:p>
@@ -4418,6 +5005,7 @@
         <w:rPr>
           <w:noProof/>
         </w:rPr>
+        <w:lastRenderedPageBreak/>
         <w:drawing>
           <wp:inline distT="0" distB="0" distL="0" distR="0">
             <wp:extent cx="3019425" cy="1676400"/>
@@ -4436,7 +5024,7 @@
                     </pic:cNvPicPr>
                   </pic:nvPicPr>
                   <pic:blipFill>
-                    <a:blip r:embed="rId15" cstate="print">
+                    <a:blip r:embed="rId14" cstate="print">
                       <a:extLst>
                         <a:ext uri="{28A0092B-C50C-407E-A947-70E740481C1C}">
                           <a14:useLocalDpi xmlns:a14="http://schemas.microsoft.com/office/drawing/2010/main" val="0"/>
@@ -4486,7 +5074,6 @@
         <w:rPr>
           <w:noProof/>
         </w:rPr>
-        <w:lastRenderedPageBreak/>
         <w:drawing>
           <wp:inline distT="0" distB="0" distL="0" distR="0">
             <wp:extent cx="3924300" cy="2409190"/>
@@ -4505,7 +5092,7 @@
                     </pic:cNvPicPr>
                   </pic:nvPicPr>
                   <pic:blipFill>
-                    <a:blip r:embed="rId16">
+                    <a:blip r:embed="rId15">
                       <a:extLst>
                         <a:ext uri="{28A0092B-C50C-407E-A947-70E740481C1C}">
                           <a14:useLocalDpi xmlns:a14="http://schemas.microsoft.com/office/drawing/2010/main" val="0"/>
@@ -4544,108 +5131,92 @@
     </w:p>
     <w:p>
       <w:pPr>
-        <w:pStyle w:val="ListParagraph"/>
-      </w:pPr>
-    </w:p>
-    <w:p>
-      <w:pPr>
-        <w:pStyle w:val="ListParagraph"/>
-      </w:pPr>
-    </w:p>
-    <w:p>
-      <w:pPr>
-        <w:pStyle w:val="ListParagraph"/>
-      </w:pPr>
-    </w:p>
-    <w:p>
-      <w:pPr>
-        <w:pStyle w:val="ListParagraph"/>
-        <w:numPr>
-          <w:ilvl w:val="0"/>
-          <w:numId w:val="1"/>
-        </w:numPr>
-      </w:pPr>
-      <w:r>
-        <w:t xml:space="preserve">Split the Data into Training (80%) and Test (20%) </w:t>
-      </w:r>
-    </w:p>
-    <w:p>
-      <w:pPr>
-        <w:pStyle w:val="ListParagraph"/>
-        <w:numPr>
-          <w:ilvl w:val="0"/>
-          <w:numId w:val="1"/>
-        </w:numPr>
-      </w:pPr>
-      <w:r>
-        <w:t xml:space="preserve">Ran Baseline model – </w:t>
-      </w:r>
-      <w:proofErr w:type="spellStart"/>
-      <w:r>
-        <w:t>DummyClassifier</w:t>
-      </w:r>
-      <w:proofErr w:type="spellEnd"/>
-      <w:r>
-        <w:t xml:space="preserve">, </w:t>
-      </w:r>
-      <w:proofErr w:type="gramStart"/>
-      <w:r>
-        <w:t>SVC( baseline</w:t>
-      </w:r>
-      <w:proofErr w:type="gramEnd"/>
-      <w:r>
-        <w:t xml:space="preserve">) </w:t>
-      </w:r>
-    </w:p>
-    <w:p>
-      <w:pPr>
-        <w:pStyle w:val="ListParagraph"/>
-        <w:numPr>
-          <w:ilvl w:val="0"/>
-          <w:numId w:val="1"/>
-        </w:numPr>
-      </w:pPr>
-      <w:r>
-        <w:t xml:space="preserve">Ran Models like </w:t>
-      </w:r>
-      <w:proofErr w:type="spellStart"/>
-      <w:r>
-        <w:t>LogisticRegression</w:t>
-      </w:r>
-      <w:proofErr w:type="spellEnd"/>
-      <w:r>
-        <w:t xml:space="preserve">, </w:t>
-      </w:r>
-      <w:proofErr w:type="spellStart"/>
-      <w:r>
-        <w:t>DecisionTreeClassifier</w:t>
-      </w:r>
-      <w:proofErr w:type="spellEnd"/>
-      <w:r>
-        <w:t xml:space="preserve">, KNN, SVM </w:t>
-      </w:r>
-    </w:p>
-    <w:p>
-      <w:pPr>
-        <w:ind w:left="360"/>
-      </w:pPr>
-      <w:r>
-        <w:t xml:space="preserve">Model Metrics: </w:t>
-      </w:r>
-    </w:p>
-    <w:p>
-      <w:pPr>
-        <w:ind w:left="360"/>
-      </w:pPr>
-      <w:r>
-        <w:rPr>
+        <w:rPr>
+          <w:b/>
+          <w:bCs/>
+        </w:rPr>
+      </w:pPr>
+    </w:p>
+    <w:p>
+      <w:pPr>
+        <w:rPr>
+          <w:b/>
+          <w:bCs/>
+        </w:rPr>
+      </w:pPr>
+      <w:r>
+        <w:rPr>
+          <w:b/>
+          <w:bCs/>
+        </w:rPr>
+        <w:t>Train/Test Split</w:t>
+      </w:r>
+    </w:p>
+    <w:p>
+      <w:r>
+        <w:t>Split the data into Train and test by using 80/20 combination. 80% - train data and 20% - test data and dropping the target variable from the data frame. We use all the columns int/float except the dropped ones</w:t>
+      </w:r>
+      <w:r>
+        <w:br/>
+      </w:r>
+    </w:p>
+    <w:p>
+      <w:pPr>
+        <w:rPr>
+          <w:b/>
+          <w:bCs/>
+        </w:rPr>
+      </w:pPr>
+      <w:r>
+        <w:rPr>
+          <w:b/>
+          <w:bCs/>
+        </w:rPr>
+        <w:t>Base Model Metrics</w:t>
+      </w:r>
+    </w:p>
+    <w:p>
+      <w:pPr>
+        <w:rPr>
+          <w:b/>
+          <w:bCs/>
+        </w:rPr>
+      </w:pPr>
+    </w:p>
+    <w:p>
+      <w:pPr>
+        <w:rPr>
+          <w:b/>
+          <w:bCs/>
+        </w:rPr>
+      </w:pPr>
+      <w:r>
+        <w:rPr>
+          <w:b/>
+          <w:bCs/>
+        </w:rPr>
+        <w:t>Key Observations for Base Model Metrics</w:t>
+      </w:r>
+    </w:p>
+    <w:p>
+      <w:pPr>
+        <w:rPr>
+          <w:b/>
+          <w:bCs/>
+        </w:rPr>
+      </w:pPr>
+      <w:r>
+        <w:rPr>
+          <w:b/>
+          <w:bCs/>
           <w:noProof/>
         </w:rPr>
+        <w:lastRenderedPageBreak/>
         <w:drawing>
-          <wp:inline distT="0" distB="0" distL="0" distR="0">
-            <wp:extent cx="6515100" cy="1000125"/>
+          <wp:inline distT="0" distB="0" distL="0" distR="0" wp14:anchorId="15578277">
+            <wp:extent cx="12820650" cy="1381125"/>
             <wp:effectExtent l="0" t="0" r="0" b="9525"/>
-            <wp:docPr id="536814340" name="Picture 14"/>
+            <wp:docPr id="1518849747" name="Picture 4"/>
             <wp:cNvGraphicFramePr>
               <a:graphicFrameLocks xmlns:a="http://schemas.openxmlformats.org/drawingml/2006/main" noChangeAspect="1"/>
             </wp:cNvGraphicFramePr>
@@ -4653,13 +5224,13 @@
               <a:graphicData uri="http://schemas.openxmlformats.org/drawingml/2006/picture">
                 <pic:pic xmlns:pic="http://schemas.openxmlformats.org/drawingml/2006/picture">
                   <pic:nvPicPr>
-                    <pic:cNvPr id="0" name="Picture 14"/>
+                    <pic:cNvPr id="0" name="Picture 3"/>
                     <pic:cNvPicPr>
                       <a:picLocks noChangeAspect="1" noChangeArrowheads="1"/>
                     </pic:cNvPicPr>
                   </pic:nvPicPr>
                   <pic:blipFill>
-                    <a:blip r:embed="rId17">
+                    <a:blip r:embed="rId16">
                       <a:extLst>
                         <a:ext uri="{28A0092B-C50C-407E-A947-70E740481C1C}">
                           <a14:useLocalDpi xmlns:a14="http://schemas.microsoft.com/office/drawing/2010/main" val="0"/>
@@ -4674,15 +5245,12 @@
                   <pic:spPr bwMode="auto">
                     <a:xfrm>
                       <a:off x="0" y="0"/>
-                      <a:ext cx="6515100" cy="1000125"/>
+                      <a:ext cx="12820650" cy="1381125"/>
                     </a:xfrm>
                     <a:prstGeom prst="rect">
                       <a:avLst/>
                     </a:prstGeom>
                     <a:noFill/>
-                    <a:ln>
-                      <a:noFill/>
-                    </a:ln>
                   </pic:spPr>
                 </pic:pic>
               </a:graphicData>
@@ -4693,126 +5261,407 @@
     </w:p>
     <w:p>
       <w:pPr>
-        <w:ind w:left="360"/>
-      </w:pPr>
-      <w:r>
-        <w:t>Each metric helps interpret model performance:</w:t>
-      </w:r>
-    </w:p>
-    <w:p>
-      <w:pPr>
         <w:numPr>
           <w:ilvl w:val="0"/>
-          <w:numId w:val="13"/>
+          <w:numId w:val="30"/>
         </w:numPr>
       </w:pPr>
       <w:r>
-        <w:rPr>
-          <w:b/>
-          <w:bCs/>
-        </w:rPr>
-        <w:t>Accuracy</w:t>
-      </w:r>
-      <w:r>
-        <w:t>: Measures overall correctness but may be misleading for imbalanced data</w:t>
-      </w:r>
-      <w:r>
-        <w:t>. The data has 95% of No fraud and 5% of Fraud cases. Hence parameter tuning is required.</w:t>
+        <w:t>Decision Tree has the highest accuracy (87.8%) and F1-score (70.8%) on test data, but it may overfit (100% accuracy on training).</w:t>
       </w:r>
     </w:p>
     <w:p>
       <w:pPr>
         <w:numPr>
           <w:ilvl w:val="0"/>
-          <w:numId w:val="13"/>
+          <w:numId w:val="30"/>
         </w:numPr>
       </w:pPr>
       <w:r>
-        <w:rPr>
-          <w:b/>
-          <w:bCs/>
-        </w:rPr>
-        <w:t>Precision</w:t>
-      </w:r>
-      <w:r>
-        <w:t>: Indicates how many predicted positives were actually positive (important for fraud detection, where false positives are costly).</w:t>
+        <w:t>Logistic Regression is well-balanced (79.7% accuracy, 51.6% precision, 30.1% F1-score).</w:t>
       </w:r>
     </w:p>
     <w:p>
       <w:pPr>
         <w:numPr>
           <w:ilvl w:val="0"/>
-          <w:numId w:val="13"/>
+          <w:numId w:val="30"/>
         </w:numPr>
       </w:pPr>
       <w:r>
-        <w:rPr>
-          <w:b/>
-          <w:bCs/>
-        </w:rPr>
-        <w:t>Recall</w:t>
-      </w:r>
-      <w:r>
-        <w:t>: Measures how many actual positives were correctly identified (important when missing positive cases is risky, like in fraud detection).</w:t>
+        <w:t xml:space="preserve">SVM model performs well on training data but fails on the test set, as seen by the drastic drops in recall (0.24) and F1-score (0.33). High </w:t>
+      </w:r>
+      <w:proofErr w:type="gramStart"/>
+      <w:r>
+        <w:t>Precision(</w:t>
+      </w:r>
+      <w:proofErr w:type="gramEnd"/>
+      <w:r>
+        <w:t>0.53), Low Recall(0.24): The test precision is relatively higher than recall, meaning the model is making very few false positive predictions but missing many actual positive cases. SVM is worst model as it required a lot of execution time.</w:t>
       </w:r>
     </w:p>
     <w:p>
       <w:pPr>
         <w:numPr>
           <w:ilvl w:val="0"/>
-          <w:numId w:val="13"/>
+          <w:numId w:val="30"/>
         </w:numPr>
       </w:pPr>
       <w:r>
-        <w:rPr>
-          <w:b/>
-          <w:bCs/>
-        </w:rPr>
-        <w:t>F1-Score</w:t>
-      </w:r>
-      <w:r>
-        <w:t>: Balances Precision &amp; Recall, useful for imbalanced datasets.</w:t>
-      </w:r>
-    </w:p>
-    <w:p>
-      <w:pPr>
-        <w:rPr>
-          <w:rFonts w:ascii="Segoe UI Emoji" w:hAnsi="Segoe UI Emoji" w:cs="Segoe UI Emoji"/>
-        </w:rPr>
-      </w:pPr>
-    </w:p>
-    <w:p>
-      <w:r>
-        <w:t xml:space="preserve"> </w:t>
-      </w:r>
-      <w:r>
-        <w:rPr>
-          <w:b/>
-          <w:bCs/>
-        </w:rPr>
-        <w:t>Key Observation:</w:t>
+        <w:t xml:space="preserve">KNN model performs better on the training set compared to the test set, indicating overfitting. Low </w:t>
+      </w:r>
+      <w:proofErr w:type="gramStart"/>
+      <w:r>
+        <w:t>Recall(</w:t>
+      </w:r>
+      <w:proofErr w:type="gramEnd"/>
+      <w:r>
+        <w:t xml:space="preserve">0.27) The model struggles to capture positive cases in the test set, meaning it may not be ideal for high-risk applications. KNN provides decent </w:t>
+      </w:r>
+      <w:proofErr w:type="gramStart"/>
+      <w:r>
+        <w:t>accuracy(</w:t>
+      </w:r>
+      <w:proofErr w:type="gramEnd"/>
+      <w:r>
+        <w:t>0.78) but lacks strong precision and recall in the test set.</w:t>
+      </w:r>
+    </w:p>
+    <w:p>
+      <w:pPr>
+        <w:rPr>
+          <w:b/>
+          <w:bCs/>
+        </w:rPr>
+      </w:pPr>
+      <w:r>
+        <w:rPr>
+          <w:noProof/>
+        </w:rPr>
+        <mc:AlternateContent>
+          <mc:Choice Requires="wps">
+            <w:drawing>
+              <wp:inline distT="0" distB="0" distL="0" distR="0">
+                <wp:extent cx="304800" cy="304800"/>
+                <wp:effectExtent l="0" t="0" r="0" b="0"/>
+                <wp:docPr id="1536859783" name="Rectangle 1" descr="image"/>
+                <wp:cNvGraphicFramePr>
+                  <a:graphicFrameLocks xmlns:a="http://schemas.openxmlformats.org/drawingml/2006/main" noChangeAspect="1"/>
+                </wp:cNvGraphicFramePr>
+                <a:graphic xmlns:a="http://schemas.openxmlformats.org/drawingml/2006/main">
+                  <a:graphicData uri="http://schemas.microsoft.com/office/word/2010/wordprocessingShape">
+                    <wps:wsp>
+                      <wps:cNvSpPr>
+                        <a:spLocks noChangeAspect="1" noChangeArrowheads="1"/>
+                      </wps:cNvSpPr>
+                      <wps:spPr bwMode="auto">
+                        <a:xfrm>
+                          <a:off x="0" y="0"/>
+                          <a:ext cx="304800" cy="304800"/>
+                        </a:xfrm>
+                        <a:prstGeom prst="rect">
+                          <a:avLst/>
+                        </a:prstGeom>
+                        <a:noFill/>
+                        <a:ln>
+                          <a:noFill/>
+                        </a:ln>
+                        <a:extLst>
+                          <a:ext uri="{909E8E84-426E-40DD-AFC4-6F175D3DCCD1}">
+                            <a14:hiddenFill xmlns:a14="http://schemas.microsoft.com/office/drawing/2010/main">
+                              <a:solidFill>
+                                <a:srgbClr val="FFFFFF"/>
+                              </a:solidFill>
+                            </a14:hiddenFill>
+                          </a:ext>
+                          <a:ext uri="{91240B29-F687-4F45-9708-019B960494DF}">
+                            <a14:hiddenLine xmlns:a14="http://schemas.microsoft.com/office/drawing/2010/main" w="9525">
+                              <a:solidFill>
+                                <a:srgbClr val="000000"/>
+                              </a:solidFill>
+                              <a:miter lim="800000"/>
+                              <a:headEnd/>
+                              <a:tailEnd/>
+                            </a14:hiddenLine>
+                          </a:ext>
+                        </a:extLst>
+                      </wps:spPr>
+                      <wps:bodyPr rot="0" vert="horz" wrap="square" lIns="91440" tIns="45720" rIns="91440" bIns="45720" anchor="t" anchorCtr="0" upright="1">
+                        <a:noAutofit/>
+                      </wps:bodyPr>
+                    </wps:wsp>
+                  </a:graphicData>
+                </a:graphic>
+              </wp:inline>
+            </w:drawing>
+          </mc:Choice>
+          <mc:Fallback>
+            <w:pict>
+              <v:rect w14:anchorId="6E588945" id="Rectangle 1" o:spid="_x0000_s1026" alt="image" style="width:24pt;height:24pt;visibility:visible;mso-wrap-style:square;mso-left-percent:-10001;mso-top-percent:-10001;mso-position-horizontal:absolute;mso-position-horizontal-relative:char;mso-position-vertical:absolute;mso-position-vertical-relative:line;mso-left-percent:-10001;mso-top-percent:-10001;v-text-anchor:top" o:gfxdata="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" filled="f" stroked="f">
+                <o:lock v:ext="edit" aspectratio="t"/>
+                <w10:anchorlock/>
+              </v:rect>
+            </w:pict>
+          </mc:Fallback>
+        </mc:AlternateContent>
+      </w:r>
+    </w:p>
+    <w:p>
+      <w:pPr>
+        <w:ind w:left="360"/>
+      </w:pPr>
+      <w:r>
+        <w:rPr>
+          <w:noProof/>
+        </w:rPr>
+        <w:drawing>
+          <wp:inline distT="0" distB="0" distL="0" distR="0" wp14:anchorId="168D96F6" wp14:editId="3BB2EE60">
+            <wp:extent cx="5943600" cy="3861435"/>
+            <wp:effectExtent l="0" t="0" r="0" b="5715"/>
+            <wp:docPr id="2016543868" name="Picture 1"/>
+            <wp:cNvGraphicFramePr>
+              <a:graphicFrameLocks xmlns:a="http://schemas.openxmlformats.org/drawingml/2006/main" noChangeAspect="1"/>
+            </wp:cNvGraphicFramePr>
+            <a:graphic xmlns:a="http://schemas.openxmlformats.org/drawingml/2006/main">
+              <a:graphicData uri="http://schemas.openxmlformats.org/drawingml/2006/picture">
+                <pic:pic xmlns:pic="http://schemas.openxmlformats.org/drawingml/2006/picture">
+                  <pic:nvPicPr>
+                    <pic:cNvPr id="2016543868" name=""/>
+                    <pic:cNvPicPr/>
+                  </pic:nvPicPr>
+                  <pic:blipFill>
+                    <a:blip r:embed="rId17"/>
+                    <a:stretch>
+                      <a:fillRect/>
+                    </a:stretch>
+                  </pic:blipFill>
+                  <pic:spPr>
+                    <a:xfrm>
+                      <a:off x="0" y="0"/>
+                      <a:ext cx="5943600" cy="3861435"/>
+                    </a:xfrm>
+                    <a:prstGeom prst="rect">
+                      <a:avLst/>
+                    </a:prstGeom>
+                  </pic:spPr>
+                </pic:pic>
+              </a:graphicData>
+            </a:graphic>
+          </wp:inline>
+        </w:drawing>
+      </w:r>
+    </w:p>
+    <w:p>
+      <w:pPr>
+        <w:rPr>
+          <w:noProof/>
+        </w:rPr>
+      </w:pPr>
+    </w:p>
+    <w:p>
+      <w:pPr>
+        <w:rPr>
+          <w:b/>
+          <w:bCs/>
+        </w:rPr>
+      </w:pPr>
+      <w:r>
+        <w:rPr>
+          <w:b/>
+          <w:bCs/>
+        </w:rPr>
+        <w:t xml:space="preserve">Tuned Model Metric </w:t>
+      </w:r>
+      <w:r>
+        <w:rPr>
+          <w:b/>
+          <w:bCs/>
+        </w:rPr>
+        <w:t>with</w:t>
+      </w:r>
+      <w:r>
+        <w:rPr>
+          <w:b/>
+          <w:bCs/>
+        </w:rPr>
+        <w:t xml:space="preserve"> Ensemble Technique</w:t>
+      </w:r>
+    </w:p>
+    <w:p>
+      <w:pPr>
+        <w:rPr>
+          <w:b/>
+          <w:bCs/>
+        </w:rPr>
+      </w:pPr>
+    </w:p>
+    <w:p>
+      <w:pPr>
+        <w:rPr>
+          <w:b/>
+          <w:bCs/>
+        </w:rPr>
+      </w:pPr>
+      <w:r>
+        <w:rPr>
+          <w:b/>
+          <w:bCs/>
+          <w:noProof/>
+        </w:rPr>
+        <w:drawing>
+          <wp:inline distT="0" distB="0" distL="0" distR="0" wp14:anchorId="103F9191">
+            <wp:extent cx="20488275" cy="1514475"/>
+            <wp:effectExtent l="0" t="0" r="9525" b="9525"/>
+            <wp:docPr id="848923603" name="Picture 3"/>
+            <wp:cNvGraphicFramePr>
+              <a:graphicFrameLocks xmlns:a="http://schemas.openxmlformats.org/drawingml/2006/main" noChangeAspect="1"/>
+            </wp:cNvGraphicFramePr>
+            <a:graphic xmlns:a="http://schemas.openxmlformats.org/drawingml/2006/main">
+              <a:graphicData uri="http://schemas.openxmlformats.org/drawingml/2006/picture">
+                <pic:pic xmlns:pic="http://schemas.openxmlformats.org/drawingml/2006/picture">
+                  <pic:nvPicPr>
+                    <pic:cNvPr id="0" name="Picture 2"/>
+                    <pic:cNvPicPr>
+                      <a:picLocks noChangeAspect="1" noChangeArrowheads="1"/>
+                    </pic:cNvPicPr>
+                  </pic:nvPicPr>
+                  <pic:blipFill>
+                    <a:blip r:embed="rId18">
+                      <a:extLst>
+                        <a:ext uri="{28A0092B-C50C-407E-A947-70E740481C1C}">
+                          <a14:useLocalDpi xmlns:a14="http://schemas.microsoft.com/office/drawing/2010/main" val="0"/>
+                        </a:ext>
+                      </a:extLst>
+                    </a:blip>
+                    <a:srcRect/>
+                    <a:stretch>
+                      <a:fillRect/>
+                    </a:stretch>
+                  </pic:blipFill>
+                  <pic:spPr bwMode="auto">
+                    <a:xfrm>
+                      <a:off x="0" y="0"/>
+                      <a:ext cx="20488275" cy="1514475"/>
+                    </a:xfrm>
+                    <a:prstGeom prst="rect">
+                      <a:avLst/>
+                    </a:prstGeom>
+                    <a:noFill/>
+                  </pic:spPr>
+                </pic:pic>
+              </a:graphicData>
+            </a:graphic>
+          </wp:inline>
+        </w:drawing>
+      </w:r>
+    </w:p>
+    <w:p>
+      <w:pPr>
+        <w:rPr>
+          <w:b/>
+          <w:bCs/>
+        </w:rPr>
+      </w:pPr>
+      <w:r>
+        <w:rPr>
+          <w:b/>
+          <w:bCs/>
+        </w:rPr>
+        <w:t>Key Observations</w:t>
       </w:r>
     </w:p>
     <w:p>
       <w:pPr>
         <w:numPr>
           <w:ilvl w:val="0"/>
-          <w:numId w:val="14"/>
+          <w:numId w:val="31"/>
         </w:numPr>
       </w:pPr>
-      <w:r>
-        <w:rPr>
-          <w:b/>
-          <w:bCs/>
-        </w:rPr>
-        <w:t>Decision Tree has the highest accuracy (87.8%) and F1-score (70.8%) on test data, but it may overfit (100% accuracy on training).</w:t>
+      <w:proofErr w:type="spellStart"/>
+      <w:r>
+        <w:rPr>
+          <w:b/>
+          <w:bCs/>
+        </w:rPr>
+        <w:t>XGBoost</w:t>
+      </w:r>
+      <w:proofErr w:type="spellEnd"/>
+      <w:r>
+        <w:t> is the best performing model with accuracy around </w:t>
+      </w:r>
+      <w:r>
+        <w:rPr>
+          <w:b/>
+          <w:bCs/>
+        </w:rPr>
+        <w:t xml:space="preserve">92.37%, low precision 90.9% </w:t>
+      </w:r>
+      <w:proofErr w:type="gramStart"/>
+      <w:r>
+        <w:rPr>
+          <w:b/>
+          <w:bCs/>
+        </w:rPr>
+        <w:t>( Low</w:t>
+      </w:r>
+      <w:proofErr w:type="gramEnd"/>
+      <w:r>
+        <w:rPr>
+          <w:b/>
+          <w:bCs/>
+        </w:rPr>
+        <w:t xml:space="preserve"> false positive), Recall around 84.39%</w:t>
+      </w:r>
+      <w:r>
+        <w:t> Strong ability to detect true positives. And </w:t>
+      </w:r>
+      <w:r>
+        <w:rPr>
+          <w:b/>
+          <w:bCs/>
+        </w:rPr>
+        <w:t>F1-score of 81.99%</w:t>
+      </w:r>
+      <w:r>
+        <w:t xml:space="preserve"> best balance between recall and precision. Considering the imbalance of class </w:t>
+      </w:r>
+      <w:proofErr w:type="spellStart"/>
+      <w:r>
+        <w:t>XGBoost</w:t>
+      </w:r>
+      <w:proofErr w:type="spellEnd"/>
+      <w:r>
+        <w:t xml:space="preserve"> is performs best. We should focus on using </w:t>
+      </w:r>
+      <w:proofErr w:type="spellStart"/>
+      <w:r>
+        <w:t>XGBoost</w:t>
+      </w:r>
+      <w:proofErr w:type="spellEnd"/>
+      <w:r>
+        <w:t xml:space="preserve"> as our primary model for making decision whether to approve the line of credit loan for small businesses. </w:t>
+      </w:r>
+      <w:proofErr w:type="spellStart"/>
+      <w:r>
+        <w:t>XGBoost</w:t>
+      </w:r>
+      <w:proofErr w:type="spellEnd"/>
+      <w:r>
+        <w:t xml:space="preserve"> also performed well in consideration of </w:t>
+      </w:r>
+      <w:r>
+        <w:rPr>
+          <w:b/>
+          <w:bCs/>
+        </w:rPr>
+        <w:t>execution time – 78 seconds</w:t>
       </w:r>
     </w:p>
     <w:p>
       <w:pPr>
         <w:numPr>
           <w:ilvl w:val="0"/>
-          <w:numId w:val="14"/>
+          <w:numId w:val="31"/>
         </w:numPr>
       </w:pPr>
       <w:r>
@@ -4820,15 +5669,27 @@
           <w:b/>
           <w:bCs/>
         </w:rPr>
-        <w:lastRenderedPageBreak/>
-        <w:t>Logistic Regression is well-balanced (79.7% accuracy, 51.6% precision, 30.1% F1-score).</w:t>
+        <w:t>Random Forest (Tuned), Boosted RF, and Stacking RF show 100% train accuracy</w:t>
+      </w:r>
+      <w:r>
+        <w:t>, but </w:t>
+      </w:r>
+      <w:r>
+        <w:rPr>
+          <w:b/>
+          <w:bCs/>
+        </w:rPr>
+        <w:t>lower test accuracy, suggesting overfitting.</w:t>
+      </w:r>
+      <w:r>
+        <w:t> Training accuracy shows that model memorize training data but don’t generalize the unseen data as in both cases the test accuracy is less than 90%. If this model used, it might give us certain overconfidence that may lead to risky decision like approving fraudulent loans by shell companies.</w:t>
       </w:r>
     </w:p>
     <w:p>
       <w:pPr>
         <w:numPr>
           <w:ilvl w:val="0"/>
-          <w:numId w:val="14"/>
+          <w:numId w:val="31"/>
         </w:numPr>
       </w:pPr>
       <w:r>
@@ -4836,94 +5697,748 @@
           <w:b/>
           <w:bCs/>
         </w:rPr>
-        <w:t>SVM (default settings) is failing (0 Precision, 0 Recall, 0 F1-score), likely due to class imbalance or poor hyperparameter choice.</w:t>
-      </w:r>
-    </w:p>
-    <w:p>
-      <w:pPr>
-        <w:rPr>
-          <w:b/>
-          <w:bCs/>
-        </w:rPr>
-      </w:pPr>
-      <w:r>
-        <w:rPr>
-          <w:b/>
-          <w:bCs/>
-        </w:rPr>
-        <w:t>Next Step:</w:t>
-      </w:r>
-    </w:p>
-    <w:p>
-      <w:pPr>
-        <w:pStyle w:val="ListParagraph"/>
+        <w:t>SVM (Tuned) has the lowest accuracy (77.05%)</w:t>
+      </w:r>
+      <w:r>
+        <w:t>, making it the weakest performer.</w:t>
+      </w:r>
+    </w:p>
+    <w:p>
+      <w:pPr>
         <w:numPr>
           <w:ilvl w:val="0"/>
-          <w:numId w:val="15"/>
+          <w:numId w:val="31"/>
         </w:numPr>
       </w:pPr>
       <w:r>
-        <w:t>We might want to use Feature engineering to improve the data quality</w:t>
-      </w:r>
-    </w:p>
-    <w:p>
-      <w:pPr>
-        <w:pStyle w:val="ListParagraph"/>
-        <w:numPr>
-          <w:ilvl w:val="1"/>
-          <w:numId w:val="15"/>
-        </w:numPr>
-      </w:pPr>
-      <w:r>
-        <w:t>Using Recursive Feature Elimination (RFE)</w:t>
-      </w:r>
-    </w:p>
-    <w:p>
-      <w:pPr>
-        <w:pStyle w:val="ListParagraph"/>
-        <w:numPr>
-          <w:ilvl w:val="1"/>
-          <w:numId w:val="15"/>
-        </w:numPr>
-      </w:pPr>
-      <w:r>
-        <w:t xml:space="preserve">Feature Scaling </w:t>
-      </w:r>
-    </w:p>
-    <w:p>
-      <w:pPr>
-        <w:pStyle w:val="ListParagraph"/>
+        <w:rPr>
+          <w:b/>
+          <w:bCs/>
+        </w:rPr>
+        <w:t>Logistics Regression</w:t>
+      </w:r>
+      <w:r>
+        <w:t> - Logistic Regression has the </w:t>
+      </w:r>
+      <w:r>
+        <w:rPr>
+          <w:b/>
+          <w:bCs/>
+        </w:rPr>
+        <w:t>lowest recall (0.21)</w:t>
+      </w:r>
+      <w:r>
+        <w:t>, indicating it misses many fraudulent cases.</w:t>
+      </w:r>
+    </w:p>
+    <w:p>
+      <w:pPr>
         <w:numPr>
           <w:ilvl w:val="0"/>
-          <w:numId w:val="15"/>
+          <w:numId w:val="31"/>
         </w:numPr>
       </w:pPr>
       <w:r>
-        <w:t>Address the class imbalance especially for SVM models</w:t>
-      </w:r>
-    </w:p>
-    <w:p>
-      <w:pPr>
-        <w:pStyle w:val="ListParagraph"/>
+        <w:t>Both </w:t>
+      </w:r>
+      <w:r>
+        <w:rPr>
+          <w:b/>
+          <w:bCs/>
+        </w:rPr>
+        <w:t>SVM and logistics Regression</w:t>
+      </w:r>
+      <w:r>
+        <w:t> has </w:t>
+      </w:r>
+      <w:r>
+        <w:rPr>
+          <w:b/>
+          <w:bCs/>
+        </w:rPr>
+        <w:t>lower F1-score</w:t>
+      </w:r>
+      <w:r>
+        <w:t> making them less effective.</w:t>
+      </w:r>
+    </w:p>
+    <w:p>
+      <w:pPr>
         <w:numPr>
           <w:ilvl w:val="0"/>
-          <w:numId w:val="15"/>
+          <w:numId w:val="31"/>
         </w:numPr>
       </w:pPr>
       <w:r>
-        <w:t>Using Ensemble like Boosting for model selection and stacking</w:t>
-      </w:r>
-    </w:p>
-    <w:p>
-      <w:pPr>
-        <w:pStyle w:val="ListParagraph"/>
+        <w:t>Considering the execution </w:t>
+      </w:r>
+      <w:r>
+        <w:rPr>
+          <w:b/>
+          <w:bCs/>
+        </w:rPr>
+        <w:t>SVM is slowest of all 589 seconds</w:t>
+      </w:r>
+      <w:r>
+        <w:t>, making it impractical for real time line of credit application evaluation.</w:t>
+      </w:r>
+    </w:p>
+    <w:p/>
+    <w:p>
+      <w:r>
+        <w:t>Plots for model metric and feature importance:</w:t>
+      </w:r>
+    </w:p>
+    <w:p>
+      <w:r>
+        <w:rPr>
+          <w:noProof/>
+        </w:rPr>
+        <w:lastRenderedPageBreak/>
+        <w:drawing>
+          <wp:inline distT="0" distB="0" distL="0" distR="0" wp14:anchorId="025FC77E" wp14:editId="53EF1C64">
+            <wp:extent cx="5943600" cy="2352675"/>
+            <wp:effectExtent l="0" t="0" r="0" b="9525"/>
+            <wp:docPr id="1246061585" name="Picture 1"/>
+            <wp:cNvGraphicFramePr>
+              <a:graphicFrameLocks xmlns:a="http://schemas.openxmlformats.org/drawingml/2006/main" noChangeAspect="1"/>
+            </wp:cNvGraphicFramePr>
+            <a:graphic xmlns:a="http://schemas.openxmlformats.org/drawingml/2006/main">
+              <a:graphicData uri="http://schemas.openxmlformats.org/drawingml/2006/picture">
+                <pic:pic xmlns:pic="http://schemas.openxmlformats.org/drawingml/2006/picture">
+                  <pic:nvPicPr>
+                    <pic:cNvPr id="1246061585" name=""/>
+                    <pic:cNvPicPr/>
+                  </pic:nvPicPr>
+                  <pic:blipFill>
+                    <a:blip r:embed="rId19"/>
+                    <a:stretch>
+                      <a:fillRect/>
+                    </a:stretch>
+                  </pic:blipFill>
+                  <pic:spPr>
+                    <a:xfrm>
+                      <a:off x="0" y="0"/>
+                      <a:ext cx="5943600" cy="2352675"/>
+                    </a:xfrm>
+                    <a:prstGeom prst="rect">
+                      <a:avLst/>
+                    </a:prstGeom>
+                  </pic:spPr>
+                </pic:pic>
+              </a:graphicData>
+            </a:graphic>
+          </wp:inline>
+        </w:drawing>
+      </w:r>
+    </w:p>
+    <w:p>
+      <w:r>
+        <w:rPr>
+          <w:noProof/>
+        </w:rPr>
+        <w:drawing>
+          <wp:inline distT="0" distB="0" distL="0" distR="0" wp14:anchorId="0CD1708C" wp14:editId="470A2615">
+            <wp:extent cx="5943600" cy="2203450"/>
+            <wp:effectExtent l="0" t="0" r="0" b="6350"/>
+            <wp:docPr id="1917407164" name="Picture 1"/>
+            <wp:cNvGraphicFramePr>
+              <a:graphicFrameLocks xmlns:a="http://schemas.openxmlformats.org/drawingml/2006/main" noChangeAspect="1"/>
+            </wp:cNvGraphicFramePr>
+            <a:graphic xmlns:a="http://schemas.openxmlformats.org/drawingml/2006/main">
+              <a:graphicData uri="http://schemas.openxmlformats.org/drawingml/2006/picture">
+                <pic:pic xmlns:pic="http://schemas.openxmlformats.org/drawingml/2006/picture">
+                  <pic:nvPicPr>
+                    <pic:cNvPr id="1917407164" name=""/>
+                    <pic:cNvPicPr/>
+                  </pic:nvPicPr>
+                  <pic:blipFill>
+                    <a:blip r:embed="rId20"/>
+                    <a:stretch>
+                      <a:fillRect/>
+                    </a:stretch>
+                  </pic:blipFill>
+                  <pic:spPr>
+                    <a:xfrm>
+                      <a:off x="0" y="0"/>
+                      <a:ext cx="5943600" cy="2203450"/>
+                    </a:xfrm>
+                    <a:prstGeom prst="rect">
+                      <a:avLst/>
+                    </a:prstGeom>
+                  </pic:spPr>
+                </pic:pic>
+              </a:graphicData>
+            </a:graphic>
+          </wp:inline>
+        </w:drawing>
+      </w:r>
+    </w:p>
+    <w:p>
+      <w:r>
+        <w:rPr>
+          <w:noProof/>
+        </w:rPr>
+        <w:lastRenderedPageBreak/>
+        <w:drawing>
+          <wp:inline distT="0" distB="0" distL="0" distR="0" wp14:anchorId="675E74EF" wp14:editId="70DE6FC2">
+            <wp:extent cx="5943600" cy="3908425"/>
+            <wp:effectExtent l="0" t="0" r="0" b="0"/>
+            <wp:docPr id="2095504456" name="Picture 1"/>
+            <wp:cNvGraphicFramePr>
+              <a:graphicFrameLocks xmlns:a="http://schemas.openxmlformats.org/drawingml/2006/main" noChangeAspect="1"/>
+            </wp:cNvGraphicFramePr>
+            <a:graphic xmlns:a="http://schemas.openxmlformats.org/drawingml/2006/main">
+              <a:graphicData uri="http://schemas.openxmlformats.org/drawingml/2006/picture">
+                <pic:pic xmlns:pic="http://schemas.openxmlformats.org/drawingml/2006/picture">
+                  <pic:nvPicPr>
+                    <pic:cNvPr id="2095504456" name=""/>
+                    <pic:cNvPicPr/>
+                  </pic:nvPicPr>
+                  <pic:blipFill>
+                    <a:blip r:embed="rId21"/>
+                    <a:stretch>
+                      <a:fillRect/>
+                    </a:stretch>
+                  </pic:blipFill>
+                  <pic:spPr>
+                    <a:xfrm>
+                      <a:off x="0" y="0"/>
+                      <a:ext cx="5943600" cy="3908425"/>
+                    </a:xfrm>
+                    <a:prstGeom prst="rect">
+                      <a:avLst/>
+                    </a:prstGeom>
+                  </pic:spPr>
+                </pic:pic>
+              </a:graphicData>
+            </a:graphic>
+          </wp:inline>
+        </w:drawing>
+      </w:r>
+    </w:p>
+    <w:p/>
+    <w:p>
+      <w:pPr>
+        <w:rPr>
+          <w:b/>
+          <w:bCs/>
+        </w:rPr>
+      </w:pPr>
+      <w:r>
+        <w:rPr>
+          <w:b/>
+          <w:bCs/>
+        </w:rPr>
+        <w:t>Findings:</w:t>
+      </w:r>
+    </w:p>
+    <w:p>
+      <w:r>
+        <w:t>The best model for detecting fraud in loan applications is the </w:t>
+      </w:r>
+      <w:proofErr w:type="spellStart"/>
+      <w:r>
+        <w:rPr>
+          <w:b/>
+          <w:bCs/>
+        </w:rPr>
+        <w:t>XGBoost</w:t>
+      </w:r>
+      <w:proofErr w:type="spellEnd"/>
+      <w:r>
+        <w:rPr>
+          <w:b/>
+          <w:bCs/>
+        </w:rPr>
+        <w:t xml:space="preserve"> Classifier</w:t>
+      </w:r>
+      <w:r>
+        <w:t>, with an </w:t>
+      </w:r>
+      <w:r>
+        <w:rPr>
+          <w:b/>
+          <w:bCs/>
+        </w:rPr>
+        <w:t>accuracy of 0.9237, recall of 0.8439, and F1-score of 0.81992</w:t>
+      </w:r>
+      <w:r>
+        <w:t>. It balances precision and recall effectively, making it the most reliable. </w:t>
+      </w:r>
+      <w:r>
+        <w:rPr>
+          <w:b/>
+          <w:bCs/>
+        </w:rPr>
+        <w:t>Random Forest (Tuned) and Boosted Random Forest</w:t>
+      </w:r>
+      <w:r>
+        <w:t> show perfect training performance but </w:t>
+      </w:r>
+      <w:r>
+        <w:rPr>
+          <w:b/>
+          <w:bCs/>
+        </w:rPr>
+        <w:t>overfit, leading to lower generalization</w:t>
+      </w:r>
+      <w:r>
+        <w:t>. </w:t>
+      </w:r>
+      <w:r>
+        <w:rPr>
+          <w:b/>
+          <w:bCs/>
+        </w:rPr>
+        <w:t>Logistic Regression and KNN</w:t>
+      </w:r>
+      <w:r>
+        <w:t> struggle with recall, making them </w:t>
+      </w:r>
+      <w:r>
+        <w:rPr>
+          <w:b/>
+          <w:bCs/>
+        </w:rPr>
+        <w:t>less effective in detecting fraud</w:t>
+      </w:r>
+      <w:r>
+        <w:t>. </w:t>
+      </w:r>
+      <w:proofErr w:type="spellStart"/>
+      <w:r>
+        <w:rPr>
+          <w:b/>
+          <w:bCs/>
+        </w:rPr>
+        <w:t>XGBoost</w:t>
+      </w:r>
+      <w:proofErr w:type="spellEnd"/>
+      <w:r>
+        <w:rPr>
+          <w:b/>
+          <w:bCs/>
+        </w:rPr>
+        <w:t xml:space="preserve"> is the best choice</w:t>
+      </w:r>
+      <w:r>
+        <w:t>, offering strong performance without overfitting. Further improvements can be made by adjusting classification thresholds based on business risk to enhance fraud detection. As well as using ensemble technique like stacking can be used to improve the metrics.</w:t>
+      </w:r>
+    </w:p>
+    <w:p/>
+    <w:p>
+      <w:pPr>
+        <w:rPr>
+          <w:b/>
+          <w:bCs/>
+        </w:rPr>
+      </w:pPr>
+      <w:r>
+        <w:rPr>
+          <w:b/>
+          <w:bCs/>
+        </w:rPr>
+        <w:t>Results and conclusion:</w:t>
+      </w:r>
+    </w:p>
+    <w:p>
+      <w:r>
+        <w:t>The </w:t>
+      </w:r>
+      <w:proofErr w:type="spellStart"/>
+      <w:r>
+        <w:rPr>
+          <w:b/>
+          <w:bCs/>
+        </w:rPr>
+        <w:t>XGBoost</w:t>
+      </w:r>
+      <w:proofErr w:type="spellEnd"/>
+      <w:r>
+        <w:rPr>
+          <w:b/>
+          <w:bCs/>
+        </w:rPr>
+        <w:t xml:space="preserve"> Classifier</w:t>
+      </w:r>
+      <w:r>
+        <w:t xml:space="preserve"> emerged as the best-performing model for fraud detection, achieving an accuracy of 0.9237, recall of 0.8439, and F1-score of 0.81992. It provides a strong balance between precision and recall, making it suitable for identifying fraudulent loan applications by Shell </w:t>
+      </w:r>
+      <w:proofErr w:type="spellStart"/>
+      <w:r>
+        <w:t>Companies.Random</w:t>
+      </w:r>
+      <w:proofErr w:type="spellEnd"/>
+      <w:r>
+        <w:t xml:space="preserve"> Forest (Tuned) and Boosted Random Forest showed perfect training accuracy, indicating overfitting, which reduces their generalization to new data. Logistic Regression and KNN models had lower recall, making them less effective in detecting fraud cases. Overall, </w:t>
+      </w:r>
+      <w:proofErr w:type="spellStart"/>
+      <w:r>
+        <w:rPr>
+          <w:b/>
+          <w:bCs/>
+        </w:rPr>
+        <w:t>XGBoost</w:t>
+      </w:r>
+      <w:proofErr w:type="spellEnd"/>
+      <w:r>
+        <w:rPr>
+          <w:b/>
+          <w:bCs/>
+        </w:rPr>
+        <w:t xml:space="preserve"> is the most reliable model</w:t>
+      </w:r>
+      <w:r>
+        <w:t> and should be deployed with further optimizations, such as dynamic classification thresholds based on business risk and feature selection improvements to enhance fraud detection while minimizing false positives.</w:t>
+      </w:r>
+    </w:p>
+    <w:p>
+      <w:pPr>
+        <w:rPr>
+          <w:b/>
+          <w:bCs/>
+        </w:rPr>
+      </w:pPr>
+      <w:r>
+        <w:rPr>
+          <w:b/>
+          <w:bCs/>
+        </w:rPr>
+        <w:lastRenderedPageBreak/>
+        <w:t>Future Research and Development for fraud detection during line of credit applications</w:t>
+      </w:r>
+    </w:p>
+    <w:p>
+      <w:pPr>
         <w:numPr>
           <w:ilvl w:val="0"/>
-          <w:numId w:val="15"/>
+          <w:numId w:val="32"/>
         </w:numPr>
       </w:pPr>
-      <w:r>
-        <w:t>More hyperparameter tuning</w:t>
+      <w:proofErr w:type="spellStart"/>
+      <w:r>
+        <w:t>XGBoost</w:t>
+      </w:r>
+      <w:proofErr w:type="spellEnd"/>
+      <w:r>
+        <w:t xml:space="preserve"> performance is best but </w:t>
+      </w:r>
+      <w:proofErr w:type="spellStart"/>
+      <w:r>
+        <w:t>its</w:t>
+      </w:r>
+      <w:proofErr w:type="spellEnd"/>
+      <w:r>
+        <w:t xml:space="preserve"> still a black box model which lacks transparency in how the decisions are been taken. Using Explainable Boosting Machine EBM will help us understand fraud trends better which help explain the prediction more succinctly unlike </w:t>
+      </w:r>
+      <w:proofErr w:type="spellStart"/>
+      <w:r>
+        <w:t>XGBoost</w:t>
+      </w:r>
+      <w:proofErr w:type="spellEnd"/>
+      <w:r>
+        <w:t>.</w:t>
+      </w:r>
+    </w:p>
+    <w:p>
+      <w:pPr>
+        <w:numPr>
+          <w:ilvl w:val="0"/>
+          <w:numId w:val="32"/>
+        </w:numPr>
+      </w:pPr>
+      <w:r>
+        <w:t xml:space="preserve">Exploration of EBM will enable us to detect bias and fairness adjustment. The predictive power for EBM might be lower than </w:t>
+      </w:r>
+      <w:proofErr w:type="spellStart"/>
+      <w:r>
+        <w:t>XGBoost</w:t>
+      </w:r>
+      <w:proofErr w:type="spellEnd"/>
+      <w:r>
+        <w:t xml:space="preserve">. Now based on business needs if transparency and fairness are critical and eliminating biases is important than we should go with EBM over </w:t>
+      </w:r>
+      <w:proofErr w:type="spellStart"/>
+      <w:r>
+        <w:t>XGBoost</w:t>
+      </w:r>
+      <w:proofErr w:type="spellEnd"/>
+      <w:r>
+        <w:t>. EBM will give us those insight which we can use in preprocessing steps to have more concreate data sampling.</w:t>
+      </w:r>
+    </w:p>
+    <w:p>
+      <w:pPr>
+        <w:numPr>
+          <w:ilvl w:val="0"/>
+          <w:numId w:val="32"/>
+        </w:numPr>
+      </w:pPr>
+      <w:r>
+        <w:t xml:space="preserve">Fraud Patterns evolves requiring adaptive decision making and reinforcement learning. We can take predictive decision of </w:t>
+      </w:r>
+      <w:proofErr w:type="spellStart"/>
+      <w:r>
+        <w:t>XGBoost</w:t>
+      </w:r>
+      <w:proofErr w:type="spellEnd"/>
+      <w:r>
+        <w:t xml:space="preserve"> model and use it for risk scoring based on certain thresholds or using logarithmic or percentile-based scaling.</w:t>
+      </w:r>
+    </w:p>
+    <w:p>
+      <w:pPr>
+        <w:rPr>
+          <w:b/>
+          <w:bCs/>
+        </w:rPr>
+      </w:pPr>
+      <w:r>
+        <w:rPr>
+          <w:b/>
+          <w:bCs/>
+        </w:rPr>
+        <w:t>Next steps and recommendations:</w:t>
+      </w:r>
+    </w:p>
+    <w:p>
+      <w:pPr>
+        <w:numPr>
+          <w:ilvl w:val="0"/>
+          <w:numId w:val="33"/>
+        </w:numPr>
+      </w:pPr>
+      <w:r>
+        <w:rPr>
+          <w:b/>
+          <w:bCs/>
+        </w:rPr>
+        <w:t>Deploy</w:t>
+      </w:r>
+      <w:r>
+        <w:t xml:space="preserve"> the </w:t>
+      </w:r>
+      <w:proofErr w:type="spellStart"/>
+      <w:r>
+        <w:t>XGBoost</w:t>
+      </w:r>
+      <w:proofErr w:type="spellEnd"/>
+      <w:r>
+        <w:t xml:space="preserve"> model in (test/Sandbox) environment and test the performance of the model before we deploy it in production</w:t>
+      </w:r>
+    </w:p>
+    <w:p>
+      <w:pPr>
+        <w:numPr>
+          <w:ilvl w:val="0"/>
+          <w:numId w:val="33"/>
+        </w:numPr>
+      </w:pPr>
+      <w:r>
+        <w:rPr>
+          <w:b/>
+          <w:bCs/>
+        </w:rPr>
+        <w:t>Monitor the false positive and false negative rate</w:t>
+      </w:r>
+      <w:r>
+        <w:t> to fine-tuned decision thresholds</w:t>
+      </w:r>
+    </w:p>
+    <w:p>
+      <w:pPr>
+        <w:numPr>
+          <w:ilvl w:val="0"/>
+          <w:numId w:val="33"/>
+        </w:numPr>
+      </w:pPr>
+      <w:r>
+        <w:t>Current model is completely based on Company, financial attributed. Such attributes can be manipulated. Hence, we can </w:t>
+      </w:r>
+      <w:r>
+        <w:rPr>
+          <w:b/>
+          <w:bCs/>
+        </w:rPr>
+        <w:t>enhance</w:t>
+      </w:r>
+      <w:r>
+        <w:t> model prediction by using </w:t>
+      </w:r>
+      <w:r>
+        <w:rPr>
+          <w:b/>
+          <w:bCs/>
+        </w:rPr>
+        <w:t>device fingerprinting</w:t>
+      </w:r>
+      <w:r>
+        <w:t> (device from the loan are been applied), </w:t>
+      </w:r>
+      <w:r>
+        <w:rPr>
+          <w:b/>
+          <w:bCs/>
+        </w:rPr>
+        <w:t>document verification status</w:t>
+      </w:r>
+      <w:r>
+        <w:t> as well as </w:t>
+      </w:r>
+      <w:r>
+        <w:rPr>
+          <w:b/>
+          <w:bCs/>
+        </w:rPr>
+        <w:t>IP tracking</w:t>
+      </w:r>
+      <w:r>
+        <w:t>, utilize </w:t>
+      </w:r>
+      <w:r>
+        <w:rPr>
+          <w:b/>
+          <w:bCs/>
+        </w:rPr>
+        <w:t>linkages to other fraud applications</w:t>
+      </w:r>
+      <w:r>
+        <w:t> by using network graphs between application attribute – same device ID, IP, Proximity of device from where loans are applied vs the actual address on the application.</w:t>
+      </w:r>
+    </w:p>
+    <w:p>
+      <w:pPr>
+        <w:numPr>
+          <w:ilvl w:val="0"/>
+          <w:numId w:val="33"/>
+        </w:numPr>
+      </w:pPr>
+      <w:r>
+        <w:t>Set up </w:t>
+      </w:r>
+      <w:r>
+        <w:rPr>
+          <w:b/>
+          <w:bCs/>
+        </w:rPr>
+        <w:t>automated model retraining</w:t>
+      </w:r>
+      <w:r>
+        <w:t> to adapt to fraud trends.</w:t>
+      </w:r>
+    </w:p>
+    <w:p>
+      <w:r>
+        <w:t>Additionally, further work can be done in </w:t>
+      </w:r>
+      <w:r>
+        <w:rPr>
+          <w:b/>
+          <w:bCs/>
+        </w:rPr>
+        <w:t xml:space="preserve">improving the performance of </w:t>
+      </w:r>
+      <w:proofErr w:type="spellStart"/>
+      <w:r>
+        <w:rPr>
+          <w:b/>
+          <w:bCs/>
+        </w:rPr>
+        <w:t>XGBoost</w:t>
+      </w:r>
+      <w:proofErr w:type="spellEnd"/>
+      <w:r>
+        <w:rPr>
+          <w:b/>
+          <w:bCs/>
+        </w:rPr>
+        <w:t xml:space="preserve"> by improving the data quality and feature engineering, balancing the classes using SMOTE, weight balancing, using stacking ensemble (</w:t>
+      </w:r>
+      <w:proofErr w:type="spellStart"/>
+      <w:r>
+        <w:rPr>
+          <w:b/>
+          <w:bCs/>
+        </w:rPr>
+        <w:t>XGBoost</w:t>
+      </w:r>
+      <w:proofErr w:type="spellEnd"/>
+      <w:r>
+        <w:rPr>
+          <w:b/>
+          <w:bCs/>
+        </w:rPr>
+        <w:t xml:space="preserve"> + </w:t>
+      </w:r>
+      <w:proofErr w:type="spellStart"/>
+      <w:r>
+        <w:rPr>
+          <w:b/>
+          <w:bCs/>
+        </w:rPr>
+        <w:t>RandomForrest</w:t>
+      </w:r>
+      <w:proofErr w:type="spellEnd"/>
+      <w:r>
+        <w:rPr>
+          <w:b/>
+          <w:bCs/>
+        </w:rPr>
+        <w:t>) or (</w:t>
+      </w:r>
+      <w:proofErr w:type="spellStart"/>
+      <w:r>
+        <w:rPr>
+          <w:b/>
+          <w:bCs/>
+        </w:rPr>
+        <w:t>XGboost</w:t>
+      </w:r>
+      <w:proofErr w:type="spellEnd"/>
+      <w:r>
+        <w:rPr>
+          <w:b/>
+          <w:bCs/>
+        </w:rPr>
+        <w:t xml:space="preserve"> + Logistic Regression)</w:t>
+      </w:r>
+    </w:p>
+    <w:p/>
+    <w:p>
+      <w:pPr>
+        <w:rPr>
+          <w:b/>
+          <w:bCs/>
+        </w:rPr>
+      </w:pPr>
+      <w:r>
+        <w:rPr>
+          <w:b/>
+          <w:bCs/>
+        </w:rPr>
+        <w:t>Contact Information</w:t>
+      </w:r>
+    </w:p>
+    <w:p>
+      <w:r>
+        <w:t>Suchita Shirke</w:t>
+      </w:r>
+    </w:p>
+    <w:p>
+      <w:r>
+        <w:t>[</w:t>
+      </w:r>
+      <w:hyperlink r:id="rId22" w:history="1">
+        <w:r>
+          <w:rPr>
+            <w:rStyle w:val="Hyperlink"/>
+          </w:rPr>
+          <w:t>LinkedIn</w:t>
+        </w:r>
+      </w:hyperlink>
+      <w:r>
+        <w:t>]</w:t>
       </w:r>
     </w:p>
     <w:p/>
@@ -5203,6 +6718,119 @@
     </w:lvl>
   </w:abstractNum>
   <w:abstractNum w:abstractNumId="2" w15:restartNumberingAfterBreak="0">
+    <w:nsid w:val="0BE62225"/>
+    <w:multiLevelType w:val="multilevel"/>
+    <w:tmpl w:val="935CCAF8"/>
+    <w:lvl w:ilvl="0">
+      <w:start w:val="1"/>
+      <w:numFmt w:val="decimal"/>
+      <w:lvlText w:val="%1."/>
+      <w:lvlJc w:val="left"/>
+      <w:pPr>
+        <w:tabs>
+          <w:tab w:val="num" w:pos="720"/>
+        </w:tabs>
+        <w:ind w:left="720" w:hanging="360"/>
+      </w:pPr>
+    </w:lvl>
+    <w:lvl w:ilvl="1" w:tentative="1">
+      <w:start w:val="1"/>
+      <w:numFmt w:val="decimal"/>
+      <w:lvlText w:val="%2."/>
+      <w:lvlJc w:val="left"/>
+      <w:pPr>
+        <w:tabs>
+          <w:tab w:val="num" w:pos="1440"/>
+        </w:tabs>
+        <w:ind w:left="1440" w:hanging="360"/>
+      </w:pPr>
+    </w:lvl>
+    <w:lvl w:ilvl="2" w:tentative="1">
+      <w:start w:val="1"/>
+      <w:numFmt w:val="decimal"/>
+      <w:lvlText w:val="%3."/>
+      <w:lvlJc w:val="left"/>
+      <w:pPr>
+        <w:tabs>
+          <w:tab w:val="num" w:pos="2160"/>
+        </w:tabs>
+        <w:ind w:left="2160" w:hanging="360"/>
+      </w:pPr>
+    </w:lvl>
+    <w:lvl w:ilvl="3" w:tentative="1">
+      <w:start w:val="1"/>
+      <w:numFmt w:val="decimal"/>
+      <w:lvlText w:val="%4."/>
+      <w:lvlJc w:val="left"/>
+      <w:pPr>
+        <w:tabs>
+          <w:tab w:val="num" w:pos="2880"/>
+        </w:tabs>
+        <w:ind w:left="2880" w:hanging="360"/>
+      </w:pPr>
+    </w:lvl>
+    <w:lvl w:ilvl="4" w:tentative="1">
+      <w:start w:val="1"/>
+      <w:numFmt w:val="decimal"/>
+      <w:lvlText w:val="%5."/>
+      <w:lvlJc w:val="left"/>
+      <w:pPr>
+        <w:tabs>
+          <w:tab w:val="num" w:pos="3600"/>
+        </w:tabs>
+        <w:ind w:left="3600" w:hanging="360"/>
+      </w:pPr>
+    </w:lvl>
+    <w:lvl w:ilvl="5" w:tentative="1">
+      <w:start w:val="1"/>
+      <w:numFmt w:val="decimal"/>
+      <w:lvlText w:val="%6."/>
+      <w:lvlJc w:val="left"/>
+      <w:pPr>
+        <w:tabs>
+          <w:tab w:val="num" w:pos="4320"/>
+        </w:tabs>
+        <w:ind w:left="4320" w:hanging="360"/>
+      </w:pPr>
+    </w:lvl>
+    <w:lvl w:ilvl="6" w:tentative="1">
+      <w:start w:val="1"/>
+      <w:numFmt w:val="decimal"/>
+      <w:lvlText w:val="%7."/>
+      <w:lvlJc w:val="left"/>
+      <w:pPr>
+        <w:tabs>
+          <w:tab w:val="num" w:pos="5040"/>
+        </w:tabs>
+        <w:ind w:left="5040" w:hanging="360"/>
+      </w:pPr>
+    </w:lvl>
+    <w:lvl w:ilvl="7" w:tentative="1">
+      <w:start w:val="1"/>
+      <w:numFmt w:val="decimal"/>
+      <w:lvlText w:val="%8."/>
+      <w:lvlJc w:val="left"/>
+      <w:pPr>
+        <w:tabs>
+          <w:tab w:val="num" w:pos="5760"/>
+        </w:tabs>
+        <w:ind w:left="5760" w:hanging="360"/>
+      </w:pPr>
+    </w:lvl>
+    <w:lvl w:ilvl="8" w:tentative="1">
+      <w:start w:val="1"/>
+      <w:numFmt w:val="decimal"/>
+      <w:lvlText w:val="%9."/>
+      <w:lvlJc w:val="left"/>
+      <w:pPr>
+        <w:tabs>
+          <w:tab w:val="num" w:pos="6480"/>
+        </w:tabs>
+        <w:ind w:left="6480" w:hanging="360"/>
+      </w:pPr>
+    </w:lvl>
+  </w:abstractNum>
+  <w:abstractNum w:abstractNumId="3" w15:restartNumberingAfterBreak="0">
     <w:nsid w:val="10F52D8C"/>
     <w:multiLevelType w:val="multilevel"/>
     <w:tmpl w:val="FDF42D4E"/>
@@ -5315,7 +6943,96 @@
       </w:pPr>
     </w:lvl>
   </w:abstractNum>
-  <w:abstractNum w:abstractNumId="3" w15:restartNumberingAfterBreak="0">
+  <w:abstractNum w:abstractNumId="4" w15:restartNumberingAfterBreak="0">
+    <w:nsid w:val="166B3C25"/>
+    <w:multiLevelType w:val="hybridMultilevel"/>
+    <w:tmpl w:val="C9FA3460"/>
+    <w:lvl w:ilvl="0" w:tplc="4490D52E">
+      <w:start w:val="1"/>
+      <w:numFmt w:val="decimal"/>
+      <w:lvlText w:val="%1."/>
+      <w:lvlJc w:val="left"/>
+      <w:pPr>
+        <w:ind w:left="1080" w:hanging="360"/>
+      </w:pPr>
+      <w:rPr>
+        <w:rFonts w:hint="default"/>
+      </w:rPr>
+    </w:lvl>
+    <w:lvl w:ilvl="1" w:tplc="04090019" w:tentative="1">
+      <w:start w:val="1"/>
+      <w:numFmt w:val="lowerLetter"/>
+      <w:lvlText w:val="%2."/>
+      <w:lvlJc w:val="left"/>
+      <w:pPr>
+        <w:ind w:left="1800" w:hanging="360"/>
+      </w:pPr>
+    </w:lvl>
+    <w:lvl w:ilvl="2" w:tplc="0409001B" w:tentative="1">
+      <w:start w:val="1"/>
+      <w:numFmt w:val="lowerRoman"/>
+      <w:lvlText w:val="%3."/>
+      <w:lvlJc w:val="right"/>
+      <w:pPr>
+        <w:ind w:left="2520" w:hanging="180"/>
+      </w:pPr>
+    </w:lvl>
+    <w:lvl w:ilvl="3" w:tplc="0409000F" w:tentative="1">
+      <w:start w:val="1"/>
+      <w:numFmt w:val="decimal"/>
+      <w:lvlText w:val="%4."/>
+      <w:lvlJc w:val="left"/>
+      <w:pPr>
+        <w:ind w:left="3240" w:hanging="360"/>
+      </w:pPr>
+    </w:lvl>
+    <w:lvl w:ilvl="4" w:tplc="04090019" w:tentative="1">
+      <w:start w:val="1"/>
+      <w:numFmt w:val="lowerLetter"/>
+      <w:lvlText w:val="%5."/>
+      <w:lvlJc w:val="left"/>
+      <w:pPr>
+        <w:ind w:left="3960" w:hanging="360"/>
+      </w:pPr>
+    </w:lvl>
+    <w:lvl w:ilvl="5" w:tplc="0409001B" w:tentative="1">
+      <w:start w:val="1"/>
+      <w:numFmt w:val="lowerRoman"/>
+      <w:lvlText w:val="%6."/>
+      <w:lvlJc w:val="right"/>
+      <w:pPr>
+        <w:ind w:left="4680" w:hanging="180"/>
+      </w:pPr>
+    </w:lvl>
+    <w:lvl w:ilvl="6" w:tplc="0409000F" w:tentative="1">
+      <w:start w:val="1"/>
+      <w:numFmt w:val="decimal"/>
+      <w:lvlText w:val="%7."/>
+      <w:lvlJc w:val="left"/>
+      <w:pPr>
+        <w:ind w:left="5400" w:hanging="360"/>
+      </w:pPr>
+    </w:lvl>
+    <w:lvl w:ilvl="7" w:tplc="04090019" w:tentative="1">
+      <w:start w:val="1"/>
+      <w:numFmt w:val="lowerLetter"/>
+      <w:lvlText w:val="%8."/>
+      <w:lvlJc w:val="left"/>
+      <w:pPr>
+        <w:ind w:left="6120" w:hanging="360"/>
+      </w:pPr>
+    </w:lvl>
+    <w:lvl w:ilvl="8" w:tplc="0409001B" w:tentative="1">
+      <w:start w:val="1"/>
+      <w:numFmt w:val="lowerRoman"/>
+      <w:lvlText w:val="%9."/>
+      <w:lvlJc w:val="right"/>
+      <w:pPr>
+        <w:ind w:left="6840" w:hanging="180"/>
+      </w:pPr>
+    </w:lvl>
+  </w:abstractNum>
+  <w:abstractNum w:abstractNumId="5" w15:restartNumberingAfterBreak="0">
     <w:nsid w:val="1BA36623"/>
     <w:multiLevelType w:val="hybridMultilevel"/>
     <w:tmpl w:val="E48C8A70"/>
@@ -5404,7 +7121,7 @@
       </w:pPr>
     </w:lvl>
   </w:abstractNum>
-  <w:abstractNum w:abstractNumId="4" w15:restartNumberingAfterBreak="0">
+  <w:abstractNum w:abstractNumId="6" w15:restartNumberingAfterBreak="0">
     <w:nsid w:val="23F23A8E"/>
     <w:multiLevelType w:val="hybridMultilevel"/>
     <w:tmpl w:val="CB6A23A6"/>
@@ -5493,7 +7210,185 @@
       </w:pPr>
     </w:lvl>
   </w:abstractNum>
-  <w:abstractNum w:abstractNumId="5" w15:restartNumberingAfterBreak="0">
+  <w:abstractNum w:abstractNumId="7" w15:restartNumberingAfterBreak="0">
+    <w:nsid w:val="24E92975"/>
+    <w:multiLevelType w:val="hybridMultilevel"/>
+    <w:tmpl w:val="9A620D84"/>
+    <w:lvl w:ilvl="0" w:tplc="FFFFFFFF">
+      <w:start w:val="1"/>
+      <w:numFmt w:val="decimal"/>
+      <w:lvlText w:val="%1."/>
+      <w:lvlJc w:val="left"/>
+      <w:pPr>
+        <w:ind w:left="1080" w:hanging="360"/>
+      </w:pPr>
+      <w:rPr>
+        <w:rFonts w:hint="default"/>
+      </w:rPr>
+    </w:lvl>
+    <w:lvl w:ilvl="1" w:tplc="FFFFFFFF">
+      <w:start w:val="1"/>
+      <w:numFmt w:val="lowerLetter"/>
+      <w:lvlText w:val="%2."/>
+      <w:lvlJc w:val="left"/>
+      <w:pPr>
+        <w:ind w:left="1800" w:hanging="360"/>
+      </w:pPr>
+    </w:lvl>
+    <w:lvl w:ilvl="2" w:tplc="FFFFFFFF" w:tentative="1">
+      <w:start w:val="1"/>
+      <w:numFmt w:val="lowerRoman"/>
+      <w:lvlText w:val="%3."/>
+      <w:lvlJc w:val="right"/>
+      <w:pPr>
+        <w:ind w:left="2520" w:hanging="180"/>
+      </w:pPr>
+    </w:lvl>
+    <w:lvl w:ilvl="3" w:tplc="FFFFFFFF" w:tentative="1">
+      <w:start w:val="1"/>
+      <w:numFmt w:val="decimal"/>
+      <w:lvlText w:val="%4."/>
+      <w:lvlJc w:val="left"/>
+      <w:pPr>
+        <w:ind w:left="3240" w:hanging="360"/>
+      </w:pPr>
+    </w:lvl>
+    <w:lvl w:ilvl="4" w:tplc="FFFFFFFF" w:tentative="1">
+      <w:start w:val="1"/>
+      <w:numFmt w:val="lowerLetter"/>
+      <w:lvlText w:val="%5."/>
+      <w:lvlJc w:val="left"/>
+      <w:pPr>
+        <w:ind w:left="3960" w:hanging="360"/>
+      </w:pPr>
+    </w:lvl>
+    <w:lvl w:ilvl="5" w:tplc="FFFFFFFF" w:tentative="1">
+      <w:start w:val="1"/>
+      <w:numFmt w:val="lowerRoman"/>
+      <w:lvlText w:val="%6."/>
+      <w:lvlJc w:val="right"/>
+      <w:pPr>
+        <w:ind w:left="4680" w:hanging="180"/>
+      </w:pPr>
+    </w:lvl>
+    <w:lvl w:ilvl="6" w:tplc="FFFFFFFF" w:tentative="1">
+      <w:start w:val="1"/>
+      <w:numFmt w:val="decimal"/>
+      <w:lvlText w:val="%7."/>
+      <w:lvlJc w:val="left"/>
+      <w:pPr>
+        <w:ind w:left="5400" w:hanging="360"/>
+      </w:pPr>
+    </w:lvl>
+    <w:lvl w:ilvl="7" w:tplc="FFFFFFFF" w:tentative="1">
+      <w:start w:val="1"/>
+      <w:numFmt w:val="lowerLetter"/>
+      <w:lvlText w:val="%8."/>
+      <w:lvlJc w:val="left"/>
+      <w:pPr>
+        <w:ind w:left="6120" w:hanging="360"/>
+      </w:pPr>
+    </w:lvl>
+    <w:lvl w:ilvl="8" w:tplc="FFFFFFFF" w:tentative="1">
+      <w:start w:val="1"/>
+      <w:numFmt w:val="lowerRoman"/>
+      <w:lvlText w:val="%9."/>
+      <w:lvlJc w:val="right"/>
+      <w:pPr>
+        <w:ind w:left="6840" w:hanging="180"/>
+      </w:pPr>
+    </w:lvl>
+  </w:abstractNum>
+  <w:abstractNum w:abstractNumId="8" w15:restartNumberingAfterBreak="0">
+    <w:nsid w:val="250F6373"/>
+    <w:multiLevelType w:val="hybridMultilevel"/>
+    <w:tmpl w:val="4C78E62E"/>
+    <w:lvl w:ilvl="0" w:tplc="0409000F">
+      <w:start w:val="1"/>
+      <w:numFmt w:val="decimal"/>
+      <w:lvlText w:val="%1."/>
+      <w:lvlJc w:val="left"/>
+      <w:pPr>
+        <w:ind w:left="720" w:hanging="360"/>
+      </w:pPr>
+      <w:rPr>
+        <w:rFonts w:hint="default"/>
+      </w:rPr>
+    </w:lvl>
+    <w:lvl w:ilvl="1" w:tplc="04090019" w:tentative="1">
+      <w:start w:val="1"/>
+      <w:numFmt w:val="lowerLetter"/>
+      <w:lvlText w:val="%2."/>
+      <w:lvlJc w:val="left"/>
+      <w:pPr>
+        <w:ind w:left="1440" w:hanging="360"/>
+      </w:pPr>
+    </w:lvl>
+    <w:lvl w:ilvl="2" w:tplc="0409001B" w:tentative="1">
+      <w:start w:val="1"/>
+      <w:numFmt w:val="lowerRoman"/>
+      <w:lvlText w:val="%3."/>
+      <w:lvlJc w:val="right"/>
+      <w:pPr>
+        <w:ind w:left="2160" w:hanging="180"/>
+      </w:pPr>
+    </w:lvl>
+    <w:lvl w:ilvl="3" w:tplc="0409000F" w:tentative="1">
+      <w:start w:val="1"/>
+      <w:numFmt w:val="decimal"/>
+      <w:lvlText w:val="%4."/>
+      <w:lvlJc w:val="left"/>
+      <w:pPr>
+        <w:ind w:left="2880" w:hanging="360"/>
+      </w:pPr>
+    </w:lvl>
+    <w:lvl w:ilvl="4" w:tplc="04090019" w:tentative="1">
+      <w:start w:val="1"/>
+      <w:numFmt w:val="lowerLetter"/>
+      <w:lvlText w:val="%5."/>
+      <w:lvlJc w:val="left"/>
+      <w:pPr>
+        <w:ind w:left="3600" w:hanging="360"/>
+      </w:pPr>
+    </w:lvl>
+    <w:lvl w:ilvl="5" w:tplc="0409001B" w:tentative="1">
+      <w:start w:val="1"/>
+      <w:numFmt w:val="lowerRoman"/>
+      <w:lvlText w:val="%6."/>
+      <w:lvlJc w:val="right"/>
+      <w:pPr>
+        <w:ind w:left="4320" w:hanging="180"/>
+      </w:pPr>
+    </w:lvl>
+    <w:lvl w:ilvl="6" w:tplc="0409000F" w:tentative="1">
+      <w:start w:val="1"/>
+      <w:numFmt w:val="decimal"/>
+      <w:lvlText w:val="%7."/>
+      <w:lvlJc w:val="left"/>
+      <w:pPr>
+        <w:ind w:left="5040" w:hanging="360"/>
+      </w:pPr>
+    </w:lvl>
+    <w:lvl w:ilvl="7" w:tplc="04090019" w:tentative="1">
+      <w:start w:val="1"/>
+      <w:numFmt w:val="lowerLetter"/>
+      <w:lvlText w:val="%8."/>
+      <w:lvlJc w:val="left"/>
+      <w:pPr>
+        <w:ind w:left="5760" w:hanging="360"/>
+      </w:pPr>
+    </w:lvl>
+    <w:lvl w:ilvl="8" w:tplc="0409001B" w:tentative="1">
+      <w:start w:val="1"/>
+      <w:numFmt w:val="lowerRoman"/>
+      <w:lvlText w:val="%9."/>
+      <w:lvlJc w:val="right"/>
+      <w:pPr>
+        <w:ind w:left="6480" w:hanging="180"/>
+      </w:pPr>
+    </w:lvl>
+  </w:abstractNum>
+  <w:abstractNum w:abstractNumId="9" w15:restartNumberingAfterBreak="0">
     <w:nsid w:val="32181010"/>
     <w:multiLevelType w:val="multilevel"/>
     <w:tmpl w:val="EE12EB14"/>
@@ -5606,7 +7501,185 @@
       </w:pPr>
     </w:lvl>
   </w:abstractNum>
-  <w:abstractNum w:abstractNumId="6" w15:restartNumberingAfterBreak="0">
+  <w:abstractNum w:abstractNumId="10" w15:restartNumberingAfterBreak="0">
+    <w:nsid w:val="42520570"/>
+    <w:multiLevelType w:val="hybridMultilevel"/>
+    <w:tmpl w:val="5FCC816E"/>
+    <w:lvl w:ilvl="0" w:tplc="1E40010C">
+      <w:start w:val="1"/>
+      <w:numFmt w:val="decimal"/>
+      <w:lvlText w:val="%1."/>
+      <w:lvlJc w:val="left"/>
+      <w:pPr>
+        <w:ind w:left="1080" w:hanging="360"/>
+      </w:pPr>
+      <w:rPr>
+        <w:rFonts w:hint="default"/>
+      </w:rPr>
+    </w:lvl>
+    <w:lvl w:ilvl="1" w:tplc="04090019" w:tentative="1">
+      <w:start w:val="1"/>
+      <w:numFmt w:val="lowerLetter"/>
+      <w:lvlText w:val="%2."/>
+      <w:lvlJc w:val="left"/>
+      <w:pPr>
+        <w:ind w:left="1800" w:hanging="360"/>
+      </w:pPr>
+    </w:lvl>
+    <w:lvl w:ilvl="2" w:tplc="0409001B" w:tentative="1">
+      <w:start w:val="1"/>
+      <w:numFmt w:val="lowerRoman"/>
+      <w:lvlText w:val="%3."/>
+      <w:lvlJc w:val="right"/>
+      <w:pPr>
+        <w:ind w:left="2520" w:hanging="180"/>
+      </w:pPr>
+    </w:lvl>
+    <w:lvl w:ilvl="3" w:tplc="0409000F" w:tentative="1">
+      <w:start w:val="1"/>
+      <w:numFmt w:val="decimal"/>
+      <w:lvlText w:val="%4."/>
+      <w:lvlJc w:val="left"/>
+      <w:pPr>
+        <w:ind w:left="3240" w:hanging="360"/>
+      </w:pPr>
+    </w:lvl>
+    <w:lvl w:ilvl="4" w:tplc="04090019" w:tentative="1">
+      <w:start w:val="1"/>
+      <w:numFmt w:val="lowerLetter"/>
+      <w:lvlText w:val="%5."/>
+      <w:lvlJc w:val="left"/>
+      <w:pPr>
+        <w:ind w:left="3960" w:hanging="360"/>
+      </w:pPr>
+    </w:lvl>
+    <w:lvl w:ilvl="5" w:tplc="0409001B" w:tentative="1">
+      <w:start w:val="1"/>
+      <w:numFmt w:val="lowerRoman"/>
+      <w:lvlText w:val="%6."/>
+      <w:lvlJc w:val="right"/>
+      <w:pPr>
+        <w:ind w:left="4680" w:hanging="180"/>
+      </w:pPr>
+    </w:lvl>
+    <w:lvl w:ilvl="6" w:tplc="0409000F" w:tentative="1">
+      <w:start w:val="1"/>
+      <w:numFmt w:val="decimal"/>
+      <w:lvlText w:val="%7."/>
+      <w:lvlJc w:val="left"/>
+      <w:pPr>
+        <w:ind w:left="5400" w:hanging="360"/>
+      </w:pPr>
+    </w:lvl>
+    <w:lvl w:ilvl="7" w:tplc="04090019" w:tentative="1">
+      <w:start w:val="1"/>
+      <w:numFmt w:val="lowerLetter"/>
+      <w:lvlText w:val="%8."/>
+      <w:lvlJc w:val="left"/>
+      <w:pPr>
+        <w:ind w:left="6120" w:hanging="360"/>
+      </w:pPr>
+    </w:lvl>
+    <w:lvl w:ilvl="8" w:tplc="0409001B" w:tentative="1">
+      <w:start w:val="1"/>
+      <w:numFmt w:val="lowerRoman"/>
+      <w:lvlText w:val="%9."/>
+      <w:lvlJc w:val="right"/>
+      <w:pPr>
+        <w:ind w:left="6840" w:hanging="180"/>
+      </w:pPr>
+    </w:lvl>
+  </w:abstractNum>
+  <w:abstractNum w:abstractNumId="11" w15:restartNumberingAfterBreak="0">
+    <w:nsid w:val="426F6879"/>
+    <w:multiLevelType w:val="hybridMultilevel"/>
+    <w:tmpl w:val="8F6EF7E8"/>
+    <w:lvl w:ilvl="0" w:tplc="0409000F">
+      <w:start w:val="1"/>
+      <w:numFmt w:val="decimal"/>
+      <w:lvlText w:val="%1."/>
+      <w:lvlJc w:val="left"/>
+      <w:pPr>
+        <w:ind w:left="1080" w:hanging="360"/>
+      </w:pPr>
+      <w:rPr>
+        <w:rFonts w:hint="default"/>
+      </w:rPr>
+    </w:lvl>
+    <w:lvl w:ilvl="1" w:tplc="04090019" w:tentative="1">
+      <w:start w:val="1"/>
+      <w:numFmt w:val="lowerLetter"/>
+      <w:lvlText w:val="%2."/>
+      <w:lvlJc w:val="left"/>
+      <w:pPr>
+        <w:ind w:left="1800" w:hanging="360"/>
+      </w:pPr>
+    </w:lvl>
+    <w:lvl w:ilvl="2" w:tplc="0409001B" w:tentative="1">
+      <w:start w:val="1"/>
+      <w:numFmt w:val="lowerRoman"/>
+      <w:lvlText w:val="%3."/>
+      <w:lvlJc w:val="right"/>
+      <w:pPr>
+        <w:ind w:left="2520" w:hanging="180"/>
+      </w:pPr>
+    </w:lvl>
+    <w:lvl w:ilvl="3" w:tplc="0409000F" w:tentative="1">
+      <w:start w:val="1"/>
+      <w:numFmt w:val="decimal"/>
+      <w:lvlText w:val="%4."/>
+      <w:lvlJc w:val="left"/>
+      <w:pPr>
+        <w:ind w:left="3240" w:hanging="360"/>
+      </w:pPr>
+    </w:lvl>
+    <w:lvl w:ilvl="4" w:tplc="04090019" w:tentative="1">
+      <w:start w:val="1"/>
+      <w:numFmt w:val="lowerLetter"/>
+      <w:lvlText w:val="%5."/>
+      <w:lvlJc w:val="left"/>
+      <w:pPr>
+        <w:ind w:left="3960" w:hanging="360"/>
+      </w:pPr>
+    </w:lvl>
+    <w:lvl w:ilvl="5" w:tplc="0409001B" w:tentative="1">
+      <w:start w:val="1"/>
+      <w:numFmt w:val="lowerRoman"/>
+      <w:lvlText w:val="%6."/>
+      <w:lvlJc w:val="right"/>
+      <w:pPr>
+        <w:ind w:left="4680" w:hanging="180"/>
+      </w:pPr>
+    </w:lvl>
+    <w:lvl w:ilvl="6" w:tplc="0409000F" w:tentative="1">
+      <w:start w:val="1"/>
+      <w:numFmt w:val="decimal"/>
+      <w:lvlText w:val="%7."/>
+      <w:lvlJc w:val="left"/>
+      <w:pPr>
+        <w:ind w:left="5400" w:hanging="360"/>
+      </w:pPr>
+    </w:lvl>
+    <w:lvl w:ilvl="7" w:tplc="04090019" w:tentative="1">
+      <w:start w:val="1"/>
+      <w:numFmt w:val="lowerLetter"/>
+      <w:lvlText w:val="%8."/>
+      <w:lvlJc w:val="left"/>
+      <w:pPr>
+        <w:ind w:left="6120" w:hanging="360"/>
+      </w:pPr>
+    </w:lvl>
+    <w:lvl w:ilvl="8" w:tplc="0409001B" w:tentative="1">
+      <w:start w:val="1"/>
+      <w:numFmt w:val="lowerRoman"/>
+      <w:lvlText w:val="%9."/>
+      <w:lvlJc w:val="right"/>
+      <w:pPr>
+        <w:ind w:left="6840" w:hanging="180"/>
+      </w:pPr>
+    </w:lvl>
+  </w:abstractNum>
+  <w:abstractNum w:abstractNumId="12" w15:restartNumberingAfterBreak="0">
     <w:nsid w:val="43FE2603"/>
     <w:multiLevelType w:val="hybridMultilevel"/>
     <w:tmpl w:val="7E447C68"/>
@@ -5695,10 +7768,99 @@
       </w:pPr>
     </w:lvl>
   </w:abstractNum>
-  <w:abstractNum w:abstractNumId="7" w15:restartNumberingAfterBreak="0">
+  <w:abstractNum w:abstractNumId="13" w15:restartNumberingAfterBreak="0">
+    <w:nsid w:val="457C79E9"/>
+    <w:multiLevelType w:val="hybridMultilevel"/>
+    <w:tmpl w:val="16BA6280"/>
+    <w:lvl w:ilvl="0" w:tplc="0409000F">
+      <w:start w:val="1"/>
+      <w:numFmt w:val="decimal"/>
+      <w:lvlText w:val="%1."/>
+      <w:lvlJc w:val="left"/>
+      <w:pPr>
+        <w:ind w:left="720" w:hanging="360"/>
+      </w:pPr>
+      <w:rPr>
+        <w:rFonts w:hint="default"/>
+      </w:rPr>
+    </w:lvl>
+    <w:lvl w:ilvl="1" w:tplc="04090019" w:tentative="1">
+      <w:start w:val="1"/>
+      <w:numFmt w:val="lowerLetter"/>
+      <w:lvlText w:val="%2."/>
+      <w:lvlJc w:val="left"/>
+      <w:pPr>
+        <w:ind w:left="1440" w:hanging="360"/>
+      </w:pPr>
+    </w:lvl>
+    <w:lvl w:ilvl="2" w:tplc="0409001B" w:tentative="1">
+      <w:start w:val="1"/>
+      <w:numFmt w:val="lowerRoman"/>
+      <w:lvlText w:val="%3."/>
+      <w:lvlJc w:val="right"/>
+      <w:pPr>
+        <w:ind w:left="2160" w:hanging="180"/>
+      </w:pPr>
+    </w:lvl>
+    <w:lvl w:ilvl="3" w:tplc="0409000F" w:tentative="1">
+      <w:start w:val="1"/>
+      <w:numFmt w:val="decimal"/>
+      <w:lvlText w:val="%4."/>
+      <w:lvlJc w:val="left"/>
+      <w:pPr>
+        <w:ind w:left="2880" w:hanging="360"/>
+      </w:pPr>
+    </w:lvl>
+    <w:lvl w:ilvl="4" w:tplc="04090019" w:tentative="1">
+      <w:start w:val="1"/>
+      <w:numFmt w:val="lowerLetter"/>
+      <w:lvlText w:val="%5."/>
+      <w:lvlJc w:val="left"/>
+      <w:pPr>
+        <w:ind w:left="3600" w:hanging="360"/>
+      </w:pPr>
+    </w:lvl>
+    <w:lvl w:ilvl="5" w:tplc="0409001B" w:tentative="1">
+      <w:start w:val="1"/>
+      <w:numFmt w:val="lowerRoman"/>
+      <w:lvlText w:val="%6."/>
+      <w:lvlJc w:val="right"/>
+      <w:pPr>
+        <w:ind w:left="4320" w:hanging="180"/>
+      </w:pPr>
+    </w:lvl>
+    <w:lvl w:ilvl="6" w:tplc="0409000F" w:tentative="1">
+      <w:start w:val="1"/>
+      <w:numFmt w:val="decimal"/>
+      <w:lvlText w:val="%7."/>
+      <w:lvlJc w:val="left"/>
+      <w:pPr>
+        <w:ind w:left="5040" w:hanging="360"/>
+      </w:pPr>
+    </w:lvl>
+    <w:lvl w:ilvl="7" w:tplc="04090019" w:tentative="1">
+      <w:start w:val="1"/>
+      <w:numFmt w:val="lowerLetter"/>
+      <w:lvlText w:val="%8."/>
+      <w:lvlJc w:val="left"/>
+      <w:pPr>
+        <w:ind w:left="5760" w:hanging="360"/>
+      </w:pPr>
+    </w:lvl>
+    <w:lvl w:ilvl="8" w:tplc="0409001B" w:tentative="1">
+      <w:start w:val="1"/>
+      <w:numFmt w:val="lowerRoman"/>
+      <w:lvlText w:val="%9."/>
+      <w:lvlJc w:val="right"/>
+      <w:pPr>
+        <w:ind w:left="6480" w:hanging="180"/>
+      </w:pPr>
+    </w:lvl>
+  </w:abstractNum>
+  <w:abstractNum w:abstractNumId="14" w15:restartNumberingAfterBreak="0">
     <w:nsid w:val="45837638"/>
     <w:multiLevelType w:val="multilevel"/>
-    <w:tmpl w:val="181AE6AC"/>
+    <w:tmpl w:val="935CCAF8"/>
     <w:lvl w:ilvl="0">
       <w:start w:val="1"/>
       <w:numFmt w:val="decimal"/>
@@ -5711,6 +7873,208 @@
         <w:ind w:left="720" w:hanging="360"/>
       </w:pPr>
     </w:lvl>
+    <w:lvl w:ilvl="1">
+      <w:start w:val="1"/>
+      <w:numFmt w:val="decimal"/>
+      <w:lvlText w:val="%2."/>
+      <w:lvlJc w:val="left"/>
+      <w:pPr>
+        <w:ind w:left="1440" w:hanging="360"/>
+      </w:pPr>
+      <w:rPr>
+        <w:rFonts w:hint="default"/>
+      </w:rPr>
+    </w:lvl>
+    <w:lvl w:ilvl="2" w:tentative="1">
+      <w:start w:val="1"/>
+      <w:numFmt w:val="decimal"/>
+      <w:lvlText w:val="%3."/>
+      <w:lvlJc w:val="left"/>
+      <w:pPr>
+        <w:tabs>
+          <w:tab w:val="num" w:pos="2160"/>
+        </w:tabs>
+        <w:ind w:left="2160" w:hanging="360"/>
+      </w:pPr>
+    </w:lvl>
+    <w:lvl w:ilvl="3" w:tentative="1">
+      <w:start w:val="1"/>
+      <w:numFmt w:val="decimal"/>
+      <w:lvlText w:val="%4."/>
+      <w:lvlJc w:val="left"/>
+      <w:pPr>
+        <w:tabs>
+          <w:tab w:val="num" w:pos="2880"/>
+        </w:tabs>
+        <w:ind w:left="2880" w:hanging="360"/>
+      </w:pPr>
+    </w:lvl>
+    <w:lvl w:ilvl="4" w:tentative="1">
+      <w:start w:val="1"/>
+      <w:numFmt w:val="decimal"/>
+      <w:lvlText w:val="%5."/>
+      <w:lvlJc w:val="left"/>
+      <w:pPr>
+        <w:tabs>
+          <w:tab w:val="num" w:pos="3600"/>
+        </w:tabs>
+        <w:ind w:left="3600" w:hanging="360"/>
+      </w:pPr>
+    </w:lvl>
+    <w:lvl w:ilvl="5" w:tentative="1">
+      <w:start w:val="1"/>
+      <w:numFmt w:val="decimal"/>
+      <w:lvlText w:val="%6."/>
+      <w:lvlJc w:val="left"/>
+      <w:pPr>
+        <w:tabs>
+          <w:tab w:val="num" w:pos="4320"/>
+        </w:tabs>
+        <w:ind w:left="4320" w:hanging="360"/>
+      </w:pPr>
+    </w:lvl>
+    <w:lvl w:ilvl="6" w:tentative="1">
+      <w:start w:val="1"/>
+      <w:numFmt w:val="decimal"/>
+      <w:lvlText w:val="%7."/>
+      <w:lvlJc w:val="left"/>
+      <w:pPr>
+        <w:tabs>
+          <w:tab w:val="num" w:pos="5040"/>
+        </w:tabs>
+        <w:ind w:left="5040" w:hanging="360"/>
+      </w:pPr>
+    </w:lvl>
+    <w:lvl w:ilvl="7" w:tentative="1">
+      <w:start w:val="1"/>
+      <w:numFmt w:val="decimal"/>
+      <w:lvlText w:val="%8."/>
+      <w:lvlJc w:val="left"/>
+      <w:pPr>
+        <w:tabs>
+          <w:tab w:val="num" w:pos="5760"/>
+        </w:tabs>
+        <w:ind w:left="5760" w:hanging="360"/>
+      </w:pPr>
+    </w:lvl>
+    <w:lvl w:ilvl="8" w:tentative="1">
+      <w:start w:val="1"/>
+      <w:numFmt w:val="decimal"/>
+      <w:lvlText w:val="%9."/>
+      <w:lvlJc w:val="left"/>
+      <w:pPr>
+        <w:tabs>
+          <w:tab w:val="num" w:pos="6480"/>
+        </w:tabs>
+        <w:ind w:left="6480" w:hanging="360"/>
+      </w:pPr>
+    </w:lvl>
+  </w:abstractNum>
+  <w:abstractNum w:abstractNumId="15" w15:restartNumberingAfterBreak="0">
+    <w:nsid w:val="4B1230AF"/>
+    <w:multiLevelType w:val="hybridMultilevel"/>
+    <w:tmpl w:val="86EEEAB6"/>
+    <w:lvl w:ilvl="0" w:tplc="0409000F">
+      <w:start w:val="1"/>
+      <w:numFmt w:val="decimal"/>
+      <w:lvlText w:val="%1."/>
+      <w:lvlJc w:val="left"/>
+      <w:pPr>
+        <w:ind w:left="720" w:hanging="360"/>
+      </w:pPr>
+      <w:rPr>
+        <w:rFonts w:hint="default"/>
+      </w:rPr>
+    </w:lvl>
+    <w:lvl w:ilvl="1" w:tplc="04090019" w:tentative="1">
+      <w:start w:val="1"/>
+      <w:numFmt w:val="lowerLetter"/>
+      <w:lvlText w:val="%2."/>
+      <w:lvlJc w:val="left"/>
+      <w:pPr>
+        <w:ind w:left="1440" w:hanging="360"/>
+      </w:pPr>
+    </w:lvl>
+    <w:lvl w:ilvl="2" w:tplc="0409001B" w:tentative="1">
+      <w:start w:val="1"/>
+      <w:numFmt w:val="lowerRoman"/>
+      <w:lvlText w:val="%3."/>
+      <w:lvlJc w:val="right"/>
+      <w:pPr>
+        <w:ind w:left="2160" w:hanging="180"/>
+      </w:pPr>
+    </w:lvl>
+    <w:lvl w:ilvl="3" w:tplc="0409000F" w:tentative="1">
+      <w:start w:val="1"/>
+      <w:numFmt w:val="decimal"/>
+      <w:lvlText w:val="%4."/>
+      <w:lvlJc w:val="left"/>
+      <w:pPr>
+        <w:ind w:left="2880" w:hanging="360"/>
+      </w:pPr>
+    </w:lvl>
+    <w:lvl w:ilvl="4" w:tplc="04090019" w:tentative="1">
+      <w:start w:val="1"/>
+      <w:numFmt w:val="lowerLetter"/>
+      <w:lvlText w:val="%5."/>
+      <w:lvlJc w:val="left"/>
+      <w:pPr>
+        <w:ind w:left="3600" w:hanging="360"/>
+      </w:pPr>
+    </w:lvl>
+    <w:lvl w:ilvl="5" w:tplc="0409001B" w:tentative="1">
+      <w:start w:val="1"/>
+      <w:numFmt w:val="lowerRoman"/>
+      <w:lvlText w:val="%6."/>
+      <w:lvlJc w:val="right"/>
+      <w:pPr>
+        <w:ind w:left="4320" w:hanging="180"/>
+      </w:pPr>
+    </w:lvl>
+    <w:lvl w:ilvl="6" w:tplc="0409000F" w:tentative="1">
+      <w:start w:val="1"/>
+      <w:numFmt w:val="decimal"/>
+      <w:lvlText w:val="%7."/>
+      <w:lvlJc w:val="left"/>
+      <w:pPr>
+        <w:ind w:left="5040" w:hanging="360"/>
+      </w:pPr>
+    </w:lvl>
+    <w:lvl w:ilvl="7" w:tplc="04090019" w:tentative="1">
+      <w:start w:val="1"/>
+      <w:numFmt w:val="lowerLetter"/>
+      <w:lvlText w:val="%8."/>
+      <w:lvlJc w:val="left"/>
+      <w:pPr>
+        <w:ind w:left="5760" w:hanging="360"/>
+      </w:pPr>
+    </w:lvl>
+    <w:lvl w:ilvl="8" w:tplc="0409001B" w:tentative="1">
+      <w:start w:val="1"/>
+      <w:numFmt w:val="lowerRoman"/>
+      <w:lvlText w:val="%9."/>
+      <w:lvlJc w:val="right"/>
+      <w:pPr>
+        <w:ind w:left="6480" w:hanging="180"/>
+      </w:pPr>
+    </w:lvl>
+  </w:abstractNum>
+  <w:abstractNum w:abstractNumId="16" w15:restartNumberingAfterBreak="0">
+    <w:nsid w:val="4E387DEB"/>
+    <w:multiLevelType w:val="multilevel"/>
+    <w:tmpl w:val="935CCAF8"/>
+    <w:lvl w:ilvl="0">
+      <w:start w:val="1"/>
+      <w:numFmt w:val="decimal"/>
+      <w:lvlText w:val="%1."/>
+      <w:lvlJc w:val="left"/>
+      <w:pPr>
+        <w:tabs>
+          <w:tab w:val="num" w:pos="720"/>
+        </w:tabs>
+        <w:ind w:left="720" w:hanging="360"/>
+      </w:pPr>
+    </w:lvl>
     <w:lvl w:ilvl="1" w:tentative="1">
       <w:start w:val="1"/>
       <w:numFmt w:val="decimal"/>
@@ -5808,7 +8172,7 @@
       </w:pPr>
     </w:lvl>
   </w:abstractNum>
-  <w:abstractNum w:abstractNumId="8" w15:restartNumberingAfterBreak="0">
+  <w:abstractNum w:abstractNumId="17" w15:restartNumberingAfterBreak="0">
     <w:nsid w:val="52D21470"/>
     <w:multiLevelType w:val="multilevel"/>
     <w:tmpl w:val="969C4C4A"/>
@@ -5921,7 +8285,7 @@
       </w:pPr>
     </w:lvl>
   </w:abstractNum>
-  <w:abstractNum w:abstractNumId="9" w15:restartNumberingAfterBreak="0">
+  <w:abstractNum w:abstractNumId="18" w15:restartNumberingAfterBreak="0">
     <w:nsid w:val="534557F7"/>
     <w:multiLevelType w:val="hybridMultilevel"/>
     <w:tmpl w:val="85CA02E0"/>
@@ -6010,7 +8374,408 @@
       </w:pPr>
     </w:lvl>
   </w:abstractNum>
-  <w:abstractNum w:abstractNumId="10" w15:restartNumberingAfterBreak="0">
+  <w:abstractNum w:abstractNumId="19" w15:restartNumberingAfterBreak="0">
+    <w:nsid w:val="599312C4"/>
+    <w:multiLevelType w:val="hybridMultilevel"/>
+    <w:tmpl w:val="489E45E8"/>
+    <w:lvl w:ilvl="0" w:tplc="0409000F">
+      <w:start w:val="1"/>
+      <w:numFmt w:val="decimal"/>
+      <w:lvlText w:val="%1."/>
+      <w:lvlJc w:val="left"/>
+      <w:pPr>
+        <w:ind w:left="720" w:hanging="360"/>
+      </w:pPr>
+    </w:lvl>
+    <w:lvl w:ilvl="1" w:tplc="04090019">
+      <w:start w:val="1"/>
+      <w:numFmt w:val="lowerLetter"/>
+      <w:lvlText w:val="%2."/>
+      <w:lvlJc w:val="left"/>
+      <w:pPr>
+        <w:ind w:left="1440" w:hanging="360"/>
+      </w:pPr>
+    </w:lvl>
+    <w:lvl w:ilvl="2" w:tplc="0409001B" w:tentative="1">
+      <w:start w:val="1"/>
+      <w:numFmt w:val="lowerRoman"/>
+      <w:lvlText w:val="%3."/>
+      <w:lvlJc w:val="right"/>
+      <w:pPr>
+        <w:ind w:left="2160" w:hanging="180"/>
+      </w:pPr>
+    </w:lvl>
+    <w:lvl w:ilvl="3" w:tplc="0409000F" w:tentative="1">
+      <w:start w:val="1"/>
+      <w:numFmt w:val="decimal"/>
+      <w:lvlText w:val="%4."/>
+      <w:lvlJc w:val="left"/>
+      <w:pPr>
+        <w:ind w:left="2880" w:hanging="360"/>
+      </w:pPr>
+    </w:lvl>
+    <w:lvl w:ilvl="4" w:tplc="04090019" w:tentative="1">
+      <w:start w:val="1"/>
+      <w:numFmt w:val="lowerLetter"/>
+      <w:lvlText w:val="%5."/>
+      <w:lvlJc w:val="left"/>
+      <w:pPr>
+        <w:ind w:left="3600" w:hanging="360"/>
+      </w:pPr>
+    </w:lvl>
+    <w:lvl w:ilvl="5" w:tplc="0409001B" w:tentative="1">
+      <w:start w:val="1"/>
+      <w:numFmt w:val="lowerRoman"/>
+      <w:lvlText w:val="%6."/>
+      <w:lvlJc w:val="right"/>
+      <w:pPr>
+        <w:ind w:left="4320" w:hanging="180"/>
+      </w:pPr>
+    </w:lvl>
+    <w:lvl w:ilvl="6" w:tplc="0409000F" w:tentative="1">
+      <w:start w:val="1"/>
+      <w:numFmt w:val="decimal"/>
+      <w:lvlText w:val="%7."/>
+      <w:lvlJc w:val="left"/>
+      <w:pPr>
+        <w:ind w:left="5040" w:hanging="360"/>
+      </w:pPr>
+    </w:lvl>
+    <w:lvl w:ilvl="7" w:tplc="04090019" w:tentative="1">
+      <w:start w:val="1"/>
+      <w:numFmt w:val="lowerLetter"/>
+      <w:lvlText w:val="%8."/>
+      <w:lvlJc w:val="left"/>
+      <w:pPr>
+        <w:ind w:left="5760" w:hanging="360"/>
+      </w:pPr>
+    </w:lvl>
+    <w:lvl w:ilvl="8" w:tplc="0409001B" w:tentative="1">
+      <w:start w:val="1"/>
+      <w:numFmt w:val="lowerRoman"/>
+      <w:lvlText w:val="%9."/>
+      <w:lvlJc w:val="right"/>
+      <w:pPr>
+        <w:ind w:left="6480" w:hanging="180"/>
+      </w:pPr>
+    </w:lvl>
+  </w:abstractNum>
+  <w:abstractNum w:abstractNumId="20" w15:restartNumberingAfterBreak="0">
+    <w:nsid w:val="5B203069"/>
+    <w:multiLevelType w:val="hybridMultilevel"/>
+    <w:tmpl w:val="14F20942"/>
+    <w:lvl w:ilvl="0" w:tplc="4C9695A2">
+      <w:start w:val="1"/>
+      <w:numFmt w:val="decimal"/>
+      <w:lvlText w:val="%1."/>
+      <w:lvlJc w:val="left"/>
+      <w:pPr>
+        <w:ind w:left="1080" w:hanging="360"/>
+      </w:pPr>
+      <w:rPr>
+        <w:rFonts w:hint="default"/>
+      </w:rPr>
+    </w:lvl>
+    <w:lvl w:ilvl="1" w:tplc="04090019" w:tentative="1">
+      <w:start w:val="1"/>
+      <w:numFmt w:val="lowerLetter"/>
+      <w:lvlText w:val="%2."/>
+      <w:lvlJc w:val="left"/>
+      <w:pPr>
+        <w:ind w:left="1800" w:hanging="360"/>
+      </w:pPr>
+    </w:lvl>
+    <w:lvl w:ilvl="2" w:tplc="0409001B" w:tentative="1">
+      <w:start w:val="1"/>
+      <w:numFmt w:val="lowerRoman"/>
+      <w:lvlText w:val="%3."/>
+      <w:lvlJc w:val="right"/>
+      <w:pPr>
+        <w:ind w:left="2520" w:hanging="180"/>
+      </w:pPr>
+    </w:lvl>
+    <w:lvl w:ilvl="3" w:tplc="0409000F" w:tentative="1">
+      <w:start w:val="1"/>
+      <w:numFmt w:val="decimal"/>
+      <w:lvlText w:val="%4."/>
+      <w:lvlJc w:val="left"/>
+      <w:pPr>
+        <w:ind w:left="3240" w:hanging="360"/>
+      </w:pPr>
+    </w:lvl>
+    <w:lvl w:ilvl="4" w:tplc="04090019" w:tentative="1">
+      <w:start w:val="1"/>
+      <w:numFmt w:val="lowerLetter"/>
+      <w:lvlText w:val="%5."/>
+      <w:lvlJc w:val="left"/>
+      <w:pPr>
+        <w:ind w:left="3960" w:hanging="360"/>
+      </w:pPr>
+    </w:lvl>
+    <w:lvl w:ilvl="5" w:tplc="0409001B" w:tentative="1">
+      <w:start w:val="1"/>
+      <w:numFmt w:val="lowerRoman"/>
+      <w:lvlText w:val="%6."/>
+      <w:lvlJc w:val="right"/>
+      <w:pPr>
+        <w:ind w:left="4680" w:hanging="180"/>
+      </w:pPr>
+    </w:lvl>
+    <w:lvl w:ilvl="6" w:tplc="0409000F" w:tentative="1">
+      <w:start w:val="1"/>
+      <w:numFmt w:val="decimal"/>
+      <w:lvlText w:val="%7."/>
+      <w:lvlJc w:val="left"/>
+      <w:pPr>
+        <w:ind w:left="5400" w:hanging="360"/>
+      </w:pPr>
+    </w:lvl>
+    <w:lvl w:ilvl="7" w:tplc="04090019" w:tentative="1">
+      <w:start w:val="1"/>
+      <w:numFmt w:val="lowerLetter"/>
+      <w:lvlText w:val="%8."/>
+      <w:lvlJc w:val="left"/>
+      <w:pPr>
+        <w:ind w:left="6120" w:hanging="360"/>
+      </w:pPr>
+    </w:lvl>
+    <w:lvl w:ilvl="8" w:tplc="0409001B" w:tentative="1">
+      <w:start w:val="1"/>
+      <w:numFmt w:val="lowerRoman"/>
+      <w:lvlText w:val="%9."/>
+      <w:lvlJc w:val="right"/>
+      <w:pPr>
+        <w:ind w:left="6840" w:hanging="180"/>
+      </w:pPr>
+    </w:lvl>
+  </w:abstractNum>
+  <w:abstractNum w:abstractNumId="21" w15:restartNumberingAfterBreak="0">
+    <w:nsid w:val="5C5D25AD"/>
+    <w:multiLevelType w:val="multilevel"/>
+    <w:tmpl w:val="935CCAF8"/>
+    <w:lvl w:ilvl="0">
+      <w:start w:val="1"/>
+      <w:numFmt w:val="decimal"/>
+      <w:lvlText w:val="%1."/>
+      <w:lvlJc w:val="left"/>
+      <w:pPr>
+        <w:tabs>
+          <w:tab w:val="num" w:pos="720"/>
+        </w:tabs>
+        <w:ind w:left="720" w:hanging="360"/>
+      </w:pPr>
+    </w:lvl>
+    <w:lvl w:ilvl="1" w:tentative="1">
+      <w:start w:val="1"/>
+      <w:numFmt w:val="decimal"/>
+      <w:lvlText w:val="%2."/>
+      <w:lvlJc w:val="left"/>
+      <w:pPr>
+        <w:tabs>
+          <w:tab w:val="num" w:pos="1440"/>
+        </w:tabs>
+        <w:ind w:left="1440" w:hanging="360"/>
+      </w:pPr>
+    </w:lvl>
+    <w:lvl w:ilvl="2" w:tentative="1">
+      <w:start w:val="1"/>
+      <w:numFmt w:val="decimal"/>
+      <w:lvlText w:val="%3."/>
+      <w:lvlJc w:val="left"/>
+      <w:pPr>
+        <w:tabs>
+          <w:tab w:val="num" w:pos="2160"/>
+        </w:tabs>
+        <w:ind w:left="2160" w:hanging="360"/>
+      </w:pPr>
+    </w:lvl>
+    <w:lvl w:ilvl="3" w:tentative="1">
+      <w:start w:val="1"/>
+      <w:numFmt w:val="decimal"/>
+      <w:lvlText w:val="%4."/>
+      <w:lvlJc w:val="left"/>
+      <w:pPr>
+        <w:tabs>
+          <w:tab w:val="num" w:pos="2880"/>
+        </w:tabs>
+        <w:ind w:left="2880" w:hanging="360"/>
+      </w:pPr>
+    </w:lvl>
+    <w:lvl w:ilvl="4" w:tentative="1">
+      <w:start w:val="1"/>
+      <w:numFmt w:val="decimal"/>
+      <w:lvlText w:val="%5."/>
+      <w:lvlJc w:val="left"/>
+      <w:pPr>
+        <w:tabs>
+          <w:tab w:val="num" w:pos="3600"/>
+        </w:tabs>
+        <w:ind w:left="3600" w:hanging="360"/>
+      </w:pPr>
+    </w:lvl>
+    <w:lvl w:ilvl="5" w:tentative="1">
+      <w:start w:val="1"/>
+      <w:numFmt w:val="decimal"/>
+      <w:lvlText w:val="%6."/>
+      <w:lvlJc w:val="left"/>
+      <w:pPr>
+        <w:tabs>
+          <w:tab w:val="num" w:pos="4320"/>
+        </w:tabs>
+        <w:ind w:left="4320" w:hanging="360"/>
+      </w:pPr>
+    </w:lvl>
+    <w:lvl w:ilvl="6" w:tentative="1">
+      <w:start w:val="1"/>
+      <w:numFmt w:val="decimal"/>
+      <w:lvlText w:val="%7."/>
+      <w:lvlJc w:val="left"/>
+      <w:pPr>
+        <w:tabs>
+          <w:tab w:val="num" w:pos="5040"/>
+        </w:tabs>
+        <w:ind w:left="5040" w:hanging="360"/>
+      </w:pPr>
+    </w:lvl>
+    <w:lvl w:ilvl="7" w:tentative="1">
+      <w:start w:val="1"/>
+      <w:numFmt w:val="decimal"/>
+      <w:lvlText w:val="%8."/>
+      <w:lvlJc w:val="left"/>
+      <w:pPr>
+        <w:tabs>
+          <w:tab w:val="num" w:pos="5760"/>
+        </w:tabs>
+        <w:ind w:left="5760" w:hanging="360"/>
+      </w:pPr>
+    </w:lvl>
+    <w:lvl w:ilvl="8" w:tentative="1">
+      <w:start w:val="1"/>
+      <w:numFmt w:val="decimal"/>
+      <w:lvlText w:val="%9."/>
+      <w:lvlJc w:val="left"/>
+      <w:pPr>
+        <w:tabs>
+          <w:tab w:val="num" w:pos="6480"/>
+        </w:tabs>
+        <w:ind w:left="6480" w:hanging="360"/>
+      </w:pPr>
+    </w:lvl>
+  </w:abstractNum>
+  <w:abstractNum w:abstractNumId="22" w15:restartNumberingAfterBreak="0">
+    <w:nsid w:val="5F766BCA"/>
+    <w:multiLevelType w:val="multilevel"/>
+    <w:tmpl w:val="935CCAF8"/>
+    <w:lvl w:ilvl="0">
+      <w:start w:val="1"/>
+      <w:numFmt w:val="decimal"/>
+      <w:lvlText w:val="%1."/>
+      <w:lvlJc w:val="left"/>
+      <w:pPr>
+        <w:tabs>
+          <w:tab w:val="num" w:pos="720"/>
+        </w:tabs>
+        <w:ind w:left="720" w:hanging="360"/>
+      </w:pPr>
+    </w:lvl>
+    <w:lvl w:ilvl="1" w:tentative="1">
+      <w:start w:val="1"/>
+      <w:numFmt w:val="decimal"/>
+      <w:lvlText w:val="%2."/>
+      <w:lvlJc w:val="left"/>
+      <w:pPr>
+        <w:tabs>
+          <w:tab w:val="num" w:pos="1440"/>
+        </w:tabs>
+        <w:ind w:left="1440" w:hanging="360"/>
+      </w:pPr>
+    </w:lvl>
+    <w:lvl w:ilvl="2" w:tentative="1">
+      <w:start w:val="1"/>
+      <w:numFmt w:val="decimal"/>
+      <w:lvlText w:val="%3."/>
+      <w:lvlJc w:val="left"/>
+      <w:pPr>
+        <w:tabs>
+          <w:tab w:val="num" w:pos="2160"/>
+        </w:tabs>
+        <w:ind w:left="2160" w:hanging="360"/>
+      </w:pPr>
+    </w:lvl>
+    <w:lvl w:ilvl="3" w:tentative="1">
+      <w:start w:val="1"/>
+      <w:numFmt w:val="decimal"/>
+      <w:lvlText w:val="%4."/>
+      <w:lvlJc w:val="left"/>
+      <w:pPr>
+        <w:tabs>
+          <w:tab w:val="num" w:pos="2880"/>
+        </w:tabs>
+        <w:ind w:left="2880" w:hanging="360"/>
+      </w:pPr>
+    </w:lvl>
+    <w:lvl w:ilvl="4" w:tentative="1">
+      <w:start w:val="1"/>
+      <w:numFmt w:val="decimal"/>
+      <w:lvlText w:val="%5."/>
+      <w:lvlJc w:val="left"/>
+      <w:pPr>
+        <w:tabs>
+          <w:tab w:val="num" w:pos="3600"/>
+        </w:tabs>
+        <w:ind w:left="3600" w:hanging="360"/>
+      </w:pPr>
+    </w:lvl>
+    <w:lvl w:ilvl="5" w:tentative="1">
+      <w:start w:val="1"/>
+      <w:numFmt w:val="decimal"/>
+      <w:lvlText w:val="%6."/>
+      <w:lvlJc w:val="left"/>
+      <w:pPr>
+        <w:tabs>
+          <w:tab w:val="num" w:pos="4320"/>
+        </w:tabs>
+        <w:ind w:left="4320" w:hanging="360"/>
+      </w:pPr>
+    </w:lvl>
+    <w:lvl w:ilvl="6" w:tentative="1">
+      <w:start w:val="1"/>
+      <w:numFmt w:val="decimal"/>
+      <w:lvlText w:val="%7."/>
+      <w:lvlJc w:val="left"/>
+      <w:pPr>
+        <w:tabs>
+          <w:tab w:val="num" w:pos="5040"/>
+        </w:tabs>
+        <w:ind w:left="5040" w:hanging="360"/>
+      </w:pPr>
+    </w:lvl>
+    <w:lvl w:ilvl="7" w:tentative="1">
+      <w:start w:val="1"/>
+      <w:numFmt w:val="decimal"/>
+      <w:lvlText w:val="%8."/>
+      <w:lvlJc w:val="left"/>
+      <w:pPr>
+        <w:tabs>
+          <w:tab w:val="num" w:pos="5760"/>
+        </w:tabs>
+        <w:ind w:left="5760" w:hanging="360"/>
+      </w:pPr>
+    </w:lvl>
+    <w:lvl w:ilvl="8" w:tentative="1">
+      <w:start w:val="1"/>
+      <w:numFmt w:val="decimal"/>
+      <w:lvlText w:val="%9."/>
+      <w:lvlJc w:val="left"/>
+      <w:pPr>
+        <w:tabs>
+          <w:tab w:val="num" w:pos="6480"/>
+        </w:tabs>
+        <w:ind w:left="6480" w:hanging="360"/>
+      </w:pPr>
+    </w:lvl>
+  </w:abstractNum>
+  <w:abstractNum w:abstractNumId="23" w15:restartNumberingAfterBreak="0">
     <w:nsid w:val="5FDB3063"/>
     <w:multiLevelType w:val="hybridMultilevel"/>
     <w:tmpl w:val="3FC843B2"/>
@@ -6123,7 +8888,96 @@
       </w:rPr>
     </w:lvl>
   </w:abstractNum>
-  <w:abstractNum w:abstractNumId="11" w15:restartNumberingAfterBreak="0">
+  <w:abstractNum w:abstractNumId="24" w15:restartNumberingAfterBreak="0">
+    <w:nsid w:val="68CF0914"/>
+    <w:multiLevelType w:val="hybridMultilevel"/>
+    <w:tmpl w:val="4D68E33C"/>
+    <w:lvl w:ilvl="0" w:tplc="0F2C489E">
+      <w:start w:val="1"/>
+      <w:numFmt w:val="decimal"/>
+      <w:lvlText w:val="%1."/>
+      <w:lvlJc w:val="left"/>
+      <w:pPr>
+        <w:ind w:left="1080" w:hanging="360"/>
+      </w:pPr>
+      <w:rPr>
+        <w:rFonts w:hint="default"/>
+      </w:rPr>
+    </w:lvl>
+    <w:lvl w:ilvl="1" w:tplc="04090019" w:tentative="1">
+      <w:start w:val="1"/>
+      <w:numFmt w:val="lowerLetter"/>
+      <w:lvlText w:val="%2."/>
+      <w:lvlJc w:val="left"/>
+      <w:pPr>
+        <w:ind w:left="1800" w:hanging="360"/>
+      </w:pPr>
+    </w:lvl>
+    <w:lvl w:ilvl="2" w:tplc="0409001B" w:tentative="1">
+      <w:start w:val="1"/>
+      <w:numFmt w:val="lowerRoman"/>
+      <w:lvlText w:val="%3."/>
+      <w:lvlJc w:val="right"/>
+      <w:pPr>
+        <w:ind w:left="2520" w:hanging="180"/>
+      </w:pPr>
+    </w:lvl>
+    <w:lvl w:ilvl="3" w:tplc="0409000F" w:tentative="1">
+      <w:start w:val="1"/>
+      <w:numFmt w:val="decimal"/>
+      <w:lvlText w:val="%4."/>
+      <w:lvlJc w:val="left"/>
+      <w:pPr>
+        <w:ind w:left="3240" w:hanging="360"/>
+      </w:pPr>
+    </w:lvl>
+    <w:lvl w:ilvl="4" w:tplc="04090019" w:tentative="1">
+      <w:start w:val="1"/>
+      <w:numFmt w:val="lowerLetter"/>
+      <w:lvlText w:val="%5."/>
+      <w:lvlJc w:val="left"/>
+      <w:pPr>
+        <w:ind w:left="3960" w:hanging="360"/>
+      </w:pPr>
+    </w:lvl>
+    <w:lvl w:ilvl="5" w:tplc="0409001B" w:tentative="1">
+      <w:start w:val="1"/>
+      <w:numFmt w:val="lowerRoman"/>
+      <w:lvlText w:val="%6."/>
+      <w:lvlJc w:val="right"/>
+      <w:pPr>
+        <w:ind w:left="4680" w:hanging="180"/>
+      </w:pPr>
+    </w:lvl>
+    <w:lvl w:ilvl="6" w:tplc="0409000F" w:tentative="1">
+      <w:start w:val="1"/>
+      <w:numFmt w:val="decimal"/>
+      <w:lvlText w:val="%7."/>
+      <w:lvlJc w:val="left"/>
+      <w:pPr>
+        <w:ind w:left="5400" w:hanging="360"/>
+      </w:pPr>
+    </w:lvl>
+    <w:lvl w:ilvl="7" w:tplc="04090019" w:tentative="1">
+      <w:start w:val="1"/>
+      <w:numFmt w:val="lowerLetter"/>
+      <w:lvlText w:val="%8."/>
+      <w:lvlJc w:val="left"/>
+      <w:pPr>
+        <w:ind w:left="6120" w:hanging="360"/>
+      </w:pPr>
+    </w:lvl>
+    <w:lvl w:ilvl="8" w:tplc="0409001B" w:tentative="1">
+      <w:start w:val="1"/>
+      <w:numFmt w:val="lowerRoman"/>
+      <w:lvlText w:val="%9."/>
+      <w:lvlJc w:val="right"/>
+      <w:pPr>
+        <w:ind w:left="6840" w:hanging="180"/>
+      </w:pPr>
+    </w:lvl>
+  </w:abstractNum>
+  <w:abstractNum w:abstractNumId="25" w15:restartNumberingAfterBreak="0">
     <w:nsid w:val="6C5E20AE"/>
     <w:multiLevelType w:val="multilevel"/>
     <w:tmpl w:val="F49496F6"/>
@@ -6272,7 +9126,7 @@
       </w:rPr>
     </w:lvl>
   </w:abstractNum>
-  <w:abstractNum w:abstractNumId="12" w15:restartNumberingAfterBreak="0">
+  <w:abstractNum w:abstractNumId="26" w15:restartNumberingAfterBreak="0">
     <w:nsid w:val="6DE9643C"/>
     <w:multiLevelType w:val="hybridMultilevel"/>
     <w:tmpl w:val="B93A825C"/>
@@ -6361,7 +9215,7 @@
       </w:pPr>
     </w:lvl>
   </w:abstractNum>
-  <w:abstractNum w:abstractNumId="13" w15:restartNumberingAfterBreak="0">
+  <w:abstractNum w:abstractNumId="27" w15:restartNumberingAfterBreak="0">
     <w:nsid w:val="6E9920A7"/>
     <w:multiLevelType w:val="multilevel"/>
     <w:tmpl w:val="C60A10CC"/>
@@ -6474,7 +9328,364 @@
       </w:pPr>
     </w:lvl>
   </w:abstractNum>
-  <w:abstractNum w:abstractNumId="14" w15:restartNumberingAfterBreak="0">
+  <w:abstractNum w:abstractNumId="28" w15:restartNumberingAfterBreak="0">
+    <w:nsid w:val="6F2A5E4E"/>
+    <w:multiLevelType w:val="hybridMultilevel"/>
+    <w:tmpl w:val="1FF8CF8E"/>
+    <w:lvl w:ilvl="0" w:tplc="B0068336">
+      <w:start w:val="1"/>
+      <w:numFmt w:val="decimal"/>
+      <w:lvlText w:val="%1."/>
+      <w:lvlJc w:val="left"/>
+      <w:pPr>
+        <w:ind w:left="720" w:hanging="360"/>
+      </w:pPr>
+      <w:rPr>
+        <w:rFonts w:hint="default"/>
+        <w:b/>
+      </w:rPr>
+    </w:lvl>
+    <w:lvl w:ilvl="1" w:tplc="04090019" w:tentative="1">
+      <w:start w:val="1"/>
+      <w:numFmt w:val="lowerLetter"/>
+      <w:lvlText w:val="%2."/>
+      <w:lvlJc w:val="left"/>
+      <w:pPr>
+        <w:ind w:left="1440" w:hanging="360"/>
+      </w:pPr>
+    </w:lvl>
+    <w:lvl w:ilvl="2" w:tplc="0409001B" w:tentative="1">
+      <w:start w:val="1"/>
+      <w:numFmt w:val="lowerRoman"/>
+      <w:lvlText w:val="%3."/>
+      <w:lvlJc w:val="right"/>
+      <w:pPr>
+        <w:ind w:left="2160" w:hanging="180"/>
+      </w:pPr>
+    </w:lvl>
+    <w:lvl w:ilvl="3" w:tplc="0409000F" w:tentative="1">
+      <w:start w:val="1"/>
+      <w:numFmt w:val="decimal"/>
+      <w:lvlText w:val="%4."/>
+      <w:lvlJc w:val="left"/>
+      <w:pPr>
+        <w:ind w:left="2880" w:hanging="360"/>
+      </w:pPr>
+    </w:lvl>
+    <w:lvl w:ilvl="4" w:tplc="04090019" w:tentative="1">
+      <w:start w:val="1"/>
+      <w:numFmt w:val="lowerLetter"/>
+      <w:lvlText w:val="%5."/>
+      <w:lvlJc w:val="left"/>
+      <w:pPr>
+        <w:ind w:left="3600" w:hanging="360"/>
+      </w:pPr>
+    </w:lvl>
+    <w:lvl w:ilvl="5" w:tplc="0409001B" w:tentative="1">
+      <w:start w:val="1"/>
+      <w:numFmt w:val="lowerRoman"/>
+      <w:lvlText w:val="%6."/>
+      <w:lvlJc w:val="right"/>
+      <w:pPr>
+        <w:ind w:left="4320" w:hanging="180"/>
+      </w:pPr>
+    </w:lvl>
+    <w:lvl w:ilvl="6" w:tplc="0409000F" w:tentative="1">
+      <w:start w:val="1"/>
+      <w:numFmt w:val="decimal"/>
+      <w:lvlText w:val="%7."/>
+      <w:lvlJc w:val="left"/>
+      <w:pPr>
+        <w:ind w:left="5040" w:hanging="360"/>
+      </w:pPr>
+    </w:lvl>
+    <w:lvl w:ilvl="7" w:tplc="04090019" w:tentative="1">
+      <w:start w:val="1"/>
+      <w:numFmt w:val="lowerLetter"/>
+      <w:lvlText w:val="%8."/>
+      <w:lvlJc w:val="left"/>
+      <w:pPr>
+        <w:ind w:left="5760" w:hanging="360"/>
+      </w:pPr>
+    </w:lvl>
+    <w:lvl w:ilvl="8" w:tplc="0409001B" w:tentative="1">
+      <w:start w:val="1"/>
+      <w:numFmt w:val="lowerRoman"/>
+      <w:lvlText w:val="%9."/>
+      <w:lvlJc w:val="right"/>
+      <w:pPr>
+        <w:ind w:left="6480" w:hanging="180"/>
+      </w:pPr>
+    </w:lvl>
+  </w:abstractNum>
+  <w:abstractNum w:abstractNumId="29" w15:restartNumberingAfterBreak="0">
+    <w:nsid w:val="75767C60"/>
+    <w:multiLevelType w:val="hybridMultilevel"/>
+    <w:tmpl w:val="9A620D84"/>
+    <w:lvl w:ilvl="0" w:tplc="AB74ECB0">
+      <w:start w:val="1"/>
+      <w:numFmt w:val="decimal"/>
+      <w:lvlText w:val="%1."/>
+      <w:lvlJc w:val="left"/>
+      <w:pPr>
+        <w:ind w:left="1080" w:hanging="360"/>
+      </w:pPr>
+      <w:rPr>
+        <w:rFonts w:hint="default"/>
+      </w:rPr>
+    </w:lvl>
+    <w:lvl w:ilvl="1" w:tplc="04090019">
+      <w:start w:val="1"/>
+      <w:numFmt w:val="lowerLetter"/>
+      <w:lvlText w:val="%2."/>
+      <w:lvlJc w:val="left"/>
+      <w:pPr>
+        <w:ind w:left="1800" w:hanging="360"/>
+      </w:pPr>
+    </w:lvl>
+    <w:lvl w:ilvl="2" w:tplc="0409001B" w:tentative="1">
+      <w:start w:val="1"/>
+      <w:numFmt w:val="lowerRoman"/>
+      <w:lvlText w:val="%3."/>
+      <w:lvlJc w:val="right"/>
+      <w:pPr>
+        <w:ind w:left="2520" w:hanging="180"/>
+      </w:pPr>
+    </w:lvl>
+    <w:lvl w:ilvl="3" w:tplc="0409000F" w:tentative="1">
+      <w:start w:val="1"/>
+      <w:numFmt w:val="decimal"/>
+      <w:lvlText w:val="%4."/>
+      <w:lvlJc w:val="left"/>
+      <w:pPr>
+        <w:ind w:left="3240" w:hanging="360"/>
+      </w:pPr>
+    </w:lvl>
+    <w:lvl w:ilvl="4" w:tplc="04090019" w:tentative="1">
+      <w:start w:val="1"/>
+      <w:numFmt w:val="lowerLetter"/>
+      <w:lvlText w:val="%5."/>
+      <w:lvlJc w:val="left"/>
+      <w:pPr>
+        <w:ind w:left="3960" w:hanging="360"/>
+      </w:pPr>
+    </w:lvl>
+    <w:lvl w:ilvl="5" w:tplc="0409001B" w:tentative="1">
+      <w:start w:val="1"/>
+      <w:numFmt w:val="lowerRoman"/>
+      <w:lvlText w:val="%6."/>
+      <w:lvlJc w:val="right"/>
+      <w:pPr>
+        <w:ind w:left="4680" w:hanging="180"/>
+      </w:pPr>
+    </w:lvl>
+    <w:lvl w:ilvl="6" w:tplc="0409000F" w:tentative="1">
+      <w:start w:val="1"/>
+      <w:numFmt w:val="decimal"/>
+      <w:lvlText w:val="%7."/>
+      <w:lvlJc w:val="left"/>
+      <w:pPr>
+        <w:ind w:left="5400" w:hanging="360"/>
+      </w:pPr>
+    </w:lvl>
+    <w:lvl w:ilvl="7" w:tplc="04090019" w:tentative="1">
+      <w:start w:val="1"/>
+      <w:numFmt w:val="lowerLetter"/>
+      <w:lvlText w:val="%8."/>
+      <w:lvlJc w:val="left"/>
+      <w:pPr>
+        <w:ind w:left="6120" w:hanging="360"/>
+      </w:pPr>
+    </w:lvl>
+    <w:lvl w:ilvl="8" w:tplc="0409001B" w:tentative="1">
+      <w:start w:val="1"/>
+      <w:numFmt w:val="lowerRoman"/>
+      <w:lvlText w:val="%9."/>
+      <w:lvlJc w:val="right"/>
+      <w:pPr>
+        <w:ind w:left="6840" w:hanging="180"/>
+      </w:pPr>
+    </w:lvl>
+  </w:abstractNum>
+  <w:abstractNum w:abstractNumId="30" w15:restartNumberingAfterBreak="0">
+    <w:nsid w:val="7A252BD2"/>
+    <w:multiLevelType w:val="hybridMultilevel"/>
+    <w:tmpl w:val="0552536E"/>
+    <w:lvl w:ilvl="0" w:tplc="0409000F">
+      <w:start w:val="1"/>
+      <w:numFmt w:val="decimal"/>
+      <w:lvlText w:val="%1."/>
+      <w:lvlJc w:val="left"/>
+      <w:pPr>
+        <w:ind w:left="720" w:hanging="360"/>
+      </w:pPr>
+      <w:rPr>
+        <w:rFonts w:hint="default"/>
+      </w:rPr>
+    </w:lvl>
+    <w:lvl w:ilvl="1" w:tplc="04090019" w:tentative="1">
+      <w:start w:val="1"/>
+      <w:numFmt w:val="lowerLetter"/>
+      <w:lvlText w:val="%2."/>
+      <w:lvlJc w:val="left"/>
+      <w:pPr>
+        <w:ind w:left="1440" w:hanging="360"/>
+      </w:pPr>
+    </w:lvl>
+    <w:lvl w:ilvl="2" w:tplc="0409001B" w:tentative="1">
+      <w:start w:val="1"/>
+      <w:numFmt w:val="lowerRoman"/>
+      <w:lvlText w:val="%3."/>
+      <w:lvlJc w:val="right"/>
+      <w:pPr>
+        <w:ind w:left="2160" w:hanging="180"/>
+      </w:pPr>
+    </w:lvl>
+    <w:lvl w:ilvl="3" w:tplc="0409000F" w:tentative="1">
+      <w:start w:val="1"/>
+      <w:numFmt w:val="decimal"/>
+      <w:lvlText w:val="%4."/>
+      <w:lvlJc w:val="left"/>
+      <w:pPr>
+        <w:ind w:left="2880" w:hanging="360"/>
+      </w:pPr>
+    </w:lvl>
+    <w:lvl w:ilvl="4" w:tplc="04090019" w:tentative="1">
+      <w:start w:val="1"/>
+      <w:numFmt w:val="lowerLetter"/>
+      <w:lvlText w:val="%5."/>
+      <w:lvlJc w:val="left"/>
+      <w:pPr>
+        <w:ind w:left="3600" w:hanging="360"/>
+      </w:pPr>
+    </w:lvl>
+    <w:lvl w:ilvl="5" w:tplc="0409001B" w:tentative="1">
+      <w:start w:val="1"/>
+      <w:numFmt w:val="lowerRoman"/>
+      <w:lvlText w:val="%6."/>
+      <w:lvlJc w:val="right"/>
+      <w:pPr>
+        <w:ind w:left="4320" w:hanging="180"/>
+      </w:pPr>
+    </w:lvl>
+    <w:lvl w:ilvl="6" w:tplc="0409000F" w:tentative="1">
+      <w:start w:val="1"/>
+      <w:numFmt w:val="decimal"/>
+      <w:lvlText w:val="%7."/>
+      <w:lvlJc w:val="left"/>
+      <w:pPr>
+        <w:ind w:left="5040" w:hanging="360"/>
+      </w:pPr>
+    </w:lvl>
+    <w:lvl w:ilvl="7" w:tplc="04090019" w:tentative="1">
+      <w:start w:val="1"/>
+      <w:numFmt w:val="lowerLetter"/>
+      <w:lvlText w:val="%8."/>
+      <w:lvlJc w:val="left"/>
+      <w:pPr>
+        <w:ind w:left="5760" w:hanging="360"/>
+      </w:pPr>
+    </w:lvl>
+    <w:lvl w:ilvl="8" w:tplc="0409001B" w:tentative="1">
+      <w:start w:val="1"/>
+      <w:numFmt w:val="lowerRoman"/>
+      <w:lvlText w:val="%9."/>
+      <w:lvlJc w:val="right"/>
+      <w:pPr>
+        <w:ind w:left="6480" w:hanging="180"/>
+      </w:pPr>
+    </w:lvl>
+  </w:abstractNum>
+  <w:abstractNum w:abstractNumId="31" w15:restartNumberingAfterBreak="0">
+    <w:nsid w:val="7D5A3867"/>
+    <w:multiLevelType w:val="hybridMultilevel"/>
+    <w:tmpl w:val="F29AC42E"/>
+    <w:lvl w:ilvl="0" w:tplc="202C9BD0">
+      <w:start w:val="1"/>
+      <w:numFmt w:val="decimal"/>
+      <w:lvlText w:val="%1."/>
+      <w:lvlJc w:val="left"/>
+      <w:pPr>
+        <w:ind w:left="1080" w:hanging="360"/>
+      </w:pPr>
+      <w:rPr>
+        <w:rFonts w:hint="default"/>
+      </w:rPr>
+    </w:lvl>
+    <w:lvl w:ilvl="1" w:tplc="04090019">
+      <w:start w:val="1"/>
+      <w:numFmt w:val="lowerLetter"/>
+      <w:lvlText w:val="%2."/>
+      <w:lvlJc w:val="left"/>
+      <w:pPr>
+        <w:ind w:left="1800" w:hanging="360"/>
+      </w:pPr>
+    </w:lvl>
+    <w:lvl w:ilvl="2" w:tplc="0409001B" w:tentative="1">
+      <w:start w:val="1"/>
+      <w:numFmt w:val="lowerRoman"/>
+      <w:lvlText w:val="%3."/>
+      <w:lvlJc w:val="right"/>
+      <w:pPr>
+        <w:ind w:left="2520" w:hanging="180"/>
+      </w:pPr>
+    </w:lvl>
+    <w:lvl w:ilvl="3" w:tplc="0409000F" w:tentative="1">
+      <w:start w:val="1"/>
+      <w:numFmt w:val="decimal"/>
+      <w:lvlText w:val="%4."/>
+      <w:lvlJc w:val="left"/>
+      <w:pPr>
+        <w:ind w:left="3240" w:hanging="360"/>
+      </w:pPr>
+    </w:lvl>
+    <w:lvl w:ilvl="4" w:tplc="04090019" w:tentative="1">
+      <w:start w:val="1"/>
+      <w:numFmt w:val="lowerLetter"/>
+      <w:lvlText w:val="%5."/>
+      <w:lvlJc w:val="left"/>
+      <w:pPr>
+        <w:ind w:left="3960" w:hanging="360"/>
+      </w:pPr>
+    </w:lvl>
+    <w:lvl w:ilvl="5" w:tplc="0409001B" w:tentative="1">
+      <w:start w:val="1"/>
+      <w:numFmt w:val="lowerRoman"/>
+      <w:lvlText w:val="%6."/>
+      <w:lvlJc w:val="right"/>
+      <w:pPr>
+        <w:ind w:left="4680" w:hanging="180"/>
+      </w:pPr>
+    </w:lvl>
+    <w:lvl w:ilvl="6" w:tplc="0409000F" w:tentative="1">
+      <w:start w:val="1"/>
+      <w:numFmt w:val="decimal"/>
+      <w:lvlText w:val="%7."/>
+      <w:lvlJc w:val="left"/>
+      <w:pPr>
+        <w:ind w:left="5400" w:hanging="360"/>
+      </w:pPr>
+    </w:lvl>
+    <w:lvl w:ilvl="7" w:tplc="04090019" w:tentative="1">
+      <w:start w:val="1"/>
+      <w:numFmt w:val="lowerLetter"/>
+      <w:lvlText w:val="%8."/>
+      <w:lvlJc w:val="left"/>
+      <w:pPr>
+        <w:ind w:left="6120" w:hanging="360"/>
+      </w:pPr>
+    </w:lvl>
+    <w:lvl w:ilvl="8" w:tplc="0409001B" w:tentative="1">
+      <w:start w:val="1"/>
+      <w:numFmt w:val="lowerRoman"/>
+      <w:lvlText w:val="%9."/>
+      <w:lvlJc w:val="right"/>
+      <w:pPr>
+        <w:ind w:left="6840" w:hanging="180"/>
+      </w:pPr>
+    </w:lvl>
+  </w:abstractNum>
+  <w:abstractNum w:abstractNumId="32" w15:restartNumberingAfterBreak="0">
     <w:nsid w:val="7EE60F30"/>
     <w:multiLevelType w:val="multilevel"/>
     <w:tmpl w:val="88CECE36"/>
@@ -6588,49 +9799,103 @@
     </w:lvl>
   </w:abstractNum>
   <w:num w:numId="1" w16cid:durableId="1181893767">
-    <w:abstractNumId w:val="9"/>
+    <w:abstractNumId w:val="18"/>
   </w:num>
   <w:num w:numId="2" w16cid:durableId="931888698">
-    <w:abstractNumId w:val="14"/>
+    <w:abstractNumId w:val="32"/>
   </w:num>
   <w:num w:numId="3" w16cid:durableId="1630353596">
-    <w:abstractNumId w:val="13"/>
+    <w:abstractNumId w:val="27"/>
   </w:num>
   <w:num w:numId="4" w16cid:durableId="866483790">
-    <w:abstractNumId w:val="2"/>
+    <w:abstractNumId w:val="3"/>
   </w:num>
   <w:num w:numId="5" w16cid:durableId="1532645798">
     <w:abstractNumId w:val="0"/>
   </w:num>
   <w:num w:numId="6" w16cid:durableId="2060156409">
-    <w:abstractNumId w:val="7"/>
+    <w:abstractNumId w:val="14"/>
   </w:num>
   <w:num w:numId="7" w16cid:durableId="2066566432">
-    <w:abstractNumId w:val="5"/>
+    <w:abstractNumId w:val="9"/>
   </w:num>
   <w:num w:numId="8" w16cid:durableId="564141335">
-    <w:abstractNumId w:val="8"/>
+    <w:abstractNumId w:val="17"/>
   </w:num>
   <w:num w:numId="9" w16cid:durableId="1316643807">
+    <w:abstractNumId w:val="26"/>
+  </w:num>
+  <w:num w:numId="10" w16cid:durableId="672955712">
+    <w:abstractNumId w:val="6"/>
+  </w:num>
+  <w:num w:numId="11" w16cid:durableId="2005009782">
     <w:abstractNumId w:val="12"/>
   </w:num>
-  <w:num w:numId="10" w16cid:durableId="672955712">
-    <w:abstractNumId w:val="4"/>
-  </w:num>
-  <w:num w:numId="11" w16cid:durableId="2005009782">
-    <w:abstractNumId w:val="6"/>
-  </w:num>
   <w:num w:numId="12" w16cid:durableId="1381713638">
-    <w:abstractNumId w:val="10"/>
+    <w:abstractNumId w:val="23"/>
   </w:num>
   <w:num w:numId="13" w16cid:durableId="1671105929">
-    <w:abstractNumId w:val="11"/>
+    <w:abstractNumId w:val="25"/>
   </w:num>
   <w:num w:numId="14" w16cid:durableId="1319845358">
     <w:abstractNumId w:val="1"/>
   </w:num>
   <w:num w:numId="15" w16cid:durableId="98566436">
-    <w:abstractNumId w:val="3"/>
+    <w:abstractNumId w:val="5"/>
+  </w:num>
+  <w:num w:numId="16" w16cid:durableId="917904029">
+    <w:abstractNumId w:val="4"/>
+  </w:num>
+  <w:num w:numId="17" w16cid:durableId="1839036862">
+    <w:abstractNumId w:val="11"/>
+  </w:num>
+  <w:num w:numId="18" w16cid:durableId="539392735">
+    <w:abstractNumId w:val="31"/>
+  </w:num>
+  <w:num w:numId="19" w16cid:durableId="429351326">
+    <w:abstractNumId w:val="20"/>
+  </w:num>
+  <w:num w:numId="20" w16cid:durableId="1743521311">
+    <w:abstractNumId w:val="10"/>
+  </w:num>
+  <w:num w:numId="21" w16cid:durableId="1953709026">
+    <w:abstractNumId w:val="24"/>
+  </w:num>
+  <w:num w:numId="22" w16cid:durableId="1215314479">
+    <w:abstractNumId w:val="29"/>
+  </w:num>
+  <w:num w:numId="23" w16cid:durableId="525564960">
+    <w:abstractNumId w:val="7"/>
+  </w:num>
+  <w:num w:numId="24" w16cid:durableId="835877959">
+    <w:abstractNumId w:val="30"/>
+  </w:num>
+  <w:num w:numId="25" w16cid:durableId="1931119">
+    <w:abstractNumId w:val="8"/>
+  </w:num>
+  <w:num w:numId="26" w16cid:durableId="1680815990">
+    <w:abstractNumId w:val="28"/>
+  </w:num>
+  <w:num w:numId="27" w16cid:durableId="951321136">
+    <w:abstractNumId w:val="13"/>
+  </w:num>
+  <w:num w:numId="28" w16cid:durableId="1014772213">
+    <w:abstractNumId w:val="15"/>
+  </w:num>
+  <w:num w:numId="29" w16cid:durableId="667756575">
+    <w:abstractNumId w:val="19"/>
+  </w:num>
+  <w:num w:numId="30" w16cid:durableId="626468742">
+    <w:abstractNumId w:val="2"/>
+  </w:num>
+  <w:num w:numId="31" w16cid:durableId="341206897">
+    <w:abstractNumId w:val="21"/>
+  </w:num>
+  <w:num w:numId="32" w16cid:durableId="1907033206">
+    <w:abstractNumId w:val="16"/>
+  </w:num>
+  <w:num w:numId="33" w16cid:durableId="1625577568">
+    <w:abstractNumId w:val="22"/>
   </w:num>
 </w:numbering>
 </file>
@@ -7625,6 +10890,23 @@
       </w:tblBorders>
     </w:tblPr>
   </w:style>
+  <w:style w:type="paragraph" w:styleId="NormalWeb">
+    <w:name w:val="Normal (Web)"/>
+    <w:basedOn w:val="Normal"/>
+    <w:uiPriority w:val="99"/>
+    <w:unhideWhenUsed/>
+    <w:rsid w:val="00880193"/>
+    <w:pPr>
+      <w:spacing w:before="100" w:beforeAutospacing="1" w:after="100" w:afterAutospacing="1" w:line="240" w:lineRule="auto"/>
+    </w:pPr>
+    <w:rPr>
+      <w:rFonts w:ascii="Times New Roman" w:eastAsia="Times New Roman" w:hAnsi="Times New Roman" w:cs="Times New Roman"/>
+      <w:kern w:val="0"/>
+      <w:sz w:val="24"/>
+      <w:szCs w:val="24"/>
+      <w14:ligatures w14:val="none"/>
+    </w:rPr>
+  </w:style>
 </w:styles>
 </file>
 
